--- a/论文/xyx聊城大学毕业论文.docx
+++ b/论文/xyx聊城大学毕业论文.docx
@@ -181,7 +181,7 @@
         <w:snapToGrid w:val="0"/>
         <w:ind w:rightChars="1172" w:right="2813" w:firstLine="720"/>
         <w:rPr>
-          <w:rFonts w:eastAsia="黑体"/>
+          <w:rFonts w:eastAsia="SimHei"/>
           <w:sz w:val="36"/>
         </w:rPr>
       </w:pPr>
@@ -196,7 +196,7 @@
         <w:ind w:firstLine="1153"/>
         <w:jc w:val="center"/>
         <w:rPr>
-          <w:rFonts w:ascii="华文新魏" w:eastAsia="黑体" w:hAnsi="宋体"/>
+          <w:rFonts w:ascii="华文新魏" w:eastAsia="SimHei" w:hAnsi="宋体"/>
           <w:b/>
           <w:w w:val="80"/>
           <w:sz w:val="72"/>
@@ -210,7 +210,7 @@
       </w:pPr>
       <w:r>
         <w:rPr>
-          <w:rFonts w:ascii="华文新魏" w:eastAsia="黑体" w:hAnsi="宋体" w:hint="eastAsia"/>
+          <w:rFonts w:ascii="华文新魏" w:eastAsia="SimHei" w:hAnsi="宋体" w:hint="eastAsia"/>
           <w:b/>
           <w:w w:val="80"/>
           <w:sz w:val="72"/>
@@ -225,7 +225,7 @@
       </w:r>
       <w:r>
         <w:rPr>
-          <w:rFonts w:ascii="华文新魏" w:eastAsia="黑体" w:hAnsi="宋体" w:hint="eastAsia"/>
+          <w:rFonts w:ascii="华文新魏" w:eastAsia="SimHei" w:hAnsi="宋体" w:hint="eastAsia"/>
           <w:b/>
           <w:w w:val="80"/>
           <w:sz w:val="72"/>
@@ -240,7 +240,7 @@
       </w:r>
       <w:r>
         <w:rPr>
-          <w:rFonts w:ascii="华文新魏" w:eastAsia="黑体" w:hAnsi="宋体" w:hint="eastAsia"/>
+          <w:rFonts w:ascii="华文新魏" w:eastAsia="SimHei" w:hAnsi="宋体" w:hint="eastAsia"/>
           <w:b/>
           <w:w w:val="80"/>
           <w:sz w:val="72"/>
@@ -255,7 +255,7 @@
       </w:r>
       <w:r>
         <w:rPr>
-          <w:rFonts w:ascii="华文新魏" w:eastAsia="黑体" w:hAnsi="宋体" w:hint="eastAsia"/>
+          <w:rFonts w:ascii="华文新魏" w:eastAsia="SimHei" w:hAnsi="宋体" w:hint="eastAsia"/>
           <w:b/>
           <w:w w:val="80"/>
           <w:sz w:val="72"/>
@@ -270,7 +270,7 @@
       </w:r>
       <w:r>
         <w:rPr>
-          <w:rFonts w:ascii="华文新魏" w:eastAsia="黑体" w:hAnsi="宋体" w:hint="eastAsia"/>
+          <w:rFonts w:ascii="华文新魏" w:eastAsia="SimHei" w:hAnsi="宋体" w:hint="eastAsia"/>
           <w:b/>
           <w:w w:val="80"/>
           <w:sz w:val="72"/>
@@ -285,7 +285,7 @@
       </w:r>
       <w:r>
         <w:rPr>
-          <w:rFonts w:ascii="华文新魏" w:eastAsia="黑体" w:hAnsi="宋体" w:hint="eastAsia"/>
+          <w:rFonts w:ascii="华文新魏" w:eastAsia="SimHei" w:hAnsi="宋体" w:hint="eastAsia"/>
           <w:b/>
           <w:w w:val="80"/>
           <w:sz w:val="72"/>
@@ -300,7 +300,7 @@
       </w:r>
       <w:r>
         <w:rPr>
-          <w:rFonts w:ascii="华文新魏" w:eastAsia="黑体" w:hAnsi="宋体" w:hint="eastAsia"/>
+          <w:rFonts w:ascii="华文新魏" w:eastAsia="SimHei" w:hAnsi="宋体" w:hint="eastAsia"/>
           <w:b/>
           <w:w w:val="80"/>
           <w:sz w:val="72"/>
@@ -315,7 +315,7 @@
       </w:r>
       <w:r>
         <w:rPr>
-          <w:rFonts w:ascii="华文新魏" w:eastAsia="黑体" w:hAnsi="宋体" w:hint="eastAsia"/>
+          <w:rFonts w:ascii="华文新魏" w:eastAsia="SimHei" w:hAnsi="宋体" w:hint="eastAsia"/>
           <w:b/>
           <w:w w:val="80"/>
           <w:sz w:val="72"/>
@@ -330,7 +330,7 @@
       </w:r>
       <w:r>
         <w:rPr>
-          <w:rFonts w:ascii="华文新魏" w:eastAsia="黑体" w:hAnsi="宋体" w:hint="eastAsia"/>
+          <w:rFonts w:ascii="华文新魏" w:eastAsia="SimHei" w:hAnsi="宋体" w:hint="eastAsia"/>
           <w:b/>
           <w:w w:val="80"/>
           <w:sz w:val="72"/>
@@ -345,7 +345,7 @@
       </w:r>
       <w:r>
         <w:rPr>
-          <w:rFonts w:ascii="华文新魏" w:eastAsia="黑体" w:hAnsi="宋体" w:hint="eastAsia"/>
+          <w:rFonts w:ascii="华文新魏" w:eastAsia="SimHei" w:hAnsi="宋体" w:hint="eastAsia"/>
           <w:b/>
           <w:w w:val="80"/>
           <w:sz w:val="72"/>
@@ -360,7 +360,7 @@
       </w:r>
       <w:r>
         <w:rPr>
-          <w:rFonts w:ascii="华文新魏" w:eastAsia="黑体" w:hAnsi="宋体" w:hint="eastAsia"/>
+          <w:rFonts w:ascii="华文新魏" w:eastAsia="SimHei" w:hAnsi="宋体" w:hint="eastAsia"/>
           <w:b/>
           <w:w w:val="80"/>
           <w:sz w:val="72"/>
@@ -685,7 +685,6 @@
         </w:rPr>
         <w:t xml:space="preserve">         </w:t>
       </w:r>
-      <w:proofErr w:type="gramStart"/>
       <w:r>
         <w:rPr>
           <w:rFonts w:hint="eastAsia"/>
@@ -694,7 +693,6 @@
         </w:rPr>
         <w:t>许友兴</w:t>
       </w:r>
-      <w:proofErr w:type="gramEnd"/>
       <w:r>
         <w:rPr>
           <w:rFonts w:hint="eastAsia"/>
@@ -1075,27 +1073,7 @@
           <w:sz w:val="32"/>
           <w:szCs w:val="32"/>
         </w:rPr>
-        <w:t>本人郑重声明：所提交的学位论文是本人在导师指导下，独立进行研究取得的成果。除文中已经引用的内容外，论文中不包含其他人已经发表或撰写过的研究成果，也不包含为获得聊城大学或其他教育机构的学位证书而使用过的材料。对本文的研究</w:t>
-      </w:r>
-      <w:proofErr w:type="gramStart"/>
-      <w:r>
-        <w:rPr>
-          <w:rFonts w:ascii="华文楷体" w:eastAsia="华文楷体" w:hAnsi="华文楷体" w:hint="eastAsia"/>
-          <w:color w:val="000000"/>
-          <w:sz w:val="32"/>
-          <w:szCs w:val="32"/>
-        </w:rPr>
-        <w:t>作出</w:t>
-      </w:r>
-      <w:proofErr w:type="gramEnd"/>
-      <w:r>
-        <w:rPr>
-          <w:rFonts w:ascii="华文楷体" w:eastAsia="华文楷体" w:hAnsi="华文楷体" w:hint="eastAsia"/>
-          <w:color w:val="000000"/>
-          <w:sz w:val="32"/>
-          <w:szCs w:val="32"/>
-        </w:rPr>
-        <w:t>重要贡献的个人和集体，均在文中以明确的方式表明。本人承担本声明的相应责任。</w:t>
+        <w:t>本人郑重声明：所提交的学位论文是本人在导师指导下，独立进行研究取得的成果。除文中已经引用的内容外，论文中不包含其他人已经发表或撰写过的研究成果，也不包含为获得聊城大学或其他教育机构的学位证书而使用过的材料。对本文的研究作出重要贡献的个人和集体，均在文中以明确的方式表明。本人承担本声明的相应责任。</w:t>
       </w:r>
     </w:p>
     <w:p>
@@ -1368,12 +1346,10 @@
     </w:p>
     <w:p>
       <w:pPr>
-        <w:ind w:firstLine="480"/>
-      </w:pPr>
-    </w:p>
-    <w:p>
-      <w:pPr>
         <w:ind w:firstLineChars="0" w:firstLine="0"/>
+        <w:rPr>
+          <w:rFonts w:hint="eastAsia"/>
+        </w:rPr>
         <w:sectPr>
           <w:headerReference w:type="even" r:id="rId10"/>
           <w:headerReference w:type="default" r:id="rId11"/>
@@ -1837,7 +1813,7 @@
             <w:ind w:firstLine="480"/>
             <w:jc w:val="center"/>
             <w:rPr>
-              <w:rFonts w:ascii="黑体" w:eastAsia="黑体" w:hAnsi="黑体"/>
+              <w:rFonts w:ascii="SimHei" w:eastAsia="SimHei" w:hAnsi="SimHei"/>
               <w:color w:val="000000" w:themeColor="text1"/>
               <w:sz w:val="36"/>
               <w:szCs w:val="36"/>
@@ -1845,7 +1821,7 @@
           </w:pPr>
           <w:r>
             <w:rPr>
-              <w:rFonts w:ascii="黑体" w:eastAsia="黑体" w:hAnsi="黑体"/>
+              <w:rFonts w:ascii="SimHei" w:eastAsia="SimHei" w:hAnsi="SimHei"/>
               <w:color w:val="000000" w:themeColor="text1"/>
               <w:sz w:val="36"/>
               <w:szCs w:val="36"/>
@@ -1953,7 +1929,7 @@
         <w:p>
           <w:pPr>
             <w:pStyle w:val="TOC1"/>
-            <w:ind w:firstLine="217"/>
+            <w:ind w:firstLine="216"/>
             <w:rPr>
               <w:rFonts w:asciiTheme="minorHAnsi" w:eastAsiaTheme="minorEastAsia" w:hAnsiTheme="minorHAnsi" w:cstheme="minorBidi"/>
               <w:b/>
@@ -2040,7 +2016,7 @@
         <w:p>
           <w:pPr>
             <w:pStyle w:val="TOC1"/>
-            <w:ind w:firstLine="217"/>
+            <w:ind w:firstLine="216"/>
             <w:rPr>
               <w:rFonts w:asciiTheme="minorHAnsi" w:eastAsiaTheme="minorEastAsia" w:hAnsiTheme="minorHAnsi" w:cstheme="minorBidi"/>
               <w:b/>
@@ -2625,6 +2601,30 @@
         <w:t>研究背景</w:t>
       </w:r>
       <w:bookmarkEnd w:id="5"/>
+    </w:p>
+    <w:p>
+      <w:pPr>
+        <w:pStyle w:val="a1"/>
+        <w:spacing w:before="163" w:after="163"/>
+      </w:pPr>
+      <w:r>
+        <w:rPr>
+          <w:rFonts w:hint="eastAsia"/>
+        </w:rPr>
+        <w:t>校园网络内容安全面临的严峻挑战</w:t>
+      </w:r>
+    </w:p>
+    <w:p>
+      <w:pPr>
+        <w:pStyle w:val="a1"/>
+        <w:spacing w:before="163" w:after="163"/>
+        <w:rPr>
+          <w:color w:val="3B3B3B"/>
+        </w:rPr>
+      </w:pPr>
+      <w:r>
+        <w:t>现有图像审核技术的瓶颈分析</w:t>
+      </w:r>
     </w:p>
     <w:p>
       <w:pPr>
@@ -3666,7 +3666,7 @@
       <w:outlineLvl w:val="0"/>
     </w:pPr>
     <w:rPr>
-      <w:rFonts w:asciiTheme="majorHAnsi" w:eastAsia="黑体" w:hAnsiTheme="majorHAnsi" w:cstheme="majorBidi"/>
+      <w:rFonts w:asciiTheme="majorHAnsi" w:eastAsia="SimHei" w:hAnsiTheme="majorHAnsi" w:cstheme="majorBidi"/>
       <w:color w:val="000000" w:themeColor="text1"/>
       <w:sz w:val="36"/>
       <w:szCs w:val="48"/>
@@ -3689,7 +3689,7 @@
       <w:outlineLvl w:val="1"/>
     </w:pPr>
     <w:rPr>
-      <w:rFonts w:asciiTheme="majorHAnsi" w:eastAsia="黑体" w:hAnsiTheme="majorHAnsi" w:cstheme="majorBidi"/>
+      <w:rFonts w:asciiTheme="majorHAnsi" w:eastAsia="SimHei" w:hAnsiTheme="majorHAnsi" w:cstheme="majorBidi"/>
       <w:color w:val="000000" w:themeColor="text1"/>
       <w:sz w:val="32"/>
       <w:szCs w:val="40"/>
@@ -3883,7 +3883,7 @@
     <w:uiPriority w:val="9"/>
     <w:rsid w:val="002143A0"/>
     <w:rPr>
-      <w:rFonts w:asciiTheme="majorHAnsi" w:eastAsia="黑体" w:hAnsiTheme="majorHAnsi" w:cstheme="majorBidi"/>
+      <w:rFonts w:asciiTheme="majorHAnsi" w:eastAsia="SimHei" w:hAnsiTheme="majorHAnsi" w:cstheme="majorBidi"/>
       <w:color w:val="000000" w:themeColor="text1"/>
       <w:sz w:val="36"/>
       <w:szCs w:val="48"/>
@@ -3898,7 +3898,7 @@
     <w:semiHidden/>
     <w:rsid w:val="0017672D"/>
     <w:rPr>
-      <w:rFonts w:asciiTheme="majorHAnsi" w:eastAsia="黑体" w:hAnsiTheme="majorHAnsi" w:cstheme="majorBidi"/>
+      <w:rFonts w:asciiTheme="majorHAnsi" w:eastAsia="SimHei" w:hAnsiTheme="majorHAnsi" w:cstheme="majorBidi"/>
       <w:color w:val="000000" w:themeColor="text1"/>
       <w:sz w:val="32"/>
       <w:szCs w:val="40"/>
@@ -4041,11 +4041,11 @@
         <w:numId w:val="4"/>
       </w:numPr>
       <w:spacing w:beforeLines="50" w:before="50" w:afterLines="50" w:after="50" w:line="278" w:lineRule="auto"/>
-      <w:ind w:firstLineChars="0"/>
+      <w:ind w:firstLineChars="0" w:firstLine="0"/>
       <w:jc w:val="left"/>
     </w:pPr>
     <w:rPr>
-      <w:rFonts w:ascii="Times New Roman" w:eastAsia="黑体" w:hAnsi="Times New Roman"/>
+      <w:rFonts w:ascii="Times New Roman" w:eastAsia="SimHei" w:hAnsi="Times New Roman"/>
       <w:color w:val="000000" w:themeColor="text1"/>
       <w:sz w:val="28"/>
     </w:rPr>
@@ -4062,7 +4062,7 @@
         <w:numId w:val="4"/>
       </w:numPr>
       <w:spacing w:beforeLines="50" w:before="50" w:afterLines="50" w:after="50"/>
-      <w:ind w:firstLineChars="0"/>
+      <w:ind w:firstLineChars="0" w:firstLine="0"/>
     </w:pPr>
     <w:rPr>
       <w:color w:val="000000" w:themeColor="text1"/>
@@ -4383,7 +4383,7 @@
     <w:link w:val="af9"/>
     <w:rsid w:val="000F7A7D"/>
     <w:rPr>
-      <w:rFonts w:asciiTheme="majorHAnsi" w:eastAsia="黑体" w:hAnsiTheme="majorHAnsi" w:cstheme="majorBidi"/>
+      <w:rFonts w:asciiTheme="majorHAnsi" w:eastAsia="SimHei" w:hAnsiTheme="majorHAnsi" w:cstheme="majorBidi"/>
       <w:color w:val="000000" w:themeColor="text1"/>
       <w:sz w:val="36"/>
       <w:szCs w:val="48"/>

--- a/论文/xyx聊城大学毕业论文.docx
+++ b/论文/xyx聊城大学毕业论文.docx
@@ -169,19 +169,14 @@
     </w:p>
     <w:p>
       <w:pPr>
-        <w:ind w:firstLine="480"/>
-      </w:pPr>
-    </w:p>
-    <w:p>
-      <w:pPr>
         <w:tabs>
           <w:tab w:val="left" w:pos="0"/>
           <w:tab w:val="left" w:pos="9720"/>
         </w:tabs>
         <w:snapToGrid w:val="0"/>
-        <w:ind w:rightChars="1172" w:right="2813" w:firstLine="720"/>
-        <w:rPr>
-          <w:rFonts w:eastAsia="SimHei"/>
+        <w:ind w:rightChars="1172" w:right="2813" w:firstLineChars="0" w:firstLine="0"/>
+        <w:rPr>
+          <w:rFonts w:eastAsia="黑体"/>
           <w:sz w:val="36"/>
         </w:rPr>
       </w:pPr>
@@ -193,10 +188,11 @@
           <w:tab w:val="left" w:pos="9720"/>
         </w:tabs>
         <w:snapToGrid w:val="0"/>
+        <w:spacing w:line="240" w:lineRule="auto"/>
         <w:ind w:firstLine="1153"/>
         <w:jc w:val="center"/>
         <w:rPr>
-          <w:rFonts w:ascii="华文新魏" w:eastAsia="SimHei" w:hAnsi="宋体"/>
+          <w:rFonts w:ascii="华文新魏" w:eastAsia="黑体" w:hAnsi="宋体"/>
           <w:b/>
           <w:w w:val="80"/>
           <w:sz w:val="72"/>
@@ -210,7 +206,7 @@
       </w:pPr>
       <w:r>
         <w:rPr>
-          <w:rFonts w:ascii="华文新魏" w:eastAsia="SimHei" w:hAnsi="宋体" w:hint="eastAsia"/>
+          <w:rFonts w:ascii="华文新魏" w:eastAsia="黑体" w:hAnsi="宋体" w:hint="eastAsia"/>
           <w:b/>
           <w:w w:val="80"/>
           <w:sz w:val="72"/>
@@ -225,7 +221,7 @@
       </w:r>
       <w:r>
         <w:rPr>
-          <w:rFonts w:ascii="华文新魏" w:eastAsia="SimHei" w:hAnsi="宋体" w:hint="eastAsia"/>
+          <w:rFonts w:ascii="华文新魏" w:eastAsia="黑体" w:hAnsi="宋体" w:hint="eastAsia"/>
           <w:b/>
           <w:w w:val="80"/>
           <w:sz w:val="72"/>
@@ -240,7 +236,7 @@
       </w:r>
       <w:r>
         <w:rPr>
-          <w:rFonts w:ascii="华文新魏" w:eastAsia="SimHei" w:hAnsi="宋体" w:hint="eastAsia"/>
+          <w:rFonts w:ascii="华文新魏" w:eastAsia="黑体" w:hAnsi="宋体" w:hint="eastAsia"/>
           <w:b/>
           <w:w w:val="80"/>
           <w:sz w:val="72"/>
@@ -255,7 +251,7 @@
       </w:r>
       <w:r>
         <w:rPr>
-          <w:rFonts w:ascii="华文新魏" w:eastAsia="SimHei" w:hAnsi="宋体" w:hint="eastAsia"/>
+          <w:rFonts w:ascii="华文新魏" w:eastAsia="黑体" w:hAnsi="宋体" w:hint="eastAsia"/>
           <w:b/>
           <w:w w:val="80"/>
           <w:sz w:val="72"/>
@@ -270,7 +266,7 @@
       </w:r>
       <w:r>
         <w:rPr>
-          <w:rFonts w:ascii="华文新魏" w:eastAsia="SimHei" w:hAnsi="宋体" w:hint="eastAsia"/>
+          <w:rFonts w:ascii="华文新魏" w:eastAsia="黑体" w:hAnsi="宋体" w:hint="eastAsia"/>
           <w:b/>
           <w:w w:val="80"/>
           <w:sz w:val="72"/>
@@ -285,7 +281,7 @@
       </w:r>
       <w:r>
         <w:rPr>
-          <w:rFonts w:ascii="华文新魏" w:eastAsia="SimHei" w:hAnsi="宋体" w:hint="eastAsia"/>
+          <w:rFonts w:ascii="华文新魏" w:eastAsia="黑体" w:hAnsi="宋体" w:hint="eastAsia"/>
           <w:b/>
           <w:w w:val="80"/>
           <w:sz w:val="72"/>
@@ -300,7 +296,7 @@
       </w:r>
       <w:r>
         <w:rPr>
-          <w:rFonts w:ascii="华文新魏" w:eastAsia="SimHei" w:hAnsi="宋体" w:hint="eastAsia"/>
+          <w:rFonts w:ascii="华文新魏" w:eastAsia="黑体" w:hAnsi="宋体" w:hint="eastAsia"/>
           <w:b/>
           <w:w w:val="80"/>
           <w:sz w:val="72"/>
@@ -315,7 +311,7 @@
       </w:r>
       <w:r>
         <w:rPr>
-          <w:rFonts w:ascii="华文新魏" w:eastAsia="SimHei" w:hAnsi="宋体" w:hint="eastAsia"/>
+          <w:rFonts w:ascii="华文新魏" w:eastAsia="黑体" w:hAnsi="宋体" w:hint="eastAsia"/>
           <w:b/>
           <w:w w:val="80"/>
           <w:sz w:val="72"/>
@@ -330,7 +326,7 @@
       </w:r>
       <w:r>
         <w:rPr>
-          <w:rFonts w:ascii="华文新魏" w:eastAsia="SimHei" w:hAnsi="宋体" w:hint="eastAsia"/>
+          <w:rFonts w:ascii="华文新魏" w:eastAsia="黑体" w:hAnsi="宋体" w:hint="eastAsia"/>
           <w:b/>
           <w:w w:val="80"/>
           <w:sz w:val="72"/>
@@ -345,7 +341,7 @@
       </w:r>
       <w:r>
         <w:rPr>
-          <w:rFonts w:ascii="华文新魏" w:eastAsia="SimHei" w:hAnsi="宋体" w:hint="eastAsia"/>
+          <w:rFonts w:ascii="华文新魏" w:eastAsia="黑体" w:hAnsi="宋体" w:hint="eastAsia"/>
           <w:b/>
           <w:w w:val="80"/>
           <w:sz w:val="72"/>
@@ -360,7 +356,7 @@
       </w:r>
       <w:r>
         <w:rPr>
-          <w:rFonts w:ascii="华文新魏" w:eastAsia="SimHei" w:hAnsi="宋体" w:hint="eastAsia"/>
+          <w:rFonts w:ascii="华文新魏" w:eastAsia="黑体" w:hAnsi="宋体" w:hint="eastAsia"/>
           <w:b/>
           <w:w w:val="80"/>
           <w:sz w:val="72"/>
@@ -411,7 +407,22 @@
           <w:tab w:val="left" w:pos="9720"/>
         </w:tabs>
         <w:snapToGrid w:val="0"/>
-        <w:ind w:firstLineChars="450" w:firstLine="1260"/>
+        <w:ind w:firstLineChars="49" w:firstLine="148"/>
+        <w:rPr>
+          <w:b/>
+          <w:sz w:val="30"/>
+          <w:szCs w:val="30"/>
+        </w:rPr>
+      </w:pPr>
+    </w:p>
+    <w:p>
+      <w:pPr>
+        <w:tabs>
+          <w:tab w:val="left" w:pos="0"/>
+          <w:tab w:val="left" w:pos="9720"/>
+        </w:tabs>
+        <w:snapToGrid w:val="0"/>
+        <w:ind w:firstLineChars="0" w:firstLine="0"/>
         <w:rPr>
           <w:sz w:val="28"/>
           <w:szCs w:val="28"/>
@@ -429,8 +440,60 @@
         <w:rPr>
           <w:sz w:val="28"/>
           <w:szCs w:val="28"/>
-        </w:rPr>
-      </w:pPr>
+          <w:u w:val="single"/>
+        </w:rPr>
+      </w:pPr>
+      <w:r>
+        <w:rPr>
+          <w:rFonts w:hint="eastAsia"/>
+          <w:sz w:val="28"/>
+          <w:szCs w:val="28"/>
+        </w:rPr>
+        <w:t>题</w:t>
+      </w:r>
+      <w:r>
+        <w:rPr>
+          <w:rFonts w:hint="eastAsia"/>
+          <w:sz w:val="28"/>
+          <w:szCs w:val="28"/>
+        </w:rPr>
+        <w:t xml:space="preserve">   </w:t>
+      </w:r>
+      <w:r>
+        <w:rPr>
+          <w:rFonts w:hint="eastAsia"/>
+          <w:sz w:val="28"/>
+          <w:szCs w:val="28"/>
+        </w:rPr>
+        <w:t>目</w:t>
+      </w:r>
+      <w:r>
+        <w:rPr>
+          <w:rFonts w:hint="eastAsia"/>
+          <w:sz w:val="28"/>
+          <w:szCs w:val="28"/>
+          <w:u w:val="single"/>
+        </w:rPr>
+        <w:t xml:space="preserve"> </w:t>
+      </w:r>
+      <w:r>
+        <w:rPr>
+          <w:rFonts w:hint="eastAsia"/>
+          <w:sz w:val="28"/>
+          <w:szCs w:val="28"/>
+          <w:u w:val="single"/>
+        </w:rPr>
+        <w:t>面向校园网高并发场景的</w:t>
+      </w:r>
+      <w:r>
+        <w:rPr>
+          <w:rFonts w:hint="eastAsia"/>
+          <w:sz w:val="28"/>
+          <w:szCs w:val="28"/>
+          <w:u w:val="single"/>
+        </w:rPr>
+        <w:t>CNN-VLM</w:t>
+      </w:r>
     </w:p>
     <w:p>
       <w:pPr>
@@ -439,43 +502,20 @@
           <w:tab w:val="left" w:pos="9720"/>
         </w:tabs>
         <w:snapToGrid w:val="0"/>
-        <w:ind w:firstLineChars="450" w:firstLine="1260"/>
-        <w:rPr>
-          <w:rFonts w:ascii="华文新魏" w:eastAsia="华文新魏" w:hAnsi="宋体"/>
-          <w:w w:val="80"/>
+        <w:ind w:firstLineChars="850" w:firstLine="2380"/>
+        <w:rPr>
+          <w:sz w:val="28"/>
+          <w:szCs w:val="28"/>
+        </w:rPr>
+      </w:pPr>
+      <w:r>
+        <w:rPr>
+          <w:rFonts w:hint="eastAsia"/>
           <w:sz w:val="28"/>
           <w:szCs w:val="28"/>
           <w:u w:val="single"/>
-          <w14:shadow w14:blurRad="50800" w14:dist="38100" w14:dir="2700000" w14:sx="100000" w14:sy="100000" w14:kx="0" w14:ky="0" w14:algn="tl">
-            <w14:srgbClr w14:val="000000">
-              <w14:alpha w14:val="60000"/>
-            </w14:srgbClr>
-          </w14:shadow>
-        </w:rPr>
-      </w:pPr>
-      <w:r>
-        <w:rPr>
-          <w:rFonts w:hint="eastAsia"/>
-          <w:sz w:val="28"/>
-          <w:szCs w:val="28"/>
-        </w:rPr>
-        <w:t>题</w:t>
-      </w:r>
-      <w:r>
-        <w:rPr>
-          <w:rFonts w:hint="eastAsia"/>
-          <w:sz w:val="28"/>
-          <w:szCs w:val="28"/>
-        </w:rPr>
-        <w:t xml:space="preserve">   </w:t>
-      </w:r>
-      <w:r>
-        <w:rPr>
-          <w:rFonts w:hint="eastAsia"/>
-          <w:sz w:val="28"/>
-          <w:szCs w:val="28"/>
-        </w:rPr>
-        <w:t>目</w:t>
+        </w:rPr>
+        <w:t>级联图像审核系统设计与轻量化研究</w:t>
       </w:r>
       <w:r>
         <w:rPr>
@@ -484,7 +524,7 @@
           <w:szCs w:val="28"/>
           <w:u w:val="single"/>
         </w:rPr>
-        <w:t xml:space="preserve"> </w:t>
+        <w:t xml:space="preserve">    </w:t>
       </w:r>
       <w:r>
         <w:rPr>
@@ -493,87 +533,7 @@
           <w:szCs w:val="28"/>
           <w:u w:val="single"/>
         </w:rPr>
-        <w:t>VLM</w:t>
-      </w:r>
-      <w:r>
-        <w:rPr>
-          <w:rFonts w:hint="eastAsia"/>
-          <w:sz w:val="28"/>
-          <w:szCs w:val="28"/>
-          <w:u w:val="single"/>
-        </w:rPr>
-        <w:t>的校园网违规图片智能审查系统</w:t>
-      </w:r>
-      <w:r>
-        <w:rPr>
-          <w:rFonts w:hint="eastAsia"/>
-          <w:sz w:val="28"/>
-          <w:szCs w:val="28"/>
-        </w:rPr>
         <w:t xml:space="preserve"> </w:t>
-      </w:r>
-    </w:p>
-    <w:p>
-      <w:pPr>
-        <w:spacing w:line="360" w:lineRule="auto"/>
-        <w:ind w:rightChars="58" w:right="139" w:firstLine="560"/>
-        <w:rPr>
-          <w:sz w:val="28"/>
-          <w:szCs w:val="28"/>
-        </w:rPr>
-      </w:pPr>
-      <w:r>
-        <w:rPr>
-          <w:rFonts w:hint="eastAsia"/>
-          <w:sz w:val="28"/>
-          <w:szCs w:val="28"/>
-        </w:rPr>
-        <w:t xml:space="preserve">                </w:t>
-      </w:r>
-      <w:r>
-        <w:rPr>
-          <w:rFonts w:hint="eastAsia"/>
-          <w:sz w:val="28"/>
-          <w:szCs w:val="28"/>
-          <w:u w:val="single"/>
-        </w:rPr>
-        <w:t xml:space="preserve"> </w:t>
-      </w:r>
-      <w:r>
-        <w:rPr>
-          <w:rFonts w:hint="eastAsia"/>
-          <w:sz w:val="28"/>
-          <w:szCs w:val="28"/>
-          <w:u w:val="single"/>
-        </w:rPr>
-        <w:t>与轻量级部署研究</w:t>
-      </w:r>
-      <w:r>
-        <w:rPr>
-          <w:rFonts w:hint="eastAsia"/>
-          <w:sz w:val="28"/>
-          <w:szCs w:val="28"/>
-          <w:u w:val="single"/>
-        </w:rPr>
-        <w:t xml:space="preserve">   </w:t>
-      </w:r>
-      <w:r>
-        <w:rPr>
-          <w:rFonts w:hint="eastAsia"/>
-          <w:sz w:val="28"/>
-          <w:szCs w:val="28"/>
-          <w:u w:val="single"/>
-        </w:rPr>
-        <w:t xml:space="preserve">      </w:t>
-      </w:r>
-      <w:r>
-        <w:rPr>
-          <w:rFonts w:hint="eastAsia"/>
-          <w:sz w:val="28"/>
-          <w:szCs w:val="28"/>
-          <w:u w:val="single"/>
-        </w:rPr>
-        <w:t xml:space="preserve">       </w:t>
       </w:r>
     </w:p>
     <w:p>
@@ -902,22 +862,6 @@
           <w:szCs w:val="32"/>
         </w:rPr>
       </w:pPr>
-    </w:p>
-    <w:p>
-      <w:pPr>
-        <w:tabs>
-          <w:tab w:val="left" w:pos="14760"/>
-          <w:tab w:val="left" w:pos="19620"/>
-        </w:tabs>
-        <w:snapToGrid w:val="0"/>
-        <w:spacing w:line="600" w:lineRule="exact"/>
-        <w:ind w:rightChars="830" w:right="1992" w:firstLine="640"/>
-        <w:jc w:val="left"/>
-        <w:rPr>
-          <w:sz w:val="32"/>
-          <w:szCs w:val="32"/>
-        </w:rPr>
-      </w:pPr>
       <w:r>
         <w:rPr>
           <w:rFonts w:hint="eastAsia"/>
@@ -1028,7 +972,22 @@
     </w:p>
     <w:p>
       <w:pPr>
-        <w:ind w:firstLine="880"/>
+        <w:tabs>
+          <w:tab w:val="left" w:pos="0"/>
+          <w:tab w:val="left" w:pos="9720"/>
+        </w:tabs>
+        <w:snapToGrid w:val="0"/>
+        <w:ind w:firstLineChars="49" w:firstLine="148"/>
+        <w:rPr>
+          <w:b/>
+          <w:sz w:val="30"/>
+          <w:szCs w:val="30"/>
+        </w:rPr>
+      </w:pPr>
+    </w:p>
+    <w:p>
+      <w:pPr>
+        <w:ind w:firstLineChars="0" w:firstLine="0"/>
         <w:jc w:val="center"/>
         <w:rPr>
           <w:rFonts w:ascii="华文楷体" w:eastAsia="华文楷体" w:hAnsi="华文楷体"/>
@@ -1346,10 +1305,17 @@
     </w:p>
     <w:p>
       <w:pPr>
+        <w:ind w:firstLine="480"/>
+      </w:pPr>
+    </w:p>
+    <w:p>
+      <w:pPr>
+        <w:ind w:firstLine="480"/>
+      </w:pPr>
+    </w:p>
+    <w:p>
+      <w:pPr>
         <w:ind w:firstLineChars="0" w:firstLine="0"/>
-        <w:rPr>
-          <w:rFonts w:hint="eastAsia"/>
-        </w:rPr>
         <w:sectPr>
           <w:headerReference w:type="even" r:id="rId10"/>
           <w:headerReference w:type="default" r:id="rId11"/>
@@ -1369,7 +1335,7 @@
         <w:pStyle w:val="af9"/>
         <w:spacing w:before="163" w:after="163"/>
       </w:pPr>
-      <w:bookmarkStart w:id="0" w:name="_Toc222931244"/>
+      <w:bookmarkStart w:id="0" w:name="_Toc223133455"/>
       <w:r>
         <w:rPr>
           <w:rFonts w:hint="eastAsia"/>
@@ -1527,46 +1493,9 @@
     <w:p>
       <w:pPr>
         <w:pStyle w:val="af7"/>
-      </w:pPr>
-    </w:p>
-    <w:p>
-      <w:pPr>
-        <w:pStyle w:val="af7"/>
-      </w:pPr>
-    </w:p>
-    <w:p>
-      <w:pPr>
-        <w:pStyle w:val="af7"/>
-      </w:pPr>
-    </w:p>
-    <w:p>
-      <w:pPr>
-        <w:pStyle w:val="af7"/>
-      </w:pPr>
-    </w:p>
-    <w:p>
-      <w:pPr>
-        <w:pStyle w:val="af7"/>
-      </w:pPr>
-    </w:p>
-    <w:p>
-      <w:pPr>
-        <w:pStyle w:val="af7"/>
-      </w:pPr>
-    </w:p>
-    <w:p>
-      <w:pPr>
-        <w:pStyle w:val="af7"/>
-      </w:pPr>
-    </w:p>
-    <w:p>
-      <w:pPr>
-        <w:pStyle w:val="af7"/>
-      </w:pPr>
-    </w:p>
-    <w:p>
-      <w:pPr>
-        <w:pStyle w:val="af7"/>
+        <w:rPr>
+          <w:rFonts w:hint="eastAsia"/>
+        </w:rPr>
       </w:pPr>
     </w:p>
     <w:p>
@@ -1578,7 +1507,7 @@
         </w:rPr>
       </w:pPr>
       <w:bookmarkStart w:id="1" w:name="_Toc222929082"/>
-      <w:bookmarkStart w:id="2" w:name="_Toc222931245"/>
+      <w:bookmarkStart w:id="2" w:name="_Toc223133456"/>
       <w:r>
         <w:lastRenderedPageBreak/>
         <w:t>Abstract</w:t>
@@ -1689,6 +1618,9 @@
     <w:p>
       <w:pPr>
         <w:ind w:firstLineChars="83" w:firstLine="199"/>
+        <w:rPr>
+          <w:rFonts w:hint="eastAsia"/>
+        </w:rPr>
       </w:pPr>
     </w:p>
     <w:p>
@@ -1734,41 +1666,9 @@
     <w:p>
       <w:pPr>
         <w:ind w:firstLineChars="83" w:firstLine="199"/>
-      </w:pPr>
-    </w:p>
-    <w:p>
-      <w:pPr>
-        <w:ind w:firstLineChars="83" w:firstLine="199"/>
-      </w:pPr>
-    </w:p>
-    <w:p>
-      <w:pPr>
-        <w:ind w:firstLineChars="83" w:firstLine="199"/>
-      </w:pPr>
-    </w:p>
-    <w:p>
-      <w:pPr>
-        <w:ind w:firstLineChars="83" w:firstLine="199"/>
-      </w:pPr>
-    </w:p>
-    <w:p>
-      <w:pPr>
-        <w:ind w:firstLineChars="83" w:firstLine="199"/>
-      </w:pPr>
-    </w:p>
-    <w:p>
-      <w:pPr>
-        <w:ind w:firstLineChars="83" w:firstLine="199"/>
-      </w:pPr>
-    </w:p>
-    <w:p>
-      <w:pPr>
-        <w:ind w:firstLineChars="83" w:firstLine="199"/>
-      </w:pPr>
-    </w:p>
-    <w:p>
-      <w:pPr>
-        <w:ind w:firstLineChars="83" w:firstLine="199"/>
+        <w:rPr>
+          <w:rFonts w:hint="eastAsia"/>
+        </w:rPr>
       </w:pPr>
     </w:p>
     <w:p>
@@ -1813,7 +1713,7 @@
             <w:ind w:firstLine="480"/>
             <w:jc w:val="center"/>
             <w:rPr>
-              <w:rFonts w:ascii="SimHei" w:eastAsia="SimHei" w:hAnsi="SimHei"/>
+              <w:rFonts w:ascii="黑体" w:eastAsia="黑体" w:hAnsi="黑体"/>
               <w:color w:val="000000" w:themeColor="text1"/>
               <w:sz w:val="36"/>
               <w:szCs w:val="36"/>
@@ -1821,7 +1721,7 @@
           </w:pPr>
           <w:r>
             <w:rPr>
-              <w:rFonts w:ascii="SimHei" w:eastAsia="SimHei" w:hAnsi="SimHei"/>
+              <w:rFonts w:ascii="黑体" w:eastAsia="黑体" w:hAnsi="黑体"/>
               <w:color w:val="000000" w:themeColor="text1"/>
               <w:sz w:val="36"/>
               <w:szCs w:val="36"/>
@@ -1836,8 +1736,6 @@
             <w:ind w:firstLine="216"/>
             <w:rPr>
               <w:rFonts w:asciiTheme="minorHAnsi" w:eastAsiaTheme="minorEastAsia" w:hAnsiTheme="minorHAnsi" w:cstheme="minorBidi"/>
-              <w:b/>
-              <w:bCs/>
               <w:noProof/>
               <w:sz w:val="22"/>
               <w14:ligatures w14:val="standardContextual"/>
@@ -1852,20 +1750,16 @@
           <w:r>
             <w:fldChar w:fldCharType="separate"/>
           </w:r>
-          <w:hyperlink w:anchor="_Toc222931244" w:history="1">
-            <w:r>
-              <w:rPr>
-                <w:rStyle w:val="af8"/>
-                <w:b/>
-                <w:bCs/>
+          <w:hyperlink w:anchor="_Toc223133455" w:history="1">
+            <w:r>
+              <w:rPr>
+                <w:rStyle w:val="af8"/>
                 <w:noProof/>
               </w:rPr>
               <w:t>摘要</w:t>
             </w:r>
             <w:r>
               <w:rPr>
-                <w:b/>
-                <w:bCs/>
                 <w:noProof/>
                 <w:webHidden/>
               </w:rPr>
@@ -1873,8 +1767,6 @@
             </w:r>
             <w:r>
               <w:rPr>
-                <w:b/>
-                <w:bCs/>
                 <w:noProof/>
                 <w:webHidden/>
               </w:rPr>
@@ -1882,25 +1774,19 @@
             </w:r>
             <w:r>
               <w:rPr>
-                <w:b/>
-                <w:bCs/>
-                <w:noProof/>
-                <w:webHidden/>
-              </w:rPr>
-              <w:instrText xml:space="preserve"> PAGEREF _Toc222931244 \h </w:instrText>
-            </w:r>
-            <w:r>
-              <w:rPr>
-                <w:b/>
-                <w:bCs/>
-                <w:noProof/>
-                <w:webHidden/>
-              </w:rPr>
-            </w:r>
-            <w:r>
-              <w:rPr>
-                <w:b/>
-                <w:bCs/>
+                <w:noProof/>
+                <w:webHidden/>
+              </w:rPr>
+              <w:instrText xml:space="preserve"> PAGEREF _Toc223133455 \h </w:instrText>
+            </w:r>
+            <w:r>
+              <w:rPr>
+                <w:noProof/>
+                <w:webHidden/>
+              </w:rPr>
+            </w:r>
+            <w:r>
+              <w:rPr>
                 <w:noProof/>
                 <w:webHidden/>
               </w:rPr>
@@ -1908,8 +1794,6 @@
             </w:r>
             <w:r>
               <w:rPr>
-                <w:b/>
-                <w:bCs/>
                 <w:noProof/>
                 <w:webHidden/>
               </w:rPr>
@@ -1917,8 +1801,6 @@
             </w:r>
             <w:r>
               <w:rPr>
-                <w:b/>
-                <w:bCs/>
                 <w:noProof/>
                 <w:webHidden/>
               </w:rPr>
@@ -1932,27 +1814,21 @@
             <w:ind w:firstLine="216"/>
             <w:rPr>
               <w:rFonts w:asciiTheme="minorHAnsi" w:eastAsiaTheme="minorEastAsia" w:hAnsiTheme="minorHAnsi" w:cstheme="minorBidi"/>
-              <w:b/>
-              <w:bCs/>
               <w:noProof/>
               <w:sz w:val="22"/>
               <w14:ligatures w14:val="standardContextual"/>
             </w:rPr>
           </w:pPr>
-          <w:hyperlink w:anchor="_Toc222931245" w:history="1">
-            <w:r>
-              <w:rPr>
-                <w:rStyle w:val="af8"/>
-                <w:b/>
-                <w:bCs/>
+          <w:hyperlink w:anchor="_Toc223133456" w:history="1">
+            <w:r>
+              <w:rPr>
+                <w:rStyle w:val="af8"/>
                 <w:noProof/>
               </w:rPr>
               <w:t>Abstract</w:t>
             </w:r>
             <w:r>
               <w:rPr>
-                <w:b/>
-                <w:bCs/>
                 <w:noProof/>
                 <w:webHidden/>
               </w:rPr>
@@ -1960,8 +1836,6 @@
             </w:r>
             <w:r>
               <w:rPr>
-                <w:b/>
-                <w:bCs/>
                 <w:noProof/>
                 <w:webHidden/>
               </w:rPr>
@@ -1969,25 +1843,19 @@
             </w:r>
             <w:r>
               <w:rPr>
-                <w:b/>
-                <w:bCs/>
-                <w:noProof/>
-                <w:webHidden/>
-              </w:rPr>
-              <w:instrText xml:space="preserve"> PAGEREF _Toc222931245 \h </w:instrText>
-            </w:r>
-            <w:r>
-              <w:rPr>
-                <w:b/>
-                <w:bCs/>
-                <w:noProof/>
-                <w:webHidden/>
-              </w:rPr>
-            </w:r>
-            <w:r>
-              <w:rPr>
-                <w:b/>
-                <w:bCs/>
+                <w:noProof/>
+                <w:webHidden/>
+              </w:rPr>
+              <w:instrText xml:space="preserve"> PAGEREF _Toc223133456 \h </w:instrText>
+            </w:r>
+            <w:r>
+              <w:rPr>
+                <w:noProof/>
+                <w:webHidden/>
+              </w:rPr>
+            </w:r>
+            <w:r>
+              <w:rPr>
                 <w:noProof/>
                 <w:webHidden/>
               </w:rPr>
@@ -1995,8 +1863,6 @@
             </w:r>
             <w:r>
               <w:rPr>
-                <w:b/>
-                <w:bCs/>
                 <w:noProof/>
                 <w:webHidden/>
               </w:rPr>
@@ -2004,8 +1870,6 @@
             </w:r>
             <w:r>
               <w:rPr>
-                <w:b/>
-                <w:bCs/>
                 <w:noProof/>
                 <w:webHidden/>
               </w:rPr>
@@ -2019,19 +1883,15 @@
             <w:ind w:firstLine="216"/>
             <w:rPr>
               <w:rFonts w:asciiTheme="minorHAnsi" w:eastAsiaTheme="minorEastAsia" w:hAnsiTheme="minorHAnsi" w:cstheme="minorBidi"/>
-              <w:b/>
-              <w:bCs/>
               <w:noProof/>
               <w:sz w:val="22"/>
               <w14:ligatures w14:val="standardContextual"/>
             </w:rPr>
           </w:pPr>
-          <w:hyperlink w:anchor="_Toc222931246" w:history="1">
-            <w:r>
-              <w:rPr>
-                <w:rStyle w:val="af8"/>
-                <w:b/>
-                <w:bCs/>
+          <w:hyperlink w:anchor="_Toc223133457" w:history="1">
+            <w:r>
+              <w:rPr>
+                <w:rStyle w:val="af8"/>
                 <w:noProof/>
               </w:rPr>
               <w:t xml:space="preserve">1 </w:t>
@@ -2039,16 +1899,12 @@
             <w:r>
               <w:rPr>
                 <w:rStyle w:val="af8"/>
-                <w:b/>
-                <w:bCs/>
                 <w:noProof/>
               </w:rPr>
               <w:t>绪论</w:t>
             </w:r>
             <w:r>
               <w:rPr>
-                <w:b/>
-                <w:bCs/>
                 <w:noProof/>
                 <w:webHidden/>
               </w:rPr>
@@ -2056,8 +1912,6 @@
             </w:r>
             <w:r>
               <w:rPr>
-                <w:b/>
-                <w:bCs/>
                 <w:noProof/>
                 <w:webHidden/>
               </w:rPr>
@@ -2065,25 +1919,19 @@
             </w:r>
             <w:r>
               <w:rPr>
-                <w:b/>
-                <w:bCs/>
-                <w:noProof/>
-                <w:webHidden/>
-              </w:rPr>
-              <w:instrText xml:space="preserve"> PAGEREF _Toc222931246 \h </w:instrText>
-            </w:r>
-            <w:r>
-              <w:rPr>
-                <w:b/>
-                <w:bCs/>
-                <w:noProof/>
-                <w:webHidden/>
-              </w:rPr>
-            </w:r>
-            <w:r>
-              <w:rPr>
-                <w:b/>
-                <w:bCs/>
+                <w:noProof/>
+                <w:webHidden/>
+              </w:rPr>
+              <w:instrText xml:space="preserve"> PAGEREF _Toc223133457 \h </w:instrText>
+            </w:r>
+            <w:r>
+              <w:rPr>
+                <w:noProof/>
+                <w:webHidden/>
+              </w:rPr>
+            </w:r>
+            <w:r>
+              <w:rPr>
                 <w:noProof/>
                 <w:webHidden/>
               </w:rPr>
@@ -2091,8 +1939,6 @@
             </w:r>
             <w:r>
               <w:rPr>
-                <w:b/>
-                <w:bCs/>
                 <w:noProof/>
                 <w:webHidden/>
               </w:rPr>
@@ -2100,8 +1946,6 @@
             </w:r>
             <w:r>
               <w:rPr>
-                <w:b/>
-                <w:bCs/>
                 <w:noProof/>
                 <w:webHidden/>
               </w:rPr>
@@ -2123,7 +1967,7 @@
               <w14:ligatures w14:val="standardContextual"/>
             </w:rPr>
           </w:pPr>
-          <w:hyperlink w:anchor="_Toc222931247" w:history="1">
+          <w:hyperlink w:anchor="_Toc223133458" w:history="1">
             <w:r>
               <w:rPr>
                 <w:rStyle w:val="af8"/>
@@ -2157,7 +2001,7 @@
                 <w:noProof/>
                 <w:webHidden/>
               </w:rPr>
-              <w:instrText xml:space="preserve"> PAGEREF _Toc222931247 \h </w:instrText>
+              <w:instrText xml:space="preserve"> PAGEREF _Toc223133458 \h </w:instrText>
             </w:r>
             <w:r>
               <w:rPr>
@@ -2178,6 +2022,4540 @@
                 <w:webHidden/>
               </w:rPr>
               <w:t>1</w:t>
+            </w:r>
+            <w:r>
+              <w:rPr>
+                <w:noProof/>
+                <w:webHidden/>
+              </w:rPr>
+              <w:fldChar w:fldCharType="end"/>
+            </w:r>
+          </w:hyperlink>
+        </w:p>
+        <w:p>
+          <w:pPr>
+            <w:pStyle w:val="TOC3"/>
+            <w:tabs>
+              <w:tab w:val="right" w:leader="dot" w:pos="9344"/>
+            </w:tabs>
+            <w:ind w:left="960" w:firstLine="480"/>
+            <w:rPr>
+              <w:rFonts w:asciiTheme="minorHAnsi" w:eastAsiaTheme="minorEastAsia" w:hAnsiTheme="minorHAnsi" w:cstheme="minorBidi"/>
+              <w:noProof/>
+              <w:sz w:val="22"/>
+              <w14:ligatures w14:val="standardContextual"/>
+            </w:rPr>
+          </w:pPr>
+          <w:hyperlink w:anchor="_Toc223133459" w:history="1">
+            <w:r>
+              <w:rPr>
+                <w:rStyle w:val="af8"/>
+                <w:noProof/>
+              </w:rPr>
+              <w:t xml:space="preserve">1.1.1 </w:t>
+            </w:r>
+            <w:r>
+              <w:rPr>
+                <w:rStyle w:val="af8"/>
+                <w:noProof/>
+              </w:rPr>
+              <w:t>校园网络图像内容安全面临的新挑战</w:t>
+            </w:r>
+            <w:r>
+              <w:rPr>
+                <w:noProof/>
+                <w:webHidden/>
+              </w:rPr>
+              <w:tab/>
+            </w:r>
+            <w:r>
+              <w:rPr>
+                <w:noProof/>
+                <w:webHidden/>
+              </w:rPr>
+              <w:fldChar w:fldCharType="begin"/>
+            </w:r>
+            <w:r>
+              <w:rPr>
+                <w:noProof/>
+                <w:webHidden/>
+              </w:rPr>
+              <w:instrText xml:space="preserve"> PAGEREF _Toc223133459 \h </w:instrText>
+            </w:r>
+            <w:r>
+              <w:rPr>
+                <w:noProof/>
+                <w:webHidden/>
+              </w:rPr>
+            </w:r>
+            <w:r>
+              <w:rPr>
+                <w:noProof/>
+                <w:webHidden/>
+              </w:rPr>
+              <w:fldChar w:fldCharType="separate"/>
+            </w:r>
+            <w:r>
+              <w:rPr>
+                <w:noProof/>
+                <w:webHidden/>
+              </w:rPr>
+              <w:t>1</w:t>
+            </w:r>
+            <w:r>
+              <w:rPr>
+                <w:noProof/>
+                <w:webHidden/>
+              </w:rPr>
+              <w:fldChar w:fldCharType="end"/>
+            </w:r>
+          </w:hyperlink>
+        </w:p>
+        <w:p>
+          <w:pPr>
+            <w:pStyle w:val="TOC3"/>
+            <w:tabs>
+              <w:tab w:val="right" w:leader="dot" w:pos="9344"/>
+            </w:tabs>
+            <w:ind w:left="960" w:firstLine="480"/>
+            <w:rPr>
+              <w:rFonts w:asciiTheme="minorHAnsi" w:eastAsiaTheme="minorEastAsia" w:hAnsiTheme="minorHAnsi" w:cstheme="minorBidi"/>
+              <w:noProof/>
+              <w:sz w:val="22"/>
+              <w14:ligatures w14:val="standardContextual"/>
+            </w:rPr>
+          </w:pPr>
+          <w:hyperlink w:anchor="_Toc223133460" w:history="1">
+            <w:r>
+              <w:rPr>
+                <w:rStyle w:val="af8"/>
+                <w:noProof/>
+              </w:rPr>
+              <w:t xml:space="preserve">1.1.2 </w:t>
+            </w:r>
+            <w:r>
+              <w:rPr>
+                <w:rStyle w:val="af8"/>
+                <w:noProof/>
+              </w:rPr>
+              <w:t>现有图像审核技术的局限性</w:t>
+            </w:r>
+            <w:r>
+              <w:rPr>
+                <w:noProof/>
+                <w:webHidden/>
+              </w:rPr>
+              <w:tab/>
+            </w:r>
+            <w:r>
+              <w:rPr>
+                <w:noProof/>
+                <w:webHidden/>
+              </w:rPr>
+              <w:fldChar w:fldCharType="begin"/>
+            </w:r>
+            <w:r>
+              <w:rPr>
+                <w:noProof/>
+                <w:webHidden/>
+              </w:rPr>
+              <w:instrText xml:space="preserve"> PAGEREF _Toc223133460 \h </w:instrText>
+            </w:r>
+            <w:r>
+              <w:rPr>
+                <w:noProof/>
+                <w:webHidden/>
+              </w:rPr>
+            </w:r>
+            <w:r>
+              <w:rPr>
+                <w:noProof/>
+                <w:webHidden/>
+              </w:rPr>
+              <w:fldChar w:fldCharType="separate"/>
+            </w:r>
+            <w:r>
+              <w:rPr>
+                <w:noProof/>
+                <w:webHidden/>
+              </w:rPr>
+              <w:t>1</w:t>
+            </w:r>
+            <w:r>
+              <w:rPr>
+                <w:noProof/>
+                <w:webHidden/>
+              </w:rPr>
+              <w:fldChar w:fldCharType="end"/>
+            </w:r>
+          </w:hyperlink>
+        </w:p>
+        <w:p>
+          <w:pPr>
+            <w:pStyle w:val="TOC3"/>
+            <w:tabs>
+              <w:tab w:val="right" w:leader="dot" w:pos="9344"/>
+            </w:tabs>
+            <w:ind w:left="960" w:firstLine="480"/>
+            <w:rPr>
+              <w:rFonts w:asciiTheme="minorHAnsi" w:eastAsiaTheme="minorEastAsia" w:hAnsiTheme="minorHAnsi" w:cstheme="minorBidi"/>
+              <w:noProof/>
+              <w:sz w:val="22"/>
+              <w14:ligatures w14:val="standardContextual"/>
+            </w:rPr>
+          </w:pPr>
+          <w:hyperlink w:anchor="_Toc223133461" w:history="1">
+            <w:r>
+              <w:rPr>
+                <w:rStyle w:val="af8"/>
+                <w:noProof/>
+              </w:rPr>
+              <w:t xml:space="preserve">1.1.3 </w:t>
+            </w:r>
+            <w:r>
+              <w:rPr>
+                <w:rStyle w:val="af8"/>
+                <w:noProof/>
+              </w:rPr>
+              <w:t>级联融合架构的研究趋势与现实需求</w:t>
+            </w:r>
+            <w:r>
+              <w:rPr>
+                <w:noProof/>
+                <w:webHidden/>
+              </w:rPr>
+              <w:tab/>
+            </w:r>
+            <w:r>
+              <w:rPr>
+                <w:noProof/>
+                <w:webHidden/>
+              </w:rPr>
+              <w:fldChar w:fldCharType="begin"/>
+            </w:r>
+            <w:r>
+              <w:rPr>
+                <w:noProof/>
+                <w:webHidden/>
+              </w:rPr>
+              <w:instrText xml:space="preserve"> PAGEREF _Toc223133461 \h </w:instrText>
+            </w:r>
+            <w:r>
+              <w:rPr>
+                <w:noProof/>
+                <w:webHidden/>
+              </w:rPr>
+            </w:r>
+            <w:r>
+              <w:rPr>
+                <w:noProof/>
+                <w:webHidden/>
+              </w:rPr>
+              <w:fldChar w:fldCharType="separate"/>
+            </w:r>
+            <w:r>
+              <w:rPr>
+                <w:noProof/>
+                <w:webHidden/>
+              </w:rPr>
+              <w:t>1</w:t>
+            </w:r>
+            <w:r>
+              <w:rPr>
+                <w:noProof/>
+                <w:webHidden/>
+              </w:rPr>
+              <w:fldChar w:fldCharType="end"/>
+            </w:r>
+          </w:hyperlink>
+        </w:p>
+        <w:p>
+          <w:pPr>
+            <w:pStyle w:val="TOC2"/>
+            <w:tabs>
+              <w:tab w:val="right" w:leader="dot" w:pos="9344"/>
+            </w:tabs>
+            <w:ind w:left="480" w:firstLine="480"/>
+            <w:rPr>
+              <w:rFonts w:asciiTheme="minorHAnsi" w:eastAsiaTheme="minorEastAsia" w:hAnsiTheme="minorHAnsi" w:cstheme="minorBidi"/>
+              <w:noProof/>
+              <w:sz w:val="22"/>
+              <w14:ligatures w14:val="standardContextual"/>
+            </w:rPr>
+          </w:pPr>
+          <w:hyperlink w:anchor="_Toc223133462" w:history="1">
+            <w:r>
+              <w:rPr>
+                <w:rStyle w:val="af8"/>
+                <w:noProof/>
+              </w:rPr>
+              <w:t xml:space="preserve">1.2 </w:t>
+            </w:r>
+            <w:r>
+              <w:rPr>
+                <w:rStyle w:val="af8"/>
+                <w:noProof/>
+              </w:rPr>
+              <w:t>研究目的</w:t>
+            </w:r>
+            <w:r>
+              <w:rPr>
+                <w:noProof/>
+                <w:webHidden/>
+              </w:rPr>
+              <w:tab/>
+            </w:r>
+            <w:r>
+              <w:rPr>
+                <w:noProof/>
+                <w:webHidden/>
+              </w:rPr>
+              <w:fldChar w:fldCharType="begin"/>
+            </w:r>
+            <w:r>
+              <w:rPr>
+                <w:noProof/>
+                <w:webHidden/>
+              </w:rPr>
+              <w:instrText xml:space="preserve"> PAGEREF _Toc223133462 \h </w:instrText>
+            </w:r>
+            <w:r>
+              <w:rPr>
+                <w:noProof/>
+                <w:webHidden/>
+              </w:rPr>
+            </w:r>
+            <w:r>
+              <w:rPr>
+                <w:noProof/>
+                <w:webHidden/>
+              </w:rPr>
+              <w:fldChar w:fldCharType="separate"/>
+            </w:r>
+            <w:r>
+              <w:rPr>
+                <w:noProof/>
+                <w:webHidden/>
+              </w:rPr>
+              <w:t>1</w:t>
+            </w:r>
+            <w:r>
+              <w:rPr>
+                <w:noProof/>
+                <w:webHidden/>
+              </w:rPr>
+              <w:fldChar w:fldCharType="end"/>
+            </w:r>
+          </w:hyperlink>
+        </w:p>
+        <w:p>
+          <w:pPr>
+            <w:pStyle w:val="TOC3"/>
+            <w:tabs>
+              <w:tab w:val="right" w:leader="dot" w:pos="9344"/>
+            </w:tabs>
+            <w:ind w:left="960" w:firstLine="480"/>
+            <w:rPr>
+              <w:rFonts w:asciiTheme="minorHAnsi" w:eastAsiaTheme="minorEastAsia" w:hAnsiTheme="minorHAnsi" w:cstheme="minorBidi"/>
+              <w:noProof/>
+              <w:sz w:val="22"/>
+              <w14:ligatures w14:val="standardContextual"/>
+            </w:rPr>
+          </w:pPr>
+          <w:hyperlink w:anchor="_Toc223133463" w:history="1">
+            <w:r>
+              <w:rPr>
+                <w:rStyle w:val="af8"/>
+                <w:noProof/>
+              </w:rPr>
+              <w:t xml:space="preserve">1.2.1 </w:t>
+            </w:r>
+            <w:r>
+              <w:rPr>
+                <w:rStyle w:val="af8"/>
+                <w:noProof/>
+              </w:rPr>
+              <w:t>突破单一</w:t>
+            </w:r>
+            <w:r>
+              <w:rPr>
+                <w:rStyle w:val="af8"/>
+                <w:noProof/>
+              </w:rPr>
+              <w:t>CNN</w:t>
+            </w:r>
+            <w:r>
+              <w:rPr>
+                <w:rStyle w:val="af8"/>
+                <w:noProof/>
+              </w:rPr>
+              <w:t>模型在隐喻与复杂语义场景下的识别瓶颈</w:t>
+            </w:r>
+            <w:r>
+              <w:rPr>
+                <w:noProof/>
+                <w:webHidden/>
+              </w:rPr>
+              <w:tab/>
+            </w:r>
+            <w:r>
+              <w:rPr>
+                <w:noProof/>
+                <w:webHidden/>
+              </w:rPr>
+              <w:fldChar w:fldCharType="begin"/>
+            </w:r>
+            <w:r>
+              <w:rPr>
+                <w:noProof/>
+                <w:webHidden/>
+              </w:rPr>
+              <w:instrText xml:space="preserve"> PAGEREF _Toc223133463 \h </w:instrText>
+            </w:r>
+            <w:r>
+              <w:rPr>
+                <w:noProof/>
+                <w:webHidden/>
+              </w:rPr>
+            </w:r>
+            <w:r>
+              <w:rPr>
+                <w:noProof/>
+                <w:webHidden/>
+              </w:rPr>
+              <w:fldChar w:fldCharType="separate"/>
+            </w:r>
+            <w:r>
+              <w:rPr>
+                <w:noProof/>
+                <w:webHidden/>
+              </w:rPr>
+              <w:t>1</w:t>
+            </w:r>
+            <w:r>
+              <w:rPr>
+                <w:noProof/>
+                <w:webHidden/>
+              </w:rPr>
+              <w:fldChar w:fldCharType="end"/>
+            </w:r>
+          </w:hyperlink>
+        </w:p>
+        <w:p>
+          <w:pPr>
+            <w:pStyle w:val="TOC3"/>
+            <w:tabs>
+              <w:tab w:val="right" w:leader="dot" w:pos="9344"/>
+            </w:tabs>
+            <w:ind w:left="960" w:firstLine="480"/>
+            <w:rPr>
+              <w:rFonts w:asciiTheme="minorHAnsi" w:eastAsiaTheme="minorEastAsia" w:hAnsiTheme="minorHAnsi" w:cstheme="minorBidi"/>
+              <w:noProof/>
+              <w:sz w:val="22"/>
+              <w14:ligatures w14:val="standardContextual"/>
+            </w:rPr>
+          </w:pPr>
+          <w:hyperlink w:anchor="_Toc223133464" w:history="1">
+            <w:r>
+              <w:rPr>
+                <w:rStyle w:val="af8"/>
+                <w:noProof/>
+              </w:rPr>
+              <w:t xml:space="preserve">1.2.2 </w:t>
+            </w:r>
+            <w:r>
+              <w:rPr>
+                <w:rStyle w:val="af8"/>
+                <w:noProof/>
+              </w:rPr>
+              <w:t>设计</w:t>
+            </w:r>
+            <w:r>
+              <w:rPr>
+                <w:rStyle w:val="af8"/>
+                <w:noProof/>
+              </w:rPr>
+              <w:t>CNN</w:t>
+            </w:r>
+            <w:r>
+              <w:rPr>
+                <w:rStyle w:val="af8"/>
+                <w:noProof/>
+              </w:rPr>
+              <w:t>前置拦截策略，保障</w:t>
+            </w:r>
+            <w:r>
+              <w:rPr>
+                <w:rStyle w:val="af8"/>
+                <w:noProof/>
+              </w:rPr>
+              <w:t>VLM</w:t>
+            </w:r>
+            <w:r>
+              <w:rPr>
+                <w:rStyle w:val="af8"/>
+                <w:noProof/>
+              </w:rPr>
+              <w:t>专注于复杂语义分析</w:t>
+            </w:r>
+            <w:r>
+              <w:rPr>
+                <w:noProof/>
+                <w:webHidden/>
+              </w:rPr>
+              <w:tab/>
+            </w:r>
+            <w:r>
+              <w:rPr>
+                <w:noProof/>
+                <w:webHidden/>
+              </w:rPr>
+              <w:fldChar w:fldCharType="begin"/>
+            </w:r>
+            <w:r>
+              <w:rPr>
+                <w:noProof/>
+                <w:webHidden/>
+              </w:rPr>
+              <w:instrText xml:space="preserve"> PAGEREF _Toc223133464 \h </w:instrText>
+            </w:r>
+            <w:r>
+              <w:rPr>
+                <w:noProof/>
+                <w:webHidden/>
+              </w:rPr>
+            </w:r>
+            <w:r>
+              <w:rPr>
+                <w:noProof/>
+                <w:webHidden/>
+              </w:rPr>
+              <w:fldChar w:fldCharType="separate"/>
+            </w:r>
+            <w:r>
+              <w:rPr>
+                <w:noProof/>
+                <w:webHidden/>
+              </w:rPr>
+              <w:t>1</w:t>
+            </w:r>
+            <w:r>
+              <w:rPr>
+                <w:noProof/>
+                <w:webHidden/>
+              </w:rPr>
+              <w:fldChar w:fldCharType="end"/>
+            </w:r>
+          </w:hyperlink>
+        </w:p>
+        <w:p>
+          <w:pPr>
+            <w:pStyle w:val="TOC3"/>
+            <w:tabs>
+              <w:tab w:val="right" w:leader="dot" w:pos="9344"/>
+            </w:tabs>
+            <w:ind w:left="960" w:firstLine="480"/>
+            <w:rPr>
+              <w:rFonts w:asciiTheme="minorHAnsi" w:eastAsiaTheme="minorEastAsia" w:hAnsiTheme="minorHAnsi" w:cstheme="minorBidi"/>
+              <w:noProof/>
+              <w:sz w:val="22"/>
+              <w14:ligatures w14:val="standardContextual"/>
+            </w:rPr>
+          </w:pPr>
+          <w:hyperlink w:anchor="_Toc223133465" w:history="1">
+            <w:r>
+              <w:rPr>
+                <w:rStyle w:val="af8"/>
+                <w:noProof/>
+              </w:rPr>
+              <w:t xml:space="preserve">1.2.3 </w:t>
+            </w:r>
+            <w:r>
+              <w:rPr>
+                <w:rStyle w:val="af8"/>
+                <w:noProof/>
+              </w:rPr>
+              <w:t>验证</w:t>
+            </w:r>
+            <w:r>
+              <w:rPr>
+                <w:rStyle w:val="af8"/>
+                <w:noProof/>
+              </w:rPr>
+              <w:t>“</w:t>
+            </w:r>
+            <w:r>
+              <w:rPr>
+                <w:rStyle w:val="af8"/>
+                <w:noProof/>
+              </w:rPr>
+              <w:t>端边云</w:t>
+            </w:r>
+            <w:r>
+              <w:rPr>
+                <w:rStyle w:val="af8"/>
+                <w:noProof/>
+              </w:rPr>
+              <w:t>”</w:t>
+            </w:r>
+            <w:r>
+              <w:rPr>
+                <w:rStyle w:val="af8"/>
+                <w:noProof/>
+              </w:rPr>
+              <w:t>协同架构在低成本硬件上的部署可行性与实时性</w:t>
+            </w:r>
+            <w:r>
+              <w:rPr>
+                <w:noProof/>
+                <w:webHidden/>
+              </w:rPr>
+              <w:tab/>
+            </w:r>
+            <w:r>
+              <w:rPr>
+                <w:noProof/>
+                <w:webHidden/>
+              </w:rPr>
+              <w:fldChar w:fldCharType="begin"/>
+            </w:r>
+            <w:r>
+              <w:rPr>
+                <w:noProof/>
+                <w:webHidden/>
+              </w:rPr>
+              <w:instrText xml:space="preserve"> PAGEREF _Toc223133465 \h </w:instrText>
+            </w:r>
+            <w:r>
+              <w:rPr>
+                <w:noProof/>
+                <w:webHidden/>
+              </w:rPr>
+            </w:r>
+            <w:r>
+              <w:rPr>
+                <w:noProof/>
+                <w:webHidden/>
+              </w:rPr>
+              <w:fldChar w:fldCharType="separate"/>
+            </w:r>
+            <w:r>
+              <w:rPr>
+                <w:noProof/>
+                <w:webHidden/>
+              </w:rPr>
+              <w:t>1</w:t>
+            </w:r>
+            <w:r>
+              <w:rPr>
+                <w:noProof/>
+                <w:webHidden/>
+              </w:rPr>
+              <w:fldChar w:fldCharType="end"/>
+            </w:r>
+          </w:hyperlink>
+        </w:p>
+        <w:p>
+          <w:pPr>
+            <w:pStyle w:val="TOC2"/>
+            <w:tabs>
+              <w:tab w:val="right" w:leader="dot" w:pos="9344"/>
+            </w:tabs>
+            <w:ind w:left="480" w:firstLine="480"/>
+            <w:rPr>
+              <w:rFonts w:asciiTheme="minorHAnsi" w:eastAsiaTheme="minorEastAsia" w:hAnsiTheme="minorHAnsi" w:cstheme="minorBidi"/>
+              <w:noProof/>
+              <w:sz w:val="22"/>
+              <w14:ligatures w14:val="standardContextual"/>
+            </w:rPr>
+          </w:pPr>
+          <w:hyperlink w:anchor="_Toc223133466" w:history="1">
+            <w:r>
+              <w:rPr>
+                <w:rStyle w:val="af8"/>
+                <w:noProof/>
+              </w:rPr>
+              <w:t xml:space="preserve">1.3 </w:t>
+            </w:r>
+            <w:r>
+              <w:rPr>
+                <w:rStyle w:val="af8"/>
+                <w:noProof/>
+              </w:rPr>
+              <w:t>国内外研究现状</w:t>
+            </w:r>
+            <w:r>
+              <w:rPr>
+                <w:noProof/>
+                <w:webHidden/>
+              </w:rPr>
+              <w:tab/>
+            </w:r>
+            <w:r>
+              <w:rPr>
+                <w:noProof/>
+                <w:webHidden/>
+              </w:rPr>
+              <w:fldChar w:fldCharType="begin"/>
+            </w:r>
+            <w:r>
+              <w:rPr>
+                <w:noProof/>
+                <w:webHidden/>
+              </w:rPr>
+              <w:instrText xml:space="preserve"> PAGEREF _Toc223133466 \h </w:instrText>
+            </w:r>
+            <w:r>
+              <w:rPr>
+                <w:noProof/>
+                <w:webHidden/>
+              </w:rPr>
+            </w:r>
+            <w:r>
+              <w:rPr>
+                <w:noProof/>
+                <w:webHidden/>
+              </w:rPr>
+              <w:fldChar w:fldCharType="separate"/>
+            </w:r>
+            <w:r>
+              <w:rPr>
+                <w:noProof/>
+                <w:webHidden/>
+              </w:rPr>
+              <w:t>1</w:t>
+            </w:r>
+            <w:r>
+              <w:rPr>
+                <w:noProof/>
+                <w:webHidden/>
+              </w:rPr>
+              <w:fldChar w:fldCharType="end"/>
+            </w:r>
+          </w:hyperlink>
+        </w:p>
+        <w:p>
+          <w:pPr>
+            <w:pStyle w:val="TOC3"/>
+            <w:tabs>
+              <w:tab w:val="right" w:leader="dot" w:pos="9344"/>
+            </w:tabs>
+            <w:ind w:left="960" w:firstLine="480"/>
+            <w:rPr>
+              <w:rFonts w:asciiTheme="minorHAnsi" w:eastAsiaTheme="minorEastAsia" w:hAnsiTheme="minorHAnsi" w:cstheme="minorBidi"/>
+              <w:noProof/>
+              <w:sz w:val="22"/>
+              <w14:ligatures w14:val="standardContextual"/>
+            </w:rPr>
+          </w:pPr>
+          <w:hyperlink w:anchor="_Toc223133467" w:history="1">
+            <w:r>
+              <w:rPr>
+                <w:rStyle w:val="af8"/>
+                <w:noProof/>
+              </w:rPr>
+              <w:t xml:space="preserve">1.3.1 </w:t>
+            </w:r>
+            <w:r>
+              <w:rPr>
+                <w:rStyle w:val="af8"/>
+                <w:noProof/>
+              </w:rPr>
+              <w:t>视觉语言模型（</w:t>
+            </w:r>
+            <w:r>
+              <w:rPr>
+                <w:rStyle w:val="af8"/>
+                <w:noProof/>
+              </w:rPr>
+              <w:t>VLM</w:t>
+            </w:r>
+            <w:r>
+              <w:rPr>
+                <w:rStyle w:val="af8"/>
+                <w:noProof/>
+              </w:rPr>
+              <w:t>）在安全领域的应用现状</w:t>
+            </w:r>
+            <w:r>
+              <w:rPr>
+                <w:noProof/>
+                <w:webHidden/>
+              </w:rPr>
+              <w:tab/>
+            </w:r>
+            <w:r>
+              <w:rPr>
+                <w:noProof/>
+                <w:webHidden/>
+              </w:rPr>
+              <w:fldChar w:fldCharType="begin"/>
+            </w:r>
+            <w:r>
+              <w:rPr>
+                <w:noProof/>
+                <w:webHidden/>
+              </w:rPr>
+              <w:instrText xml:space="preserve"> PAGEREF _Toc223133467 \h </w:instrText>
+            </w:r>
+            <w:r>
+              <w:rPr>
+                <w:noProof/>
+                <w:webHidden/>
+              </w:rPr>
+            </w:r>
+            <w:r>
+              <w:rPr>
+                <w:noProof/>
+                <w:webHidden/>
+              </w:rPr>
+              <w:fldChar w:fldCharType="separate"/>
+            </w:r>
+            <w:r>
+              <w:rPr>
+                <w:noProof/>
+                <w:webHidden/>
+              </w:rPr>
+              <w:t>1</w:t>
+            </w:r>
+            <w:r>
+              <w:rPr>
+                <w:noProof/>
+                <w:webHidden/>
+              </w:rPr>
+              <w:fldChar w:fldCharType="end"/>
+            </w:r>
+          </w:hyperlink>
+        </w:p>
+        <w:p>
+          <w:pPr>
+            <w:pStyle w:val="TOC3"/>
+            <w:tabs>
+              <w:tab w:val="right" w:leader="dot" w:pos="9344"/>
+            </w:tabs>
+            <w:ind w:left="960" w:firstLine="480"/>
+            <w:rPr>
+              <w:rFonts w:asciiTheme="minorHAnsi" w:eastAsiaTheme="minorEastAsia" w:hAnsiTheme="minorHAnsi" w:cstheme="minorBidi"/>
+              <w:noProof/>
+              <w:sz w:val="22"/>
+              <w14:ligatures w14:val="standardContextual"/>
+            </w:rPr>
+          </w:pPr>
+          <w:hyperlink w:anchor="_Toc223133468" w:history="1">
+            <w:r>
+              <w:rPr>
+                <w:rStyle w:val="af8"/>
+                <w:noProof/>
+              </w:rPr>
+              <w:t xml:space="preserve">1.3.2 </w:t>
+            </w:r>
+            <w:r>
+              <w:rPr>
+                <w:rStyle w:val="af8"/>
+                <w:noProof/>
+              </w:rPr>
+              <w:t>多模型级联与协同推理架构研究综述</w:t>
+            </w:r>
+            <w:r>
+              <w:rPr>
+                <w:noProof/>
+                <w:webHidden/>
+              </w:rPr>
+              <w:tab/>
+            </w:r>
+            <w:r>
+              <w:rPr>
+                <w:noProof/>
+                <w:webHidden/>
+              </w:rPr>
+              <w:fldChar w:fldCharType="begin"/>
+            </w:r>
+            <w:r>
+              <w:rPr>
+                <w:noProof/>
+                <w:webHidden/>
+              </w:rPr>
+              <w:instrText xml:space="preserve"> PAGEREF _Toc223133468 \h </w:instrText>
+            </w:r>
+            <w:r>
+              <w:rPr>
+                <w:noProof/>
+                <w:webHidden/>
+              </w:rPr>
+            </w:r>
+            <w:r>
+              <w:rPr>
+                <w:noProof/>
+                <w:webHidden/>
+              </w:rPr>
+              <w:fldChar w:fldCharType="separate"/>
+            </w:r>
+            <w:r>
+              <w:rPr>
+                <w:noProof/>
+                <w:webHidden/>
+              </w:rPr>
+              <w:t>1</w:t>
+            </w:r>
+            <w:r>
+              <w:rPr>
+                <w:noProof/>
+                <w:webHidden/>
+              </w:rPr>
+              <w:fldChar w:fldCharType="end"/>
+            </w:r>
+          </w:hyperlink>
+        </w:p>
+        <w:p>
+          <w:pPr>
+            <w:pStyle w:val="TOC1"/>
+            <w:ind w:firstLine="216"/>
+            <w:rPr>
+              <w:rFonts w:asciiTheme="minorHAnsi" w:eastAsiaTheme="minorEastAsia" w:hAnsiTheme="minorHAnsi" w:cstheme="minorBidi"/>
+              <w:noProof/>
+              <w:sz w:val="22"/>
+              <w14:ligatures w14:val="standardContextual"/>
+            </w:rPr>
+          </w:pPr>
+          <w:hyperlink w:anchor="_Toc223133469" w:history="1">
+            <w:r>
+              <w:rPr>
+                <w:rStyle w:val="af8"/>
+                <w:noProof/>
+              </w:rPr>
+              <w:t xml:space="preserve">2 </w:t>
+            </w:r>
+            <w:r>
+              <w:rPr>
+                <w:rStyle w:val="af8"/>
+                <w:noProof/>
+              </w:rPr>
+              <w:t>相关技术与理论基础</w:t>
+            </w:r>
+            <w:r>
+              <w:rPr>
+                <w:noProof/>
+                <w:webHidden/>
+              </w:rPr>
+              <w:tab/>
+            </w:r>
+            <w:r>
+              <w:rPr>
+                <w:noProof/>
+                <w:webHidden/>
+              </w:rPr>
+              <w:fldChar w:fldCharType="begin"/>
+            </w:r>
+            <w:r>
+              <w:rPr>
+                <w:noProof/>
+                <w:webHidden/>
+              </w:rPr>
+              <w:instrText xml:space="preserve"> PAGEREF _Toc223133469 \h </w:instrText>
+            </w:r>
+            <w:r>
+              <w:rPr>
+                <w:noProof/>
+                <w:webHidden/>
+              </w:rPr>
+            </w:r>
+            <w:r>
+              <w:rPr>
+                <w:noProof/>
+                <w:webHidden/>
+              </w:rPr>
+              <w:fldChar w:fldCharType="separate"/>
+            </w:r>
+            <w:r>
+              <w:rPr>
+                <w:noProof/>
+                <w:webHidden/>
+              </w:rPr>
+              <w:t>2</w:t>
+            </w:r>
+            <w:r>
+              <w:rPr>
+                <w:noProof/>
+                <w:webHidden/>
+              </w:rPr>
+              <w:fldChar w:fldCharType="end"/>
+            </w:r>
+          </w:hyperlink>
+        </w:p>
+        <w:p>
+          <w:pPr>
+            <w:pStyle w:val="TOC2"/>
+            <w:tabs>
+              <w:tab w:val="right" w:leader="dot" w:pos="9344"/>
+            </w:tabs>
+            <w:ind w:left="480" w:firstLine="480"/>
+            <w:rPr>
+              <w:rFonts w:asciiTheme="minorHAnsi" w:eastAsiaTheme="minorEastAsia" w:hAnsiTheme="minorHAnsi" w:cstheme="minorBidi"/>
+              <w:noProof/>
+              <w:sz w:val="22"/>
+              <w14:ligatures w14:val="standardContextual"/>
+            </w:rPr>
+          </w:pPr>
+          <w:hyperlink w:anchor="_Toc223133470" w:history="1">
+            <w:r>
+              <w:rPr>
+                <w:rStyle w:val="af8"/>
+                <w:noProof/>
+              </w:rPr>
+              <w:t xml:space="preserve">2.1 </w:t>
+            </w:r>
+            <w:r>
+              <w:rPr>
+                <w:rStyle w:val="af8"/>
+                <w:noProof/>
+              </w:rPr>
+              <w:t>基于</w:t>
+            </w:r>
+            <w:r>
+              <w:rPr>
+                <w:rStyle w:val="af8"/>
+                <w:noProof/>
+              </w:rPr>
+              <w:t>CNN</w:t>
+            </w:r>
+            <w:r>
+              <w:rPr>
+                <w:rStyle w:val="af8"/>
+                <w:noProof/>
+              </w:rPr>
+              <w:t>的目标检测与轻量化分类技术</w:t>
+            </w:r>
+            <w:r>
+              <w:rPr>
+                <w:noProof/>
+                <w:webHidden/>
+              </w:rPr>
+              <w:tab/>
+            </w:r>
+            <w:r>
+              <w:rPr>
+                <w:noProof/>
+                <w:webHidden/>
+              </w:rPr>
+              <w:fldChar w:fldCharType="begin"/>
+            </w:r>
+            <w:r>
+              <w:rPr>
+                <w:noProof/>
+                <w:webHidden/>
+              </w:rPr>
+              <w:instrText xml:space="preserve"> PAGEREF _Toc223133470 \h </w:instrText>
+            </w:r>
+            <w:r>
+              <w:rPr>
+                <w:noProof/>
+                <w:webHidden/>
+              </w:rPr>
+            </w:r>
+            <w:r>
+              <w:rPr>
+                <w:noProof/>
+                <w:webHidden/>
+              </w:rPr>
+              <w:fldChar w:fldCharType="separate"/>
+            </w:r>
+            <w:r>
+              <w:rPr>
+                <w:noProof/>
+                <w:webHidden/>
+              </w:rPr>
+              <w:t>2</w:t>
+            </w:r>
+            <w:r>
+              <w:rPr>
+                <w:noProof/>
+                <w:webHidden/>
+              </w:rPr>
+              <w:fldChar w:fldCharType="end"/>
+            </w:r>
+          </w:hyperlink>
+        </w:p>
+        <w:p>
+          <w:pPr>
+            <w:pStyle w:val="TOC3"/>
+            <w:tabs>
+              <w:tab w:val="right" w:leader="dot" w:pos="9344"/>
+            </w:tabs>
+            <w:ind w:left="960" w:firstLine="480"/>
+            <w:rPr>
+              <w:rFonts w:asciiTheme="minorHAnsi" w:eastAsiaTheme="minorEastAsia" w:hAnsiTheme="minorHAnsi" w:cstheme="minorBidi"/>
+              <w:noProof/>
+              <w:sz w:val="22"/>
+              <w14:ligatures w14:val="standardContextual"/>
+            </w:rPr>
+          </w:pPr>
+          <w:hyperlink w:anchor="_Toc223133471" w:history="1">
+            <w:r>
+              <w:rPr>
+                <w:rStyle w:val="af8"/>
+                <w:noProof/>
+              </w:rPr>
+              <w:t xml:space="preserve">2.1.1 </w:t>
+            </w:r>
+            <w:r>
+              <w:rPr>
+                <w:rStyle w:val="af8"/>
+                <w:noProof/>
+              </w:rPr>
+              <w:t>卷积神经网络与目标检测基础理论</w:t>
+            </w:r>
+            <w:r>
+              <w:rPr>
+                <w:noProof/>
+                <w:webHidden/>
+              </w:rPr>
+              <w:tab/>
+            </w:r>
+            <w:r>
+              <w:rPr>
+                <w:noProof/>
+                <w:webHidden/>
+              </w:rPr>
+              <w:fldChar w:fldCharType="begin"/>
+            </w:r>
+            <w:r>
+              <w:rPr>
+                <w:noProof/>
+                <w:webHidden/>
+              </w:rPr>
+              <w:instrText xml:space="preserve"> PAGEREF _Toc223133471 \h </w:instrText>
+            </w:r>
+            <w:r>
+              <w:rPr>
+                <w:noProof/>
+                <w:webHidden/>
+              </w:rPr>
+            </w:r>
+            <w:r>
+              <w:rPr>
+                <w:noProof/>
+                <w:webHidden/>
+              </w:rPr>
+              <w:fldChar w:fldCharType="separate"/>
+            </w:r>
+            <w:r>
+              <w:rPr>
+                <w:noProof/>
+                <w:webHidden/>
+              </w:rPr>
+              <w:t>2</w:t>
+            </w:r>
+            <w:r>
+              <w:rPr>
+                <w:noProof/>
+                <w:webHidden/>
+              </w:rPr>
+              <w:fldChar w:fldCharType="end"/>
+            </w:r>
+          </w:hyperlink>
+        </w:p>
+        <w:p>
+          <w:pPr>
+            <w:pStyle w:val="TOC3"/>
+            <w:tabs>
+              <w:tab w:val="right" w:leader="dot" w:pos="9344"/>
+            </w:tabs>
+            <w:ind w:left="960" w:firstLine="480"/>
+            <w:rPr>
+              <w:rFonts w:asciiTheme="minorHAnsi" w:eastAsiaTheme="minorEastAsia" w:hAnsiTheme="minorHAnsi" w:cstheme="minorBidi"/>
+              <w:noProof/>
+              <w:sz w:val="22"/>
+              <w14:ligatures w14:val="standardContextual"/>
+            </w:rPr>
+          </w:pPr>
+          <w:hyperlink w:anchor="_Toc223133472" w:history="1">
+            <w:r>
+              <w:rPr>
+                <w:rStyle w:val="af8"/>
+                <w:noProof/>
+              </w:rPr>
+              <w:t>2.1.2 YOLO</w:t>
+            </w:r>
+            <w:r>
+              <w:rPr>
+                <w:rStyle w:val="af8"/>
+                <w:noProof/>
+              </w:rPr>
+              <w:t>系列算法及其在内容审核中的应用</w:t>
+            </w:r>
+            <w:r>
+              <w:rPr>
+                <w:noProof/>
+                <w:webHidden/>
+              </w:rPr>
+              <w:tab/>
+            </w:r>
+            <w:r>
+              <w:rPr>
+                <w:noProof/>
+                <w:webHidden/>
+              </w:rPr>
+              <w:fldChar w:fldCharType="begin"/>
+            </w:r>
+            <w:r>
+              <w:rPr>
+                <w:noProof/>
+                <w:webHidden/>
+              </w:rPr>
+              <w:instrText xml:space="preserve"> PAGEREF _Toc223133472 \h </w:instrText>
+            </w:r>
+            <w:r>
+              <w:rPr>
+                <w:noProof/>
+                <w:webHidden/>
+              </w:rPr>
+            </w:r>
+            <w:r>
+              <w:rPr>
+                <w:noProof/>
+                <w:webHidden/>
+              </w:rPr>
+              <w:fldChar w:fldCharType="separate"/>
+            </w:r>
+            <w:r>
+              <w:rPr>
+                <w:noProof/>
+                <w:webHidden/>
+              </w:rPr>
+              <w:t>2</w:t>
+            </w:r>
+            <w:r>
+              <w:rPr>
+                <w:noProof/>
+                <w:webHidden/>
+              </w:rPr>
+              <w:fldChar w:fldCharType="end"/>
+            </w:r>
+          </w:hyperlink>
+        </w:p>
+        <w:p>
+          <w:pPr>
+            <w:pStyle w:val="TOC3"/>
+            <w:tabs>
+              <w:tab w:val="right" w:leader="dot" w:pos="9344"/>
+            </w:tabs>
+            <w:ind w:left="960" w:firstLine="480"/>
+            <w:rPr>
+              <w:rFonts w:asciiTheme="minorHAnsi" w:eastAsiaTheme="minorEastAsia" w:hAnsiTheme="minorHAnsi" w:cstheme="minorBidi"/>
+              <w:noProof/>
+              <w:sz w:val="22"/>
+              <w14:ligatures w14:val="standardContextual"/>
+            </w:rPr>
+          </w:pPr>
+          <w:hyperlink w:anchor="_Toc223133473" w:history="1">
+            <w:r>
+              <w:rPr>
+                <w:rStyle w:val="af8"/>
+                <w:noProof/>
+              </w:rPr>
+              <w:t xml:space="preserve">2.1.3 </w:t>
+            </w:r>
+            <w:r>
+              <w:rPr>
+                <w:rStyle w:val="af8"/>
+                <w:noProof/>
+              </w:rPr>
+              <w:t>轻量化卷积网络</w:t>
+            </w:r>
+            <w:r>
+              <w:rPr>
+                <w:rStyle w:val="af8"/>
+                <w:noProof/>
+              </w:rPr>
+              <w:t xml:space="preserve"> MobileNet </w:t>
+            </w:r>
+            <w:r>
+              <w:rPr>
+                <w:rStyle w:val="af8"/>
+                <w:noProof/>
+              </w:rPr>
+              <w:t>及其场景分类机制</w:t>
+            </w:r>
+            <w:r>
+              <w:rPr>
+                <w:noProof/>
+                <w:webHidden/>
+              </w:rPr>
+              <w:tab/>
+            </w:r>
+            <w:r>
+              <w:rPr>
+                <w:noProof/>
+                <w:webHidden/>
+              </w:rPr>
+              <w:fldChar w:fldCharType="begin"/>
+            </w:r>
+            <w:r>
+              <w:rPr>
+                <w:noProof/>
+                <w:webHidden/>
+              </w:rPr>
+              <w:instrText xml:space="preserve"> PAGEREF _Toc223133473 \h </w:instrText>
+            </w:r>
+            <w:r>
+              <w:rPr>
+                <w:noProof/>
+                <w:webHidden/>
+              </w:rPr>
+            </w:r>
+            <w:r>
+              <w:rPr>
+                <w:noProof/>
+                <w:webHidden/>
+              </w:rPr>
+              <w:fldChar w:fldCharType="separate"/>
+            </w:r>
+            <w:r>
+              <w:rPr>
+                <w:noProof/>
+                <w:webHidden/>
+              </w:rPr>
+              <w:t>2</w:t>
+            </w:r>
+            <w:r>
+              <w:rPr>
+                <w:noProof/>
+                <w:webHidden/>
+              </w:rPr>
+              <w:fldChar w:fldCharType="end"/>
+            </w:r>
+          </w:hyperlink>
+        </w:p>
+        <w:p>
+          <w:pPr>
+            <w:pStyle w:val="TOC2"/>
+            <w:tabs>
+              <w:tab w:val="right" w:leader="dot" w:pos="9344"/>
+            </w:tabs>
+            <w:ind w:left="480" w:firstLine="480"/>
+            <w:rPr>
+              <w:rFonts w:asciiTheme="minorHAnsi" w:eastAsiaTheme="minorEastAsia" w:hAnsiTheme="minorHAnsi" w:cstheme="minorBidi"/>
+              <w:noProof/>
+              <w:sz w:val="22"/>
+              <w14:ligatures w14:val="standardContextual"/>
+            </w:rPr>
+          </w:pPr>
+          <w:hyperlink w:anchor="_Toc223133474" w:history="1">
+            <w:r>
+              <w:rPr>
+                <w:rStyle w:val="af8"/>
+                <w:noProof/>
+              </w:rPr>
+              <w:t xml:space="preserve">2.2 </w:t>
+            </w:r>
+            <w:r>
+              <w:rPr>
+                <w:rStyle w:val="af8"/>
+                <w:noProof/>
+              </w:rPr>
+              <w:t>基于视觉语言模型的图像语义理解技术</w:t>
+            </w:r>
+            <w:r>
+              <w:rPr>
+                <w:noProof/>
+                <w:webHidden/>
+              </w:rPr>
+              <w:tab/>
+            </w:r>
+            <w:r>
+              <w:rPr>
+                <w:noProof/>
+                <w:webHidden/>
+              </w:rPr>
+              <w:fldChar w:fldCharType="begin"/>
+            </w:r>
+            <w:r>
+              <w:rPr>
+                <w:noProof/>
+                <w:webHidden/>
+              </w:rPr>
+              <w:instrText xml:space="preserve"> PAGEREF _Toc223133474 \h </w:instrText>
+            </w:r>
+            <w:r>
+              <w:rPr>
+                <w:noProof/>
+                <w:webHidden/>
+              </w:rPr>
+            </w:r>
+            <w:r>
+              <w:rPr>
+                <w:noProof/>
+                <w:webHidden/>
+              </w:rPr>
+              <w:fldChar w:fldCharType="separate"/>
+            </w:r>
+            <w:r>
+              <w:rPr>
+                <w:noProof/>
+                <w:webHidden/>
+              </w:rPr>
+              <w:t>2</w:t>
+            </w:r>
+            <w:r>
+              <w:rPr>
+                <w:noProof/>
+                <w:webHidden/>
+              </w:rPr>
+              <w:fldChar w:fldCharType="end"/>
+            </w:r>
+          </w:hyperlink>
+        </w:p>
+        <w:p>
+          <w:pPr>
+            <w:pStyle w:val="TOC3"/>
+            <w:tabs>
+              <w:tab w:val="right" w:leader="dot" w:pos="9344"/>
+            </w:tabs>
+            <w:ind w:left="960" w:firstLine="480"/>
+            <w:rPr>
+              <w:rFonts w:asciiTheme="minorHAnsi" w:eastAsiaTheme="minorEastAsia" w:hAnsiTheme="minorHAnsi" w:cstheme="minorBidi"/>
+              <w:noProof/>
+              <w:sz w:val="22"/>
+              <w14:ligatures w14:val="standardContextual"/>
+            </w:rPr>
+          </w:pPr>
+          <w:hyperlink w:anchor="_Toc223133475" w:history="1">
+            <w:r>
+              <w:rPr>
+                <w:rStyle w:val="af8"/>
+                <w:noProof/>
+              </w:rPr>
+              <w:t xml:space="preserve">2.2.1 </w:t>
+            </w:r>
+            <w:r>
+              <w:rPr>
+                <w:rStyle w:val="af8"/>
+                <w:noProof/>
+              </w:rPr>
+              <w:t>视觉语言模型（</w:t>
+            </w:r>
+            <w:r>
+              <w:rPr>
+                <w:rStyle w:val="af8"/>
+                <w:noProof/>
+              </w:rPr>
+              <w:t>VLM</w:t>
+            </w:r>
+            <w:r>
+              <w:rPr>
+                <w:rStyle w:val="af8"/>
+                <w:noProof/>
+              </w:rPr>
+              <w:t>）的语义理解机制</w:t>
+            </w:r>
+            <w:r>
+              <w:rPr>
+                <w:noProof/>
+                <w:webHidden/>
+              </w:rPr>
+              <w:tab/>
+            </w:r>
+            <w:r>
+              <w:rPr>
+                <w:noProof/>
+                <w:webHidden/>
+              </w:rPr>
+              <w:fldChar w:fldCharType="begin"/>
+            </w:r>
+            <w:r>
+              <w:rPr>
+                <w:noProof/>
+                <w:webHidden/>
+              </w:rPr>
+              <w:instrText xml:space="preserve"> PAGEREF _Toc223133475 \h </w:instrText>
+            </w:r>
+            <w:r>
+              <w:rPr>
+                <w:noProof/>
+                <w:webHidden/>
+              </w:rPr>
+            </w:r>
+            <w:r>
+              <w:rPr>
+                <w:noProof/>
+                <w:webHidden/>
+              </w:rPr>
+              <w:fldChar w:fldCharType="separate"/>
+            </w:r>
+            <w:r>
+              <w:rPr>
+                <w:noProof/>
+                <w:webHidden/>
+              </w:rPr>
+              <w:t>2</w:t>
+            </w:r>
+            <w:r>
+              <w:rPr>
+                <w:noProof/>
+                <w:webHidden/>
+              </w:rPr>
+              <w:fldChar w:fldCharType="end"/>
+            </w:r>
+          </w:hyperlink>
+        </w:p>
+        <w:p>
+          <w:pPr>
+            <w:pStyle w:val="TOC3"/>
+            <w:tabs>
+              <w:tab w:val="right" w:leader="dot" w:pos="9344"/>
+            </w:tabs>
+            <w:ind w:left="960" w:firstLine="480"/>
+            <w:rPr>
+              <w:rFonts w:asciiTheme="minorHAnsi" w:eastAsiaTheme="minorEastAsia" w:hAnsiTheme="minorHAnsi" w:cstheme="minorBidi"/>
+              <w:noProof/>
+              <w:sz w:val="22"/>
+              <w14:ligatures w14:val="standardContextual"/>
+            </w:rPr>
+          </w:pPr>
+          <w:hyperlink w:anchor="_Toc223133476" w:history="1">
+            <w:r>
+              <w:rPr>
+                <w:rStyle w:val="af8"/>
+                <w:noProof/>
+              </w:rPr>
+              <w:t xml:space="preserve">2.2.2 Qwen3-VL </w:t>
+            </w:r>
+            <w:r>
+              <w:rPr>
+                <w:rStyle w:val="af8"/>
+                <w:noProof/>
+              </w:rPr>
+              <w:t>的高语义理解能力</w:t>
+            </w:r>
+            <w:r>
+              <w:rPr>
+                <w:noProof/>
+                <w:webHidden/>
+              </w:rPr>
+              <w:tab/>
+            </w:r>
+            <w:r>
+              <w:rPr>
+                <w:noProof/>
+                <w:webHidden/>
+              </w:rPr>
+              <w:fldChar w:fldCharType="begin"/>
+            </w:r>
+            <w:r>
+              <w:rPr>
+                <w:noProof/>
+                <w:webHidden/>
+              </w:rPr>
+              <w:instrText xml:space="preserve"> PAGEREF _Toc223133476 \h </w:instrText>
+            </w:r>
+            <w:r>
+              <w:rPr>
+                <w:noProof/>
+                <w:webHidden/>
+              </w:rPr>
+            </w:r>
+            <w:r>
+              <w:rPr>
+                <w:noProof/>
+                <w:webHidden/>
+              </w:rPr>
+              <w:fldChar w:fldCharType="separate"/>
+            </w:r>
+            <w:r>
+              <w:rPr>
+                <w:noProof/>
+                <w:webHidden/>
+              </w:rPr>
+              <w:t>2</w:t>
+            </w:r>
+            <w:r>
+              <w:rPr>
+                <w:noProof/>
+                <w:webHidden/>
+              </w:rPr>
+              <w:fldChar w:fldCharType="end"/>
+            </w:r>
+          </w:hyperlink>
+        </w:p>
+        <w:p>
+          <w:pPr>
+            <w:pStyle w:val="TOC2"/>
+            <w:tabs>
+              <w:tab w:val="right" w:leader="dot" w:pos="9344"/>
+            </w:tabs>
+            <w:ind w:left="480" w:firstLine="480"/>
+            <w:rPr>
+              <w:rFonts w:asciiTheme="minorHAnsi" w:eastAsiaTheme="minorEastAsia" w:hAnsiTheme="minorHAnsi" w:cstheme="minorBidi"/>
+              <w:noProof/>
+              <w:sz w:val="22"/>
+              <w14:ligatures w14:val="standardContextual"/>
+            </w:rPr>
+          </w:pPr>
+          <w:hyperlink w:anchor="_Toc223133477" w:history="1">
+            <w:r>
+              <w:rPr>
+                <w:rStyle w:val="af8"/>
+                <w:noProof/>
+              </w:rPr>
+              <w:t xml:space="preserve">2.3 </w:t>
+            </w:r>
+            <w:r>
+              <w:rPr>
+                <w:rStyle w:val="af8"/>
+                <w:noProof/>
+              </w:rPr>
+              <w:t>多模型级联与协同推理理论基础</w:t>
+            </w:r>
+            <w:r>
+              <w:rPr>
+                <w:noProof/>
+                <w:webHidden/>
+              </w:rPr>
+              <w:tab/>
+            </w:r>
+            <w:r>
+              <w:rPr>
+                <w:noProof/>
+                <w:webHidden/>
+              </w:rPr>
+              <w:fldChar w:fldCharType="begin"/>
+            </w:r>
+            <w:r>
+              <w:rPr>
+                <w:noProof/>
+                <w:webHidden/>
+              </w:rPr>
+              <w:instrText xml:space="preserve"> PAGEREF _Toc223133477 \h </w:instrText>
+            </w:r>
+            <w:r>
+              <w:rPr>
+                <w:noProof/>
+                <w:webHidden/>
+              </w:rPr>
+            </w:r>
+            <w:r>
+              <w:rPr>
+                <w:noProof/>
+                <w:webHidden/>
+              </w:rPr>
+              <w:fldChar w:fldCharType="separate"/>
+            </w:r>
+            <w:r>
+              <w:rPr>
+                <w:noProof/>
+                <w:webHidden/>
+              </w:rPr>
+              <w:t>2</w:t>
+            </w:r>
+            <w:r>
+              <w:rPr>
+                <w:noProof/>
+                <w:webHidden/>
+              </w:rPr>
+              <w:fldChar w:fldCharType="end"/>
+            </w:r>
+          </w:hyperlink>
+        </w:p>
+        <w:p>
+          <w:pPr>
+            <w:pStyle w:val="TOC1"/>
+            <w:ind w:firstLine="216"/>
+            <w:rPr>
+              <w:rFonts w:asciiTheme="minorHAnsi" w:eastAsiaTheme="minorEastAsia" w:hAnsiTheme="minorHAnsi" w:cstheme="minorBidi"/>
+              <w:noProof/>
+              <w:sz w:val="22"/>
+              <w14:ligatures w14:val="standardContextual"/>
+            </w:rPr>
+          </w:pPr>
+          <w:hyperlink w:anchor="_Toc223133478" w:history="1">
+            <w:r>
+              <w:rPr>
+                <w:rStyle w:val="af8"/>
+                <w:noProof/>
+              </w:rPr>
+              <w:t xml:space="preserve">3 </w:t>
+            </w:r>
+            <w:r>
+              <w:rPr>
+                <w:rStyle w:val="af8"/>
+                <w:noProof/>
+              </w:rPr>
+              <w:t>系统架构设计与算法实现</w:t>
+            </w:r>
+            <w:r>
+              <w:rPr>
+                <w:noProof/>
+                <w:webHidden/>
+              </w:rPr>
+              <w:tab/>
+            </w:r>
+            <w:r>
+              <w:rPr>
+                <w:noProof/>
+                <w:webHidden/>
+              </w:rPr>
+              <w:fldChar w:fldCharType="begin"/>
+            </w:r>
+            <w:r>
+              <w:rPr>
+                <w:noProof/>
+                <w:webHidden/>
+              </w:rPr>
+              <w:instrText xml:space="preserve"> PAGEREF _Toc223133478 \h </w:instrText>
+            </w:r>
+            <w:r>
+              <w:rPr>
+                <w:noProof/>
+                <w:webHidden/>
+              </w:rPr>
+            </w:r>
+            <w:r>
+              <w:rPr>
+                <w:noProof/>
+                <w:webHidden/>
+              </w:rPr>
+              <w:fldChar w:fldCharType="separate"/>
+            </w:r>
+            <w:r>
+              <w:rPr>
+                <w:noProof/>
+                <w:webHidden/>
+              </w:rPr>
+              <w:t>2</w:t>
+            </w:r>
+            <w:r>
+              <w:rPr>
+                <w:noProof/>
+                <w:webHidden/>
+              </w:rPr>
+              <w:fldChar w:fldCharType="end"/>
+            </w:r>
+          </w:hyperlink>
+        </w:p>
+        <w:p>
+          <w:pPr>
+            <w:pStyle w:val="TOC2"/>
+            <w:tabs>
+              <w:tab w:val="right" w:leader="dot" w:pos="9344"/>
+            </w:tabs>
+            <w:ind w:left="480" w:firstLine="480"/>
+            <w:rPr>
+              <w:rFonts w:asciiTheme="minorHAnsi" w:eastAsiaTheme="minorEastAsia" w:hAnsiTheme="minorHAnsi" w:cstheme="minorBidi"/>
+              <w:noProof/>
+              <w:sz w:val="22"/>
+              <w14:ligatures w14:val="standardContextual"/>
+            </w:rPr>
+          </w:pPr>
+          <w:hyperlink w:anchor="_Toc223133479" w:history="1">
+            <w:r>
+              <w:rPr>
+                <w:rStyle w:val="af8"/>
+                <w:noProof/>
+              </w:rPr>
+              <w:t xml:space="preserve">3.1 </w:t>
+            </w:r>
+            <w:r>
+              <w:rPr>
+                <w:rStyle w:val="af8"/>
+                <w:noProof/>
+              </w:rPr>
+              <w:t>系统设计目标与总体架构</w:t>
+            </w:r>
+            <w:r>
+              <w:rPr>
+                <w:noProof/>
+                <w:webHidden/>
+              </w:rPr>
+              <w:tab/>
+            </w:r>
+            <w:r>
+              <w:rPr>
+                <w:noProof/>
+                <w:webHidden/>
+              </w:rPr>
+              <w:fldChar w:fldCharType="begin"/>
+            </w:r>
+            <w:r>
+              <w:rPr>
+                <w:noProof/>
+                <w:webHidden/>
+              </w:rPr>
+              <w:instrText xml:space="preserve"> PAGEREF _Toc223133479 \h </w:instrText>
+            </w:r>
+            <w:r>
+              <w:rPr>
+                <w:noProof/>
+                <w:webHidden/>
+              </w:rPr>
+            </w:r>
+            <w:r>
+              <w:rPr>
+                <w:noProof/>
+                <w:webHidden/>
+              </w:rPr>
+              <w:fldChar w:fldCharType="separate"/>
+            </w:r>
+            <w:r>
+              <w:rPr>
+                <w:noProof/>
+                <w:webHidden/>
+              </w:rPr>
+              <w:t>2</w:t>
+            </w:r>
+            <w:r>
+              <w:rPr>
+                <w:noProof/>
+                <w:webHidden/>
+              </w:rPr>
+              <w:fldChar w:fldCharType="end"/>
+            </w:r>
+          </w:hyperlink>
+        </w:p>
+        <w:p>
+          <w:pPr>
+            <w:pStyle w:val="TOC3"/>
+            <w:tabs>
+              <w:tab w:val="right" w:leader="dot" w:pos="9344"/>
+            </w:tabs>
+            <w:ind w:left="960" w:firstLine="480"/>
+            <w:rPr>
+              <w:rFonts w:asciiTheme="minorHAnsi" w:eastAsiaTheme="minorEastAsia" w:hAnsiTheme="minorHAnsi" w:cstheme="minorBidi"/>
+              <w:noProof/>
+              <w:sz w:val="22"/>
+              <w14:ligatures w14:val="standardContextual"/>
+            </w:rPr>
+          </w:pPr>
+          <w:hyperlink w:anchor="_Toc223133480" w:history="1">
+            <w:r>
+              <w:rPr>
+                <w:rStyle w:val="af8"/>
+                <w:noProof/>
+              </w:rPr>
+              <w:t xml:space="preserve">3.1.1 </w:t>
+            </w:r>
+            <w:r>
+              <w:rPr>
+                <w:rStyle w:val="af8"/>
+                <w:noProof/>
+              </w:rPr>
+              <w:t>设计目标：平衡准确率、实时性与轻量级部署</w:t>
+            </w:r>
+            <w:r>
+              <w:rPr>
+                <w:noProof/>
+                <w:webHidden/>
+              </w:rPr>
+              <w:tab/>
+            </w:r>
+            <w:r>
+              <w:rPr>
+                <w:noProof/>
+                <w:webHidden/>
+              </w:rPr>
+              <w:fldChar w:fldCharType="begin"/>
+            </w:r>
+            <w:r>
+              <w:rPr>
+                <w:noProof/>
+                <w:webHidden/>
+              </w:rPr>
+              <w:instrText xml:space="preserve"> PAGEREF _Toc223133480 \h </w:instrText>
+            </w:r>
+            <w:r>
+              <w:rPr>
+                <w:noProof/>
+                <w:webHidden/>
+              </w:rPr>
+            </w:r>
+            <w:r>
+              <w:rPr>
+                <w:noProof/>
+                <w:webHidden/>
+              </w:rPr>
+              <w:fldChar w:fldCharType="separate"/>
+            </w:r>
+            <w:r>
+              <w:rPr>
+                <w:noProof/>
+                <w:webHidden/>
+              </w:rPr>
+              <w:t>2</w:t>
+            </w:r>
+            <w:r>
+              <w:rPr>
+                <w:noProof/>
+                <w:webHidden/>
+              </w:rPr>
+              <w:fldChar w:fldCharType="end"/>
+            </w:r>
+          </w:hyperlink>
+        </w:p>
+        <w:p>
+          <w:pPr>
+            <w:pStyle w:val="TOC3"/>
+            <w:tabs>
+              <w:tab w:val="right" w:leader="dot" w:pos="9344"/>
+            </w:tabs>
+            <w:ind w:left="960" w:firstLine="480"/>
+            <w:rPr>
+              <w:rFonts w:asciiTheme="minorHAnsi" w:eastAsiaTheme="minorEastAsia" w:hAnsiTheme="minorHAnsi" w:cstheme="minorBidi"/>
+              <w:noProof/>
+              <w:sz w:val="22"/>
+              <w14:ligatures w14:val="standardContextual"/>
+            </w:rPr>
+          </w:pPr>
+          <w:hyperlink w:anchor="_Toc223133481" w:history="1">
+            <w:r>
+              <w:rPr>
+                <w:rStyle w:val="af8"/>
+                <w:noProof/>
+              </w:rPr>
+              <w:t xml:space="preserve">3.1.2 </w:t>
+            </w:r>
+            <w:r>
+              <w:rPr>
+                <w:rStyle w:val="af8"/>
+                <w:noProof/>
+              </w:rPr>
+              <w:t>总体架构：三级级联过滤</w:t>
+            </w:r>
+            <w:r>
+              <w:rPr>
+                <w:noProof/>
+                <w:webHidden/>
+              </w:rPr>
+              <w:tab/>
+            </w:r>
+            <w:r>
+              <w:rPr>
+                <w:noProof/>
+                <w:webHidden/>
+              </w:rPr>
+              <w:fldChar w:fldCharType="begin"/>
+            </w:r>
+            <w:r>
+              <w:rPr>
+                <w:noProof/>
+                <w:webHidden/>
+              </w:rPr>
+              <w:instrText xml:space="preserve"> PAGEREF _Toc223133481 \h </w:instrText>
+            </w:r>
+            <w:r>
+              <w:rPr>
+                <w:noProof/>
+                <w:webHidden/>
+              </w:rPr>
+            </w:r>
+            <w:r>
+              <w:rPr>
+                <w:noProof/>
+                <w:webHidden/>
+              </w:rPr>
+              <w:fldChar w:fldCharType="separate"/>
+            </w:r>
+            <w:r>
+              <w:rPr>
+                <w:noProof/>
+                <w:webHidden/>
+              </w:rPr>
+              <w:t>2</w:t>
+            </w:r>
+            <w:r>
+              <w:rPr>
+                <w:noProof/>
+                <w:webHidden/>
+              </w:rPr>
+              <w:fldChar w:fldCharType="end"/>
+            </w:r>
+          </w:hyperlink>
+        </w:p>
+        <w:p>
+          <w:pPr>
+            <w:pStyle w:val="TOC2"/>
+            <w:tabs>
+              <w:tab w:val="right" w:leader="dot" w:pos="9344"/>
+            </w:tabs>
+            <w:ind w:left="480" w:firstLine="480"/>
+            <w:rPr>
+              <w:rFonts w:asciiTheme="minorHAnsi" w:eastAsiaTheme="minorEastAsia" w:hAnsiTheme="minorHAnsi" w:cstheme="minorBidi"/>
+              <w:noProof/>
+              <w:sz w:val="22"/>
+              <w14:ligatures w14:val="standardContextual"/>
+            </w:rPr>
+          </w:pPr>
+          <w:hyperlink w:anchor="_Toc223133482" w:history="1">
+            <w:r>
+              <w:rPr>
+                <w:rStyle w:val="af8"/>
+                <w:noProof/>
+              </w:rPr>
+              <w:t xml:space="preserve">3.2 </w:t>
+            </w:r>
+            <w:r>
+              <w:rPr>
+                <w:rStyle w:val="af8"/>
+                <w:noProof/>
+              </w:rPr>
+              <w:t>系统层级划分</w:t>
+            </w:r>
+            <w:r>
+              <w:rPr>
+                <w:noProof/>
+                <w:webHidden/>
+              </w:rPr>
+              <w:tab/>
+            </w:r>
+            <w:r>
+              <w:rPr>
+                <w:noProof/>
+                <w:webHidden/>
+              </w:rPr>
+              <w:fldChar w:fldCharType="begin"/>
+            </w:r>
+            <w:r>
+              <w:rPr>
+                <w:noProof/>
+                <w:webHidden/>
+              </w:rPr>
+              <w:instrText xml:space="preserve"> PAGEREF _Toc223133482 \h </w:instrText>
+            </w:r>
+            <w:r>
+              <w:rPr>
+                <w:noProof/>
+                <w:webHidden/>
+              </w:rPr>
+            </w:r>
+            <w:r>
+              <w:rPr>
+                <w:noProof/>
+                <w:webHidden/>
+              </w:rPr>
+              <w:fldChar w:fldCharType="separate"/>
+            </w:r>
+            <w:r>
+              <w:rPr>
+                <w:noProof/>
+                <w:webHidden/>
+              </w:rPr>
+              <w:t>2</w:t>
+            </w:r>
+            <w:r>
+              <w:rPr>
+                <w:noProof/>
+                <w:webHidden/>
+              </w:rPr>
+              <w:fldChar w:fldCharType="end"/>
+            </w:r>
+          </w:hyperlink>
+        </w:p>
+        <w:p>
+          <w:pPr>
+            <w:pStyle w:val="TOC3"/>
+            <w:tabs>
+              <w:tab w:val="right" w:leader="dot" w:pos="9344"/>
+            </w:tabs>
+            <w:ind w:left="960" w:firstLine="480"/>
+            <w:rPr>
+              <w:rFonts w:asciiTheme="minorHAnsi" w:eastAsiaTheme="minorEastAsia" w:hAnsiTheme="minorHAnsi" w:cstheme="minorBidi"/>
+              <w:noProof/>
+              <w:sz w:val="22"/>
+              <w14:ligatures w14:val="standardContextual"/>
+            </w:rPr>
+          </w:pPr>
+          <w:hyperlink w:anchor="_Toc223133483" w:history="1">
+            <w:r>
+              <w:rPr>
+                <w:rStyle w:val="af8"/>
+                <w:noProof/>
+              </w:rPr>
+              <w:t xml:space="preserve">3.2.1 </w:t>
+            </w:r>
+            <w:r>
+              <w:rPr>
+                <w:rStyle w:val="af8"/>
+                <w:noProof/>
+              </w:rPr>
+              <w:t>数据接入与预处理层</w:t>
+            </w:r>
+            <w:r>
+              <w:rPr>
+                <w:noProof/>
+                <w:webHidden/>
+              </w:rPr>
+              <w:tab/>
+            </w:r>
+            <w:r>
+              <w:rPr>
+                <w:noProof/>
+                <w:webHidden/>
+              </w:rPr>
+              <w:fldChar w:fldCharType="begin"/>
+            </w:r>
+            <w:r>
+              <w:rPr>
+                <w:noProof/>
+                <w:webHidden/>
+              </w:rPr>
+              <w:instrText xml:space="preserve"> PAGEREF _Toc223133483 \h </w:instrText>
+            </w:r>
+            <w:r>
+              <w:rPr>
+                <w:noProof/>
+                <w:webHidden/>
+              </w:rPr>
+            </w:r>
+            <w:r>
+              <w:rPr>
+                <w:noProof/>
+                <w:webHidden/>
+              </w:rPr>
+              <w:fldChar w:fldCharType="separate"/>
+            </w:r>
+            <w:r>
+              <w:rPr>
+                <w:noProof/>
+                <w:webHidden/>
+              </w:rPr>
+              <w:t>2</w:t>
+            </w:r>
+            <w:r>
+              <w:rPr>
+                <w:noProof/>
+                <w:webHidden/>
+              </w:rPr>
+              <w:fldChar w:fldCharType="end"/>
+            </w:r>
+          </w:hyperlink>
+        </w:p>
+        <w:p>
+          <w:pPr>
+            <w:pStyle w:val="TOC3"/>
+            <w:tabs>
+              <w:tab w:val="right" w:leader="dot" w:pos="9344"/>
+            </w:tabs>
+            <w:ind w:left="960" w:firstLine="480"/>
+            <w:rPr>
+              <w:rFonts w:asciiTheme="minorHAnsi" w:eastAsiaTheme="minorEastAsia" w:hAnsiTheme="minorHAnsi" w:cstheme="minorBidi"/>
+              <w:noProof/>
+              <w:sz w:val="22"/>
+              <w14:ligatures w14:val="standardContextual"/>
+            </w:rPr>
+          </w:pPr>
+          <w:hyperlink w:anchor="_Toc223133484" w:history="1">
+            <w:r>
+              <w:rPr>
+                <w:rStyle w:val="af8"/>
+                <w:noProof/>
+              </w:rPr>
+              <w:t>3.2.2 CNN</w:t>
+            </w:r>
+            <w:r>
+              <w:rPr>
+                <w:rStyle w:val="af8"/>
+                <w:noProof/>
+              </w:rPr>
+              <w:t>高速检测层</w:t>
+            </w:r>
+            <w:r>
+              <w:rPr>
+                <w:noProof/>
+                <w:webHidden/>
+              </w:rPr>
+              <w:tab/>
+            </w:r>
+            <w:r>
+              <w:rPr>
+                <w:noProof/>
+                <w:webHidden/>
+              </w:rPr>
+              <w:fldChar w:fldCharType="begin"/>
+            </w:r>
+            <w:r>
+              <w:rPr>
+                <w:noProof/>
+                <w:webHidden/>
+              </w:rPr>
+              <w:instrText xml:space="preserve"> PAGEREF _Toc223133484 \h </w:instrText>
+            </w:r>
+            <w:r>
+              <w:rPr>
+                <w:noProof/>
+                <w:webHidden/>
+              </w:rPr>
+            </w:r>
+            <w:r>
+              <w:rPr>
+                <w:noProof/>
+                <w:webHidden/>
+              </w:rPr>
+              <w:fldChar w:fldCharType="separate"/>
+            </w:r>
+            <w:r>
+              <w:rPr>
+                <w:noProof/>
+                <w:webHidden/>
+              </w:rPr>
+              <w:t>2</w:t>
+            </w:r>
+            <w:r>
+              <w:rPr>
+                <w:noProof/>
+                <w:webHidden/>
+              </w:rPr>
+              <w:fldChar w:fldCharType="end"/>
+            </w:r>
+          </w:hyperlink>
+        </w:p>
+        <w:p>
+          <w:pPr>
+            <w:pStyle w:val="TOC3"/>
+            <w:tabs>
+              <w:tab w:val="right" w:leader="dot" w:pos="9344"/>
+            </w:tabs>
+            <w:ind w:left="960" w:firstLine="480"/>
+            <w:rPr>
+              <w:rFonts w:asciiTheme="minorHAnsi" w:eastAsiaTheme="minorEastAsia" w:hAnsiTheme="minorHAnsi" w:cstheme="minorBidi"/>
+              <w:noProof/>
+              <w:sz w:val="22"/>
+              <w14:ligatures w14:val="standardContextual"/>
+            </w:rPr>
+          </w:pPr>
+          <w:hyperlink w:anchor="_Toc223133485" w:history="1">
+            <w:r>
+              <w:rPr>
+                <w:rStyle w:val="af8"/>
+                <w:noProof/>
+              </w:rPr>
+              <w:t>3.2.3 CNN</w:t>
+            </w:r>
+            <w:r>
+              <w:rPr>
+                <w:rStyle w:val="af8"/>
+                <w:noProof/>
+              </w:rPr>
+              <w:t>场景复杂度分类层</w:t>
+            </w:r>
+            <w:r>
+              <w:rPr>
+                <w:noProof/>
+                <w:webHidden/>
+              </w:rPr>
+              <w:tab/>
+            </w:r>
+            <w:r>
+              <w:rPr>
+                <w:noProof/>
+                <w:webHidden/>
+              </w:rPr>
+              <w:fldChar w:fldCharType="begin"/>
+            </w:r>
+            <w:r>
+              <w:rPr>
+                <w:noProof/>
+                <w:webHidden/>
+              </w:rPr>
+              <w:instrText xml:space="preserve"> PAGEREF _Toc223133485 \h </w:instrText>
+            </w:r>
+            <w:r>
+              <w:rPr>
+                <w:noProof/>
+                <w:webHidden/>
+              </w:rPr>
+            </w:r>
+            <w:r>
+              <w:rPr>
+                <w:noProof/>
+                <w:webHidden/>
+              </w:rPr>
+              <w:fldChar w:fldCharType="separate"/>
+            </w:r>
+            <w:r>
+              <w:rPr>
+                <w:noProof/>
+                <w:webHidden/>
+              </w:rPr>
+              <w:t>2</w:t>
+            </w:r>
+            <w:r>
+              <w:rPr>
+                <w:noProof/>
+                <w:webHidden/>
+              </w:rPr>
+              <w:fldChar w:fldCharType="end"/>
+            </w:r>
+          </w:hyperlink>
+        </w:p>
+        <w:p>
+          <w:pPr>
+            <w:pStyle w:val="TOC3"/>
+            <w:tabs>
+              <w:tab w:val="right" w:leader="dot" w:pos="9344"/>
+            </w:tabs>
+            <w:ind w:left="960" w:firstLine="480"/>
+            <w:rPr>
+              <w:rFonts w:asciiTheme="minorHAnsi" w:eastAsiaTheme="minorEastAsia" w:hAnsiTheme="minorHAnsi" w:cstheme="minorBidi"/>
+              <w:noProof/>
+              <w:sz w:val="22"/>
+              <w14:ligatures w14:val="standardContextual"/>
+            </w:rPr>
+          </w:pPr>
+          <w:hyperlink w:anchor="_Toc223133486" w:history="1">
+            <w:r>
+              <w:rPr>
+                <w:rStyle w:val="af8"/>
+                <w:noProof/>
+              </w:rPr>
+              <w:t>3.2.4 VLM</w:t>
+            </w:r>
+            <w:r>
+              <w:rPr>
+                <w:rStyle w:val="af8"/>
+                <w:noProof/>
+              </w:rPr>
+              <w:t>语义分析层</w:t>
+            </w:r>
+            <w:r>
+              <w:rPr>
+                <w:noProof/>
+                <w:webHidden/>
+              </w:rPr>
+              <w:tab/>
+            </w:r>
+            <w:r>
+              <w:rPr>
+                <w:noProof/>
+                <w:webHidden/>
+              </w:rPr>
+              <w:fldChar w:fldCharType="begin"/>
+            </w:r>
+            <w:r>
+              <w:rPr>
+                <w:noProof/>
+                <w:webHidden/>
+              </w:rPr>
+              <w:instrText xml:space="preserve"> PAGEREF _Toc223133486 \h </w:instrText>
+            </w:r>
+            <w:r>
+              <w:rPr>
+                <w:noProof/>
+                <w:webHidden/>
+              </w:rPr>
+            </w:r>
+            <w:r>
+              <w:rPr>
+                <w:noProof/>
+                <w:webHidden/>
+              </w:rPr>
+              <w:fldChar w:fldCharType="separate"/>
+            </w:r>
+            <w:r>
+              <w:rPr>
+                <w:noProof/>
+                <w:webHidden/>
+              </w:rPr>
+              <w:t>2</w:t>
+            </w:r>
+            <w:r>
+              <w:rPr>
+                <w:noProof/>
+                <w:webHidden/>
+              </w:rPr>
+              <w:fldChar w:fldCharType="end"/>
+            </w:r>
+          </w:hyperlink>
+        </w:p>
+        <w:p>
+          <w:pPr>
+            <w:pStyle w:val="TOC3"/>
+            <w:tabs>
+              <w:tab w:val="right" w:leader="dot" w:pos="9344"/>
+            </w:tabs>
+            <w:ind w:left="960" w:firstLine="480"/>
+            <w:rPr>
+              <w:rFonts w:asciiTheme="minorHAnsi" w:eastAsiaTheme="minorEastAsia" w:hAnsiTheme="minorHAnsi" w:cstheme="minorBidi"/>
+              <w:noProof/>
+              <w:sz w:val="22"/>
+              <w14:ligatures w14:val="standardContextual"/>
+            </w:rPr>
+          </w:pPr>
+          <w:hyperlink w:anchor="_Toc223133487" w:history="1">
+            <w:r>
+              <w:rPr>
+                <w:rStyle w:val="af8"/>
+                <w:noProof/>
+              </w:rPr>
+              <w:t xml:space="preserve">3.2.5 </w:t>
+            </w:r>
+            <w:r>
+              <w:rPr>
+                <w:rStyle w:val="af8"/>
+                <w:noProof/>
+              </w:rPr>
+              <w:t>交互界面层</w:t>
+            </w:r>
+            <w:r>
+              <w:rPr>
+                <w:noProof/>
+                <w:webHidden/>
+              </w:rPr>
+              <w:tab/>
+            </w:r>
+            <w:r>
+              <w:rPr>
+                <w:noProof/>
+                <w:webHidden/>
+              </w:rPr>
+              <w:fldChar w:fldCharType="begin"/>
+            </w:r>
+            <w:r>
+              <w:rPr>
+                <w:noProof/>
+                <w:webHidden/>
+              </w:rPr>
+              <w:instrText xml:space="preserve"> PAGEREF _Toc223133487 \h </w:instrText>
+            </w:r>
+            <w:r>
+              <w:rPr>
+                <w:noProof/>
+                <w:webHidden/>
+              </w:rPr>
+            </w:r>
+            <w:r>
+              <w:rPr>
+                <w:noProof/>
+                <w:webHidden/>
+              </w:rPr>
+              <w:fldChar w:fldCharType="separate"/>
+            </w:r>
+            <w:r>
+              <w:rPr>
+                <w:noProof/>
+                <w:webHidden/>
+              </w:rPr>
+              <w:t>3</w:t>
+            </w:r>
+            <w:r>
+              <w:rPr>
+                <w:noProof/>
+                <w:webHidden/>
+              </w:rPr>
+              <w:fldChar w:fldCharType="end"/>
+            </w:r>
+          </w:hyperlink>
+        </w:p>
+        <w:p>
+          <w:pPr>
+            <w:pStyle w:val="TOC2"/>
+            <w:tabs>
+              <w:tab w:val="right" w:leader="dot" w:pos="9344"/>
+            </w:tabs>
+            <w:ind w:left="480" w:firstLine="480"/>
+            <w:rPr>
+              <w:rFonts w:asciiTheme="minorHAnsi" w:eastAsiaTheme="minorEastAsia" w:hAnsiTheme="minorHAnsi" w:cstheme="minorBidi"/>
+              <w:noProof/>
+              <w:sz w:val="22"/>
+              <w14:ligatures w14:val="standardContextual"/>
+            </w:rPr>
+          </w:pPr>
+          <w:hyperlink w:anchor="_Toc223133488" w:history="1">
+            <w:r>
+              <w:rPr>
+                <w:rStyle w:val="af8"/>
+                <w:noProof/>
+              </w:rPr>
+              <w:t xml:space="preserve">3.3 </w:t>
+            </w:r>
+            <w:r>
+              <w:rPr>
+                <w:rStyle w:val="af8"/>
+                <w:noProof/>
+              </w:rPr>
+              <w:t>核心模块算法设计</w:t>
+            </w:r>
+            <w:r>
+              <w:rPr>
+                <w:noProof/>
+                <w:webHidden/>
+              </w:rPr>
+              <w:tab/>
+            </w:r>
+            <w:r>
+              <w:rPr>
+                <w:noProof/>
+                <w:webHidden/>
+              </w:rPr>
+              <w:fldChar w:fldCharType="begin"/>
+            </w:r>
+            <w:r>
+              <w:rPr>
+                <w:noProof/>
+                <w:webHidden/>
+              </w:rPr>
+              <w:instrText xml:space="preserve"> PAGEREF _Toc223133488 \h </w:instrText>
+            </w:r>
+            <w:r>
+              <w:rPr>
+                <w:noProof/>
+                <w:webHidden/>
+              </w:rPr>
+            </w:r>
+            <w:r>
+              <w:rPr>
+                <w:noProof/>
+                <w:webHidden/>
+              </w:rPr>
+              <w:fldChar w:fldCharType="separate"/>
+            </w:r>
+            <w:r>
+              <w:rPr>
+                <w:noProof/>
+                <w:webHidden/>
+              </w:rPr>
+              <w:t>3</w:t>
+            </w:r>
+            <w:r>
+              <w:rPr>
+                <w:noProof/>
+                <w:webHidden/>
+              </w:rPr>
+              <w:fldChar w:fldCharType="end"/>
+            </w:r>
+          </w:hyperlink>
+        </w:p>
+        <w:p>
+          <w:pPr>
+            <w:pStyle w:val="TOC3"/>
+            <w:tabs>
+              <w:tab w:val="right" w:leader="dot" w:pos="9344"/>
+            </w:tabs>
+            <w:ind w:left="960" w:firstLine="480"/>
+            <w:rPr>
+              <w:rFonts w:asciiTheme="minorHAnsi" w:eastAsiaTheme="minorEastAsia" w:hAnsiTheme="minorHAnsi" w:cstheme="minorBidi"/>
+              <w:noProof/>
+              <w:sz w:val="22"/>
+              <w14:ligatures w14:val="standardContextual"/>
+            </w:rPr>
+          </w:pPr>
+          <w:hyperlink w:anchor="_Toc223133489" w:history="1">
+            <w:r>
+              <w:rPr>
+                <w:rStyle w:val="af8"/>
+                <w:noProof/>
+              </w:rPr>
+              <w:t xml:space="preserve">3.3.1 </w:t>
+            </w:r>
+            <w:r>
+              <w:rPr>
+                <w:rStyle w:val="af8"/>
+                <w:noProof/>
+              </w:rPr>
+              <w:t>图像预处理算法</w:t>
+            </w:r>
+            <w:r>
+              <w:rPr>
+                <w:noProof/>
+                <w:webHidden/>
+              </w:rPr>
+              <w:tab/>
+            </w:r>
+            <w:r>
+              <w:rPr>
+                <w:noProof/>
+                <w:webHidden/>
+              </w:rPr>
+              <w:fldChar w:fldCharType="begin"/>
+            </w:r>
+            <w:r>
+              <w:rPr>
+                <w:noProof/>
+                <w:webHidden/>
+              </w:rPr>
+              <w:instrText xml:space="preserve"> PAGEREF _Toc223133489 \h </w:instrText>
+            </w:r>
+            <w:r>
+              <w:rPr>
+                <w:noProof/>
+                <w:webHidden/>
+              </w:rPr>
+            </w:r>
+            <w:r>
+              <w:rPr>
+                <w:noProof/>
+                <w:webHidden/>
+              </w:rPr>
+              <w:fldChar w:fldCharType="separate"/>
+            </w:r>
+            <w:r>
+              <w:rPr>
+                <w:noProof/>
+                <w:webHidden/>
+              </w:rPr>
+              <w:t>3</w:t>
+            </w:r>
+            <w:r>
+              <w:rPr>
+                <w:noProof/>
+                <w:webHidden/>
+              </w:rPr>
+              <w:fldChar w:fldCharType="end"/>
+            </w:r>
+          </w:hyperlink>
+        </w:p>
+        <w:p>
+          <w:pPr>
+            <w:pStyle w:val="TOC3"/>
+            <w:tabs>
+              <w:tab w:val="right" w:leader="dot" w:pos="9344"/>
+            </w:tabs>
+            <w:ind w:left="960" w:firstLine="480"/>
+            <w:rPr>
+              <w:rFonts w:asciiTheme="minorHAnsi" w:eastAsiaTheme="minorEastAsia" w:hAnsiTheme="minorHAnsi" w:cstheme="minorBidi"/>
+              <w:noProof/>
+              <w:sz w:val="22"/>
+              <w14:ligatures w14:val="standardContextual"/>
+            </w:rPr>
+          </w:pPr>
+          <w:hyperlink w:anchor="_Toc223133490" w:history="1">
+            <w:r>
+              <w:rPr>
+                <w:rStyle w:val="af8"/>
+                <w:noProof/>
+              </w:rPr>
+              <w:t>3.3.2 YOLO</w:t>
+            </w:r>
+            <w:r>
+              <w:rPr>
+                <w:rStyle w:val="af8"/>
+                <w:noProof/>
+              </w:rPr>
+              <w:t>检测算法</w:t>
+            </w:r>
+            <w:r>
+              <w:rPr>
+                <w:noProof/>
+                <w:webHidden/>
+              </w:rPr>
+              <w:tab/>
+            </w:r>
+            <w:r>
+              <w:rPr>
+                <w:noProof/>
+                <w:webHidden/>
+              </w:rPr>
+              <w:fldChar w:fldCharType="begin"/>
+            </w:r>
+            <w:r>
+              <w:rPr>
+                <w:noProof/>
+                <w:webHidden/>
+              </w:rPr>
+              <w:instrText xml:space="preserve"> PAGEREF _Toc223133490 \h </w:instrText>
+            </w:r>
+            <w:r>
+              <w:rPr>
+                <w:noProof/>
+                <w:webHidden/>
+              </w:rPr>
+            </w:r>
+            <w:r>
+              <w:rPr>
+                <w:noProof/>
+                <w:webHidden/>
+              </w:rPr>
+              <w:fldChar w:fldCharType="separate"/>
+            </w:r>
+            <w:r>
+              <w:rPr>
+                <w:noProof/>
+                <w:webHidden/>
+              </w:rPr>
+              <w:t>3</w:t>
+            </w:r>
+            <w:r>
+              <w:rPr>
+                <w:noProof/>
+                <w:webHidden/>
+              </w:rPr>
+              <w:fldChar w:fldCharType="end"/>
+            </w:r>
+          </w:hyperlink>
+        </w:p>
+        <w:p>
+          <w:pPr>
+            <w:pStyle w:val="TOC3"/>
+            <w:tabs>
+              <w:tab w:val="right" w:leader="dot" w:pos="9344"/>
+            </w:tabs>
+            <w:ind w:left="960" w:firstLine="480"/>
+            <w:rPr>
+              <w:rFonts w:asciiTheme="minorHAnsi" w:eastAsiaTheme="minorEastAsia" w:hAnsiTheme="minorHAnsi" w:cstheme="minorBidi"/>
+              <w:noProof/>
+              <w:sz w:val="22"/>
+              <w14:ligatures w14:val="standardContextual"/>
+            </w:rPr>
+          </w:pPr>
+          <w:hyperlink w:anchor="_Toc223133491" w:history="1">
+            <w:r>
+              <w:rPr>
+                <w:rStyle w:val="af8"/>
+                <w:noProof/>
+              </w:rPr>
+              <w:t>3.3.3 MobileNetV3</w:t>
+            </w:r>
+            <w:r>
+              <w:rPr>
+                <w:rStyle w:val="af8"/>
+                <w:noProof/>
+              </w:rPr>
+              <w:t>场景分类算法</w:t>
+            </w:r>
+            <w:r>
+              <w:rPr>
+                <w:noProof/>
+                <w:webHidden/>
+              </w:rPr>
+              <w:tab/>
+            </w:r>
+            <w:r>
+              <w:rPr>
+                <w:noProof/>
+                <w:webHidden/>
+              </w:rPr>
+              <w:fldChar w:fldCharType="begin"/>
+            </w:r>
+            <w:r>
+              <w:rPr>
+                <w:noProof/>
+                <w:webHidden/>
+              </w:rPr>
+              <w:instrText xml:space="preserve"> PAGEREF _Toc223133491 \h </w:instrText>
+            </w:r>
+            <w:r>
+              <w:rPr>
+                <w:noProof/>
+                <w:webHidden/>
+              </w:rPr>
+            </w:r>
+            <w:r>
+              <w:rPr>
+                <w:noProof/>
+                <w:webHidden/>
+              </w:rPr>
+              <w:fldChar w:fldCharType="separate"/>
+            </w:r>
+            <w:r>
+              <w:rPr>
+                <w:noProof/>
+                <w:webHidden/>
+              </w:rPr>
+              <w:t>3</w:t>
+            </w:r>
+            <w:r>
+              <w:rPr>
+                <w:noProof/>
+                <w:webHidden/>
+              </w:rPr>
+              <w:fldChar w:fldCharType="end"/>
+            </w:r>
+          </w:hyperlink>
+        </w:p>
+        <w:p>
+          <w:pPr>
+            <w:pStyle w:val="TOC3"/>
+            <w:tabs>
+              <w:tab w:val="right" w:leader="dot" w:pos="9344"/>
+            </w:tabs>
+            <w:ind w:left="960" w:firstLine="480"/>
+            <w:rPr>
+              <w:rFonts w:asciiTheme="minorHAnsi" w:eastAsiaTheme="minorEastAsia" w:hAnsiTheme="minorHAnsi" w:cstheme="minorBidi"/>
+              <w:noProof/>
+              <w:sz w:val="22"/>
+              <w14:ligatures w14:val="standardContextual"/>
+            </w:rPr>
+          </w:pPr>
+          <w:hyperlink w:anchor="_Toc223133492" w:history="1">
+            <w:r>
+              <w:rPr>
+                <w:rStyle w:val="af8"/>
+                <w:noProof/>
+              </w:rPr>
+              <w:t>3.3.4 Qwen3-VL</w:t>
+            </w:r>
+            <w:r>
+              <w:rPr>
+                <w:rStyle w:val="af8"/>
+                <w:noProof/>
+              </w:rPr>
+              <w:t>语义分析算法</w:t>
+            </w:r>
+            <w:r>
+              <w:rPr>
+                <w:noProof/>
+                <w:webHidden/>
+              </w:rPr>
+              <w:tab/>
+            </w:r>
+            <w:r>
+              <w:rPr>
+                <w:noProof/>
+                <w:webHidden/>
+              </w:rPr>
+              <w:fldChar w:fldCharType="begin"/>
+            </w:r>
+            <w:r>
+              <w:rPr>
+                <w:noProof/>
+                <w:webHidden/>
+              </w:rPr>
+              <w:instrText xml:space="preserve"> PAGEREF _Toc223133492 \h </w:instrText>
+            </w:r>
+            <w:r>
+              <w:rPr>
+                <w:noProof/>
+                <w:webHidden/>
+              </w:rPr>
+            </w:r>
+            <w:r>
+              <w:rPr>
+                <w:noProof/>
+                <w:webHidden/>
+              </w:rPr>
+              <w:fldChar w:fldCharType="separate"/>
+            </w:r>
+            <w:r>
+              <w:rPr>
+                <w:noProof/>
+                <w:webHidden/>
+              </w:rPr>
+              <w:t>3</w:t>
+            </w:r>
+            <w:r>
+              <w:rPr>
+                <w:noProof/>
+                <w:webHidden/>
+              </w:rPr>
+              <w:fldChar w:fldCharType="end"/>
+            </w:r>
+          </w:hyperlink>
+        </w:p>
+        <w:p>
+          <w:pPr>
+            <w:pStyle w:val="TOC3"/>
+            <w:tabs>
+              <w:tab w:val="right" w:leader="dot" w:pos="9344"/>
+            </w:tabs>
+            <w:ind w:left="960" w:firstLine="480"/>
+            <w:rPr>
+              <w:rFonts w:asciiTheme="minorHAnsi" w:eastAsiaTheme="minorEastAsia" w:hAnsiTheme="minorHAnsi" w:cstheme="minorBidi"/>
+              <w:noProof/>
+              <w:sz w:val="22"/>
+              <w14:ligatures w14:val="standardContextual"/>
+            </w:rPr>
+          </w:pPr>
+          <w:hyperlink w:anchor="_Toc223133493" w:history="1">
+            <w:r>
+              <w:rPr>
+                <w:rStyle w:val="af8"/>
+                <w:noProof/>
+              </w:rPr>
+              <w:t xml:space="preserve">3.3.5 </w:t>
+            </w:r>
+            <w:r>
+              <w:rPr>
+                <w:rStyle w:val="af8"/>
+                <w:noProof/>
+              </w:rPr>
+              <w:t>级联决策算法</w:t>
+            </w:r>
+            <w:r>
+              <w:rPr>
+                <w:noProof/>
+                <w:webHidden/>
+              </w:rPr>
+              <w:tab/>
+            </w:r>
+            <w:r>
+              <w:rPr>
+                <w:noProof/>
+                <w:webHidden/>
+              </w:rPr>
+              <w:fldChar w:fldCharType="begin"/>
+            </w:r>
+            <w:r>
+              <w:rPr>
+                <w:noProof/>
+                <w:webHidden/>
+              </w:rPr>
+              <w:instrText xml:space="preserve"> PAGEREF _Toc223133493 \h </w:instrText>
+            </w:r>
+            <w:r>
+              <w:rPr>
+                <w:noProof/>
+                <w:webHidden/>
+              </w:rPr>
+            </w:r>
+            <w:r>
+              <w:rPr>
+                <w:noProof/>
+                <w:webHidden/>
+              </w:rPr>
+              <w:fldChar w:fldCharType="separate"/>
+            </w:r>
+            <w:r>
+              <w:rPr>
+                <w:noProof/>
+                <w:webHidden/>
+              </w:rPr>
+              <w:t>3</w:t>
+            </w:r>
+            <w:r>
+              <w:rPr>
+                <w:noProof/>
+                <w:webHidden/>
+              </w:rPr>
+              <w:fldChar w:fldCharType="end"/>
+            </w:r>
+          </w:hyperlink>
+        </w:p>
+        <w:p>
+          <w:pPr>
+            <w:pStyle w:val="TOC2"/>
+            <w:tabs>
+              <w:tab w:val="right" w:leader="dot" w:pos="9344"/>
+            </w:tabs>
+            <w:ind w:left="480" w:firstLine="480"/>
+            <w:rPr>
+              <w:rFonts w:asciiTheme="minorHAnsi" w:eastAsiaTheme="minorEastAsia" w:hAnsiTheme="minorHAnsi" w:cstheme="minorBidi"/>
+              <w:noProof/>
+              <w:sz w:val="22"/>
+              <w14:ligatures w14:val="standardContextual"/>
+            </w:rPr>
+          </w:pPr>
+          <w:hyperlink w:anchor="_Toc223133494" w:history="1">
+            <w:r>
+              <w:rPr>
+                <w:rStyle w:val="af8"/>
+                <w:noProof/>
+              </w:rPr>
+              <w:t xml:space="preserve">3.4 </w:t>
+            </w:r>
+            <w:r>
+              <w:rPr>
+                <w:rStyle w:val="af8"/>
+                <w:noProof/>
+              </w:rPr>
+              <w:t>级联处理流程与时序分析</w:t>
+            </w:r>
+            <w:r>
+              <w:rPr>
+                <w:noProof/>
+                <w:webHidden/>
+              </w:rPr>
+              <w:tab/>
+            </w:r>
+            <w:r>
+              <w:rPr>
+                <w:noProof/>
+                <w:webHidden/>
+              </w:rPr>
+              <w:fldChar w:fldCharType="begin"/>
+            </w:r>
+            <w:r>
+              <w:rPr>
+                <w:noProof/>
+                <w:webHidden/>
+              </w:rPr>
+              <w:instrText xml:space="preserve"> PAGEREF _Toc223133494 \h </w:instrText>
+            </w:r>
+            <w:r>
+              <w:rPr>
+                <w:noProof/>
+                <w:webHidden/>
+              </w:rPr>
+            </w:r>
+            <w:r>
+              <w:rPr>
+                <w:noProof/>
+                <w:webHidden/>
+              </w:rPr>
+              <w:fldChar w:fldCharType="separate"/>
+            </w:r>
+            <w:r>
+              <w:rPr>
+                <w:noProof/>
+                <w:webHidden/>
+              </w:rPr>
+              <w:t>3</w:t>
+            </w:r>
+            <w:r>
+              <w:rPr>
+                <w:noProof/>
+                <w:webHidden/>
+              </w:rPr>
+              <w:fldChar w:fldCharType="end"/>
+            </w:r>
+          </w:hyperlink>
+        </w:p>
+        <w:p>
+          <w:pPr>
+            <w:pStyle w:val="TOC1"/>
+            <w:ind w:firstLine="216"/>
+            <w:rPr>
+              <w:rFonts w:asciiTheme="minorHAnsi" w:eastAsiaTheme="minorEastAsia" w:hAnsiTheme="minorHAnsi" w:cstheme="minorBidi"/>
+              <w:noProof/>
+              <w:sz w:val="22"/>
+              <w14:ligatures w14:val="standardContextual"/>
+            </w:rPr>
+          </w:pPr>
+          <w:hyperlink w:anchor="_Toc223133495" w:history="1">
+            <w:r>
+              <w:rPr>
+                <w:rStyle w:val="af8"/>
+                <w:noProof/>
+              </w:rPr>
+              <w:t xml:space="preserve">4 </w:t>
+            </w:r>
+            <w:r>
+              <w:rPr>
+                <w:rStyle w:val="af8"/>
+                <w:noProof/>
+              </w:rPr>
+              <w:t>系统实现方案与轻量化可行性分析</w:t>
+            </w:r>
+            <w:r>
+              <w:rPr>
+                <w:noProof/>
+                <w:webHidden/>
+              </w:rPr>
+              <w:tab/>
+            </w:r>
+            <w:r>
+              <w:rPr>
+                <w:noProof/>
+                <w:webHidden/>
+              </w:rPr>
+              <w:fldChar w:fldCharType="begin"/>
+            </w:r>
+            <w:r>
+              <w:rPr>
+                <w:noProof/>
+                <w:webHidden/>
+              </w:rPr>
+              <w:instrText xml:space="preserve"> PAGEREF _Toc223133495 \h </w:instrText>
+            </w:r>
+            <w:r>
+              <w:rPr>
+                <w:noProof/>
+                <w:webHidden/>
+              </w:rPr>
+            </w:r>
+            <w:r>
+              <w:rPr>
+                <w:noProof/>
+                <w:webHidden/>
+              </w:rPr>
+              <w:fldChar w:fldCharType="separate"/>
+            </w:r>
+            <w:r>
+              <w:rPr>
+                <w:noProof/>
+                <w:webHidden/>
+              </w:rPr>
+              <w:t>3</w:t>
+            </w:r>
+            <w:r>
+              <w:rPr>
+                <w:noProof/>
+                <w:webHidden/>
+              </w:rPr>
+              <w:fldChar w:fldCharType="end"/>
+            </w:r>
+          </w:hyperlink>
+        </w:p>
+        <w:p>
+          <w:pPr>
+            <w:pStyle w:val="TOC2"/>
+            <w:tabs>
+              <w:tab w:val="right" w:leader="dot" w:pos="9344"/>
+            </w:tabs>
+            <w:ind w:left="480" w:firstLine="480"/>
+            <w:rPr>
+              <w:rFonts w:asciiTheme="minorHAnsi" w:eastAsiaTheme="minorEastAsia" w:hAnsiTheme="minorHAnsi" w:cstheme="minorBidi"/>
+              <w:noProof/>
+              <w:sz w:val="22"/>
+              <w14:ligatures w14:val="standardContextual"/>
+            </w:rPr>
+          </w:pPr>
+          <w:hyperlink w:anchor="_Toc223133496" w:history="1">
+            <w:r>
+              <w:rPr>
+                <w:rStyle w:val="af8"/>
+                <w:noProof/>
+              </w:rPr>
+              <w:t xml:space="preserve">4.1 </w:t>
+            </w:r>
+            <w:r>
+              <w:rPr>
+                <w:rStyle w:val="af8"/>
+                <w:noProof/>
+              </w:rPr>
+              <w:t>实验环境</w:t>
+            </w:r>
+            <w:r>
+              <w:rPr>
+                <w:noProof/>
+                <w:webHidden/>
+              </w:rPr>
+              <w:tab/>
+            </w:r>
+            <w:r>
+              <w:rPr>
+                <w:noProof/>
+                <w:webHidden/>
+              </w:rPr>
+              <w:fldChar w:fldCharType="begin"/>
+            </w:r>
+            <w:r>
+              <w:rPr>
+                <w:noProof/>
+                <w:webHidden/>
+              </w:rPr>
+              <w:instrText xml:space="preserve"> PAGEREF _Toc223133496 \h </w:instrText>
+            </w:r>
+            <w:r>
+              <w:rPr>
+                <w:noProof/>
+                <w:webHidden/>
+              </w:rPr>
+            </w:r>
+            <w:r>
+              <w:rPr>
+                <w:noProof/>
+                <w:webHidden/>
+              </w:rPr>
+              <w:fldChar w:fldCharType="separate"/>
+            </w:r>
+            <w:r>
+              <w:rPr>
+                <w:noProof/>
+                <w:webHidden/>
+              </w:rPr>
+              <w:t>3</w:t>
+            </w:r>
+            <w:r>
+              <w:rPr>
+                <w:noProof/>
+                <w:webHidden/>
+              </w:rPr>
+              <w:fldChar w:fldCharType="end"/>
+            </w:r>
+          </w:hyperlink>
+        </w:p>
+        <w:p>
+          <w:pPr>
+            <w:pStyle w:val="TOC2"/>
+            <w:tabs>
+              <w:tab w:val="right" w:leader="dot" w:pos="9344"/>
+            </w:tabs>
+            <w:ind w:left="480" w:firstLine="480"/>
+            <w:rPr>
+              <w:rFonts w:asciiTheme="minorHAnsi" w:eastAsiaTheme="minorEastAsia" w:hAnsiTheme="minorHAnsi" w:cstheme="minorBidi"/>
+              <w:noProof/>
+              <w:sz w:val="22"/>
+              <w14:ligatures w14:val="standardContextual"/>
+            </w:rPr>
+          </w:pPr>
+          <w:hyperlink w:anchor="_Toc223133497" w:history="1">
+            <w:r>
+              <w:rPr>
+                <w:rStyle w:val="af8"/>
+                <w:noProof/>
+              </w:rPr>
+              <w:t xml:space="preserve">4.2 </w:t>
+            </w:r>
+            <w:r>
+              <w:rPr>
+                <w:rStyle w:val="af8"/>
+                <w:noProof/>
+              </w:rPr>
+              <w:t>数据集构建与标注规范</w:t>
+            </w:r>
+            <w:r>
+              <w:rPr>
+                <w:noProof/>
+                <w:webHidden/>
+              </w:rPr>
+              <w:tab/>
+            </w:r>
+            <w:r>
+              <w:rPr>
+                <w:noProof/>
+                <w:webHidden/>
+              </w:rPr>
+              <w:fldChar w:fldCharType="begin"/>
+            </w:r>
+            <w:r>
+              <w:rPr>
+                <w:noProof/>
+                <w:webHidden/>
+              </w:rPr>
+              <w:instrText xml:space="preserve"> PAGEREF _Toc223133497 \h </w:instrText>
+            </w:r>
+            <w:r>
+              <w:rPr>
+                <w:noProof/>
+                <w:webHidden/>
+              </w:rPr>
+            </w:r>
+            <w:r>
+              <w:rPr>
+                <w:noProof/>
+                <w:webHidden/>
+              </w:rPr>
+              <w:fldChar w:fldCharType="separate"/>
+            </w:r>
+            <w:r>
+              <w:rPr>
+                <w:noProof/>
+                <w:webHidden/>
+              </w:rPr>
+              <w:t>3</w:t>
+            </w:r>
+            <w:r>
+              <w:rPr>
+                <w:noProof/>
+                <w:webHidden/>
+              </w:rPr>
+              <w:fldChar w:fldCharType="end"/>
+            </w:r>
+          </w:hyperlink>
+        </w:p>
+        <w:p>
+          <w:pPr>
+            <w:pStyle w:val="TOC3"/>
+            <w:tabs>
+              <w:tab w:val="right" w:leader="dot" w:pos="9344"/>
+            </w:tabs>
+            <w:ind w:left="960" w:firstLine="480"/>
+            <w:rPr>
+              <w:rFonts w:asciiTheme="minorHAnsi" w:eastAsiaTheme="minorEastAsia" w:hAnsiTheme="minorHAnsi" w:cstheme="minorBidi"/>
+              <w:noProof/>
+              <w:sz w:val="22"/>
+              <w14:ligatures w14:val="standardContextual"/>
+            </w:rPr>
+          </w:pPr>
+          <w:hyperlink w:anchor="_Toc223133498" w:history="1">
+            <w:r>
+              <w:rPr>
+                <w:rStyle w:val="af8"/>
+                <w:noProof/>
+              </w:rPr>
+              <w:t xml:space="preserve">4.2.1 </w:t>
+            </w:r>
+            <w:r>
+              <w:rPr>
+                <w:rStyle w:val="af8"/>
+                <w:noProof/>
+              </w:rPr>
+              <w:t>训练集构建</w:t>
+            </w:r>
+            <w:r>
+              <w:rPr>
+                <w:noProof/>
+                <w:webHidden/>
+              </w:rPr>
+              <w:tab/>
+            </w:r>
+            <w:r>
+              <w:rPr>
+                <w:noProof/>
+                <w:webHidden/>
+              </w:rPr>
+              <w:fldChar w:fldCharType="begin"/>
+            </w:r>
+            <w:r>
+              <w:rPr>
+                <w:noProof/>
+                <w:webHidden/>
+              </w:rPr>
+              <w:instrText xml:space="preserve"> PAGEREF _Toc223133498 \h </w:instrText>
+            </w:r>
+            <w:r>
+              <w:rPr>
+                <w:noProof/>
+                <w:webHidden/>
+              </w:rPr>
+            </w:r>
+            <w:r>
+              <w:rPr>
+                <w:noProof/>
+                <w:webHidden/>
+              </w:rPr>
+              <w:fldChar w:fldCharType="separate"/>
+            </w:r>
+            <w:r>
+              <w:rPr>
+                <w:noProof/>
+                <w:webHidden/>
+              </w:rPr>
+              <w:t>3</w:t>
+            </w:r>
+            <w:r>
+              <w:rPr>
+                <w:noProof/>
+                <w:webHidden/>
+              </w:rPr>
+              <w:fldChar w:fldCharType="end"/>
+            </w:r>
+          </w:hyperlink>
+        </w:p>
+        <w:p>
+          <w:pPr>
+            <w:pStyle w:val="TOC3"/>
+            <w:tabs>
+              <w:tab w:val="right" w:leader="dot" w:pos="9344"/>
+            </w:tabs>
+            <w:ind w:left="960" w:firstLine="480"/>
+            <w:rPr>
+              <w:rFonts w:asciiTheme="minorHAnsi" w:eastAsiaTheme="minorEastAsia" w:hAnsiTheme="minorHAnsi" w:cstheme="minorBidi"/>
+              <w:noProof/>
+              <w:sz w:val="22"/>
+              <w14:ligatures w14:val="standardContextual"/>
+            </w:rPr>
+          </w:pPr>
+          <w:hyperlink w:anchor="_Toc223133499" w:history="1">
+            <w:r>
+              <w:rPr>
+                <w:rStyle w:val="af8"/>
+                <w:noProof/>
+              </w:rPr>
+              <w:t xml:space="preserve">4.2.2 </w:t>
+            </w:r>
+            <w:r>
+              <w:rPr>
+                <w:rStyle w:val="af8"/>
+                <w:noProof/>
+              </w:rPr>
+              <w:t>测试集划分</w:t>
+            </w:r>
+            <w:r>
+              <w:rPr>
+                <w:noProof/>
+                <w:webHidden/>
+              </w:rPr>
+              <w:tab/>
+            </w:r>
+            <w:r>
+              <w:rPr>
+                <w:noProof/>
+                <w:webHidden/>
+              </w:rPr>
+              <w:fldChar w:fldCharType="begin"/>
+            </w:r>
+            <w:r>
+              <w:rPr>
+                <w:noProof/>
+                <w:webHidden/>
+              </w:rPr>
+              <w:instrText xml:space="preserve"> PAGEREF _Toc223133499 \h </w:instrText>
+            </w:r>
+            <w:r>
+              <w:rPr>
+                <w:noProof/>
+                <w:webHidden/>
+              </w:rPr>
+            </w:r>
+            <w:r>
+              <w:rPr>
+                <w:noProof/>
+                <w:webHidden/>
+              </w:rPr>
+              <w:fldChar w:fldCharType="separate"/>
+            </w:r>
+            <w:r>
+              <w:rPr>
+                <w:noProof/>
+                <w:webHidden/>
+              </w:rPr>
+              <w:t>3</w:t>
+            </w:r>
+            <w:r>
+              <w:rPr>
+                <w:noProof/>
+                <w:webHidden/>
+              </w:rPr>
+              <w:fldChar w:fldCharType="end"/>
+            </w:r>
+          </w:hyperlink>
+        </w:p>
+        <w:p>
+          <w:pPr>
+            <w:pStyle w:val="TOC3"/>
+            <w:tabs>
+              <w:tab w:val="right" w:leader="dot" w:pos="9344"/>
+            </w:tabs>
+            <w:ind w:left="960" w:firstLine="480"/>
+            <w:rPr>
+              <w:rFonts w:asciiTheme="minorHAnsi" w:eastAsiaTheme="minorEastAsia" w:hAnsiTheme="minorHAnsi" w:cstheme="minorBidi"/>
+              <w:noProof/>
+              <w:sz w:val="22"/>
+              <w14:ligatures w14:val="standardContextual"/>
+            </w:rPr>
+          </w:pPr>
+          <w:hyperlink w:anchor="_Toc223133500" w:history="1">
+            <w:r>
+              <w:rPr>
+                <w:rStyle w:val="af8"/>
+                <w:noProof/>
+              </w:rPr>
+              <w:t xml:space="preserve">4.2.3 </w:t>
+            </w:r>
+            <w:r>
+              <w:rPr>
+                <w:rStyle w:val="af8"/>
+                <w:noProof/>
+              </w:rPr>
+              <w:t>标注标准</w:t>
+            </w:r>
+            <w:r>
+              <w:rPr>
+                <w:noProof/>
+                <w:webHidden/>
+              </w:rPr>
+              <w:tab/>
+            </w:r>
+            <w:r>
+              <w:rPr>
+                <w:noProof/>
+                <w:webHidden/>
+              </w:rPr>
+              <w:fldChar w:fldCharType="begin"/>
+            </w:r>
+            <w:r>
+              <w:rPr>
+                <w:noProof/>
+                <w:webHidden/>
+              </w:rPr>
+              <w:instrText xml:space="preserve"> PAGEREF _Toc223133500 \h </w:instrText>
+            </w:r>
+            <w:r>
+              <w:rPr>
+                <w:noProof/>
+                <w:webHidden/>
+              </w:rPr>
+            </w:r>
+            <w:r>
+              <w:rPr>
+                <w:noProof/>
+                <w:webHidden/>
+              </w:rPr>
+              <w:fldChar w:fldCharType="separate"/>
+            </w:r>
+            <w:r>
+              <w:rPr>
+                <w:noProof/>
+                <w:webHidden/>
+              </w:rPr>
+              <w:t>3</w:t>
+            </w:r>
+            <w:r>
+              <w:rPr>
+                <w:noProof/>
+                <w:webHidden/>
+              </w:rPr>
+              <w:fldChar w:fldCharType="end"/>
+            </w:r>
+          </w:hyperlink>
+        </w:p>
+        <w:p>
+          <w:pPr>
+            <w:pStyle w:val="TOC2"/>
+            <w:tabs>
+              <w:tab w:val="right" w:leader="dot" w:pos="9344"/>
+            </w:tabs>
+            <w:ind w:left="480" w:firstLine="480"/>
+            <w:rPr>
+              <w:rFonts w:asciiTheme="minorHAnsi" w:eastAsiaTheme="minorEastAsia" w:hAnsiTheme="minorHAnsi" w:cstheme="minorBidi"/>
+              <w:noProof/>
+              <w:sz w:val="22"/>
+              <w14:ligatures w14:val="standardContextual"/>
+            </w:rPr>
+          </w:pPr>
+          <w:hyperlink w:anchor="_Toc223133501" w:history="1">
+            <w:r>
+              <w:rPr>
+                <w:rStyle w:val="af8"/>
+                <w:noProof/>
+              </w:rPr>
+              <w:t xml:space="preserve">4.3 </w:t>
+            </w:r>
+            <w:r>
+              <w:rPr>
+                <w:rStyle w:val="af8"/>
+                <w:noProof/>
+              </w:rPr>
+              <w:t>性能评估指标</w:t>
+            </w:r>
+            <w:r>
+              <w:rPr>
+                <w:noProof/>
+                <w:webHidden/>
+              </w:rPr>
+              <w:tab/>
+            </w:r>
+            <w:r>
+              <w:rPr>
+                <w:noProof/>
+                <w:webHidden/>
+              </w:rPr>
+              <w:fldChar w:fldCharType="begin"/>
+            </w:r>
+            <w:r>
+              <w:rPr>
+                <w:noProof/>
+                <w:webHidden/>
+              </w:rPr>
+              <w:instrText xml:space="preserve"> PAGEREF _Toc223133501 \h </w:instrText>
+            </w:r>
+            <w:r>
+              <w:rPr>
+                <w:noProof/>
+                <w:webHidden/>
+              </w:rPr>
+            </w:r>
+            <w:r>
+              <w:rPr>
+                <w:noProof/>
+                <w:webHidden/>
+              </w:rPr>
+              <w:fldChar w:fldCharType="separate"/>
+            </w:r>
+            <w:r>
+              <w:rPr>
+                <w:noProof/>
+                <w:webHidden/>
+              </w:rPr>
+              <w:t>3</w:t>
+            </w:r>
+            <w:r>
+              <w:rPr>
+                <w:noProof/>
+                <w:webHidden/>
+              </w:rPr>
+              <w:fldChar w:fldCharType="end"/>
+            </w:r>
+          </w:hyperlink>
+        </w:p>
+        <w:p>
+          <w:pPr>
+            <w:pStyle w:val="TOC2"/>
+            <w:tabs>
+              <w:tab w:val="right" w:leader="dot" w:pos="9344"/>
+            </w:tabs>
+            <w:ind w:left="480" w:firstLine="480"/>
+            <w:rPr>
+              <w:rFonts w:asciiTheme="minorHAnsi" w:eastAsiaTheme="minorEastAsia" w:hAnsiTheme="minorHAnsi" w:cstheme="minorBidi"/>
+              <w:noProof/>
+              <w:sz w:val="22"/>
+              <w14:ligatures w14:val="standardContextual"/>
+            </w:rPr>
+          </w:pPr>
+          <w:hyperlink w:anchor="_Toc223133502" w:history="1">
+            <w:r>
+              <w:rPr>
+                <w:rStyle w:val="af8"/>
+                <w:noProof/>
+              </w:rPr>
+              <w:t xml:space="preserve">4.4 </w:t>
+            </w:r>
+            <w:r>
+              <w:rPr>
+                <w:rStyle w:val="af8"/>
+                <w:noProof/>
+              </w:rPr>
+              <w:t>实验结果与对比分析</w:t>
+            </w:r>
+            <w:r>
+              <w:rPr>
+                <w:noProof/>
+                <w:webHidden/>
+              </w:rPr>
+              <w:tab/>
+            </w:r>
+            <w:r>
+              <w:rPr>
+                <w:noProof/>
+                <w:webHidden/>
+              </w:rPr>
+              <w:fldChar w:fldCharType="begin"/>
+            </w:r>
+            <w:r>
+              <w:rPr>
+                <w:noProof/>
+                <w:webHidden/>
+              </w:rPr>
+              <w:instrText xml:space="preserve"> PAGEREF _Toc223133502 \h </w:instrText>
+            </w:r>
+            <w:r>
+              <w:rPr>
+                <w:noProof/>
+                <w:webHidden/>
+              </w:rPr>
+            </w:r>
+            <w:r>
+              <w:rPr>
+                <w:noProof/>
+                <w:webHidden/>
+              </w:rPr>
+              <w:fldChar w:fldCharType="separate"/>
+            </w:r>
+            <w:r>
+              <w:rPr>
+                <w:noProof/>
+                <w:webHidden/>
+              </w:rPr>
+              <w:t>4</w:t>
+            </w:r>
+            <w:r>
+              <w:rPr>
+                <w:noProof/>
+                <w:webHidden/>
+              </w:rPr>
+              <w:fldChar w:fldCharType="end"/>
+            </w:r>
+          </w:hyperlink>
+        </w:p>
+        <w:p>
+          <w:pPr>
+            <w:pStyle w:val="TOC3"/>
+            <w:tabs>
+              <w:tab w:val="right" w:leader="dot" w:pos="9344"/>
+            </w:tabs>
+            <w:ind w:left="960" w:firstLine="480"/>
+            <w:rPr>
+              <w:rFonts w:asciiTheme="minorHAnsi" w:eastAsiaTheme="minorEastAsia" w:hAnsiTheme="minorHAnsi" w:cstheme="minorBidi"/>
+              <w:noProof/>
+              <w:sz w:val="22"/>
+              <w14:ligatures w14:val="standardContextual"/>
+            </w:rPr>
+          </w:pPr>
+          <w:hyperlink w:anchor="_Toc223133503" w:history="1">
+            <w:r>
+              <w:rPr>
+                <w:rStyle w:val="af8"/>
+                <w:noProof/>
+              </w:rPr>
+              <w:t xml:space="preserve">4.4.1 </w:t>
+            </w:r>
+            <w:r>
+              <w:rPr>
+                <w:rStyle w:val="af8"/>
+                <w:noProof/>
+              </w:rPr>
+              <w:t>不同量化精度下显存对比</w:t>
+            </w:r>
+            <w:r>
+              <w:rPr>
+                <w:noProof/>
+                <w:webHidden/>
+              </w:rPr>
+              <w:tab/>
+            </w:r>
+            <w:r>
+              <w:rPr>
+                <w:noProof/>
+                <w:webHidden/>
+              </w:rPr>
+              <w:fldChar w:fldCharType="begin"/>
+            </w:r>
+            <w:r>
+              <w:rPr>
+                <w:noProof/>
+                <w:webHidden/>
+              </w:rPr>
+              <w:instrText xml:space="preserve"> PAGEREF _Toc223133503 \h </w:instrText>
+            </w:r>
+            <w:r>
+              <w:rPr>
+                <w:noProof/>
+                <w:webHidden/>
+              </w:rPr>
+            </w:r>
+            <w:r>
+              <w:rPr>
+                <w:noProof/>
+                <w:webHidden/>
+              </w:rPr>
+              <w:fldChar w:fldCharType="separate"/>
+            </w:r>
+            <w:r>
+              <w:rPr>
+                <w:noProof/>
+                <w:webHidden/>
+              </w:rPr>
+              <w:t>4</w:t>
+            </w:r>
+            <w:r>
+              <w:rPr>
+                <w:noProof/>
+                <w:webHidden/>
+              </w:rPr>
+              <w:fldChar w:fldCharType="end"/>
+            </w:r>
+          </w:hyperlink>
+        </w:p>
+        <w:p>
+          <w:pPr>
+            <w:pStyle w:val="TOC3"/>
+            <w:tabs>
+              <w:tab w:val="right" w:leader="dot" w:pos="9344"/>
+            </w:tabs>
+            <w:ind w:left="960" w:firstLine="480"/>
+            <w:rPr>
+              <w:rFonts w:asciiTheme="minorHAnsi" w:eastAsiaTheme="minorEastAsia" w:hAnsiTheme="minorHAnsi" w:cstheme="minorBidi"/>
+              <w:noProof/>
+              <w:sz w:val="22"/>
+              <w14:ligatures w14:val="standardContextual"/>
+            </w:rPr>
+          </w:pPr>
+          <w:hyperlink w:anchor="_Toc223133504" w:history="1">
+            <w:r>
+              <w:rPr>
+                <w:rStyle w:val="af8"/>
+                <w:noProof/>
+              </w:rPr>
+              <w:t xml:space="preserve">4.4.2 </w:t>
+            </w:r>
+            <w:r>
+              <w:rPr>
+                <w:rStyle w:val="af8"/>
+                <w:noProof/>
+              </w:rPr>
+              <w:t>推理延迟对比</w:t>
+            </w:r>
+            <w:r>
+              <w:rPr>
+                <w:noProof/>
+                <w:webHidden/>
+              </w:rPr>
+              <w:tab/>
+            </w:r>
+            <w:r>
+              <w:rPr>
+                <w:noProof/>
+                <w:webHidden/>
+              </w:rPr>
+              <w:fldChar w:fldCharType="begin"/>
+            </w:r>
+            <w:r>
+              <w:rPr>
+                <w:noProof/>
+                <w:webHidden/>
+              </w:rPr>
+              <w:instrText xml:space="preserve"> PAGEREF _Toc223133504 \h </w:instrText>
+            </w:r>
+            <w:r>
+              <w:rPr>
+                <w:noProof/>
+                <w:webHidden/>
+              </w:rPr>
+            </w:r>
+            <w:r>
+              <w:rPr>
+                <w:noProof/>
+                <w:webHidden/>
+              </w:rPr>
+              <w:fldChar w:fldCharType="separate"/>
+            </w:r>
+            <w:r>
+              <w:rPr>
+                <w:noProof/>
+                <w:webHidden/>
+              </w:rPr>
+              <w:t>4</w:t>
+            </w:r>
+            <w:r>
+              <w:rPr>
+                <w:noProof/>
+                <w:webHidden/>
+              </w:rPr>
+              <w:fldChar w:fldCharType="end"/>
+            </w:r>
+          </w:hyperlink>
+        </w:p>
+        <w:p>
+          <w:pPr>
+            <w:pStyle w:val="TOC3"/>
+            <w:tabs>
+              <w:tab w:val="right" w:leader="dot" w:pos="9344"/>
+            </w:tabs>
+            <w:ind w:left="960" w:firstLine="480"/>
+            <w:rPr>
+              <w:rFonts w:asciiTheme="minorHAnsi" w:eastAsiaTheme="minorEastAsia" w:hAnsiTheme="minorHAnsi" w:cstheme="minorBidi"/>
+              <w:noProof/>
+              <w:sz w:val="22"/>
+              <w14:ligatures w14:val="standardContextual"/>
+            </w:rPr>
+          </w:pPr>
+          <w:hyperlink w:anchor="_Toc223133505" w:history="1">
+            <w:r>
+              <w:rPr>
+                <w:rStyle w:val="af8"/>
+                <w:noProof/>
+              </w:rPr>
+              <w:t xml:space="preserve">4.4.3 </w:t>
+            </w:r>
+            <w:r>
+              <w:rPr>
+                <w:rStyle w:val="af8"/>
+                <w:noProof/>
+              </w:rPr>
+              <w:t>单模型</w:t>
+            </w:r>
+            <w:r>
+              <w:rPr>
+                <w:rStyle w:val="af8"/>
+                <w:noProof/>
+              </w:rPr>
+              <w:t xml:space="preserve"> vs </w:t>
+            </w:r>
+            <w:r>
+              <w:rPr>
+                <w:rStyle w:val="af8"/>
+                <w:noProof/>
+              </w:rPr>
+              <w:t>级联模型性能对比</w:t>
+            </w:r>
+            <w:r>
+              <w:rPr>
+                <w:noProof/>
+                <w:webHidden/>
+              </w:rPr>
+              <w:tab/>
+            </w:r>
+            <w:r>
+              <w:rPr>
+                <w:noProof/>
+                <w:webHidden/>
+              </w:rPr>
+              <w:fldChar w:fldCharType="begin"/>
+            </w:r>
+            <w:r>
+              <w:rPr>
+                <w:noProof/>
+                <w:webHidden/>
+              </w:rPr>
+              <w:instrText xml:space="preserve"> PAGEREF _Toc223133505 \h </w:instrText>
+            </w:r>
+            <w:r>
+              <w:rPr>
+                <w:noProof/>
+                <w:webHidden/>
+              </w:rPr>
+            </w:r>
+            <w:r>
+              <w:rPr>
+                <w:noProof/>
+                <w:webHidden/>
+              </w:rPr>
+              <w:fldChar w:fldCharType="separate"/>
+            </w:r>
+            <w:r>
+              <w:rPr>
+                <w:noProof/>
+                <w:webHidden/>
+              </w:rPr>
+              <w:t>4</w:t>
+            </w:r>
+            <w:r>
+              <w:rPr>
+                <w:noProof/>
+                <w:webHidden/>
+              </w:rPr>
+              <w:fldChar w:fldCharType="end"/>
+            </w:r>
+          </w:hyperlink>
+        </w:p>
+        <w:p>
+          <w:pPr>
+            <w:pStyle w:val="TOC3"/>
+            <w:tabs>
+              <w:tab w:val="right" w:leader="dot" w:pos="9344"/>
+            </w:tabs>
+            <w:ind w:left="960" w:firstLine="480"/>
+            <w:rPr>
+              <w:rFonts w:asciiTheme="minorHAnsi" w:eastAsiaTheme="minorEastAsia" w:hAnsiTheme="minorHAnsi" w:cstheme="minorBidi"/>
+              <w:noProof/>
+              <w:sz w:val="22"/>
+              <w14:ligatures w14:val="standardContextual"/>
+            </w:rPr>
+          </w:pPr>
+          <w:hyperlink w:anchor="_Toc223133506" w:history="1">
+            <w:r>
+              <w:rPr>
+                <w:rStyle w:val="af8"/>
+                <w:noProof/>
+              </w:rPr>
+              <w:t xml:space="preserve">4.4.4 </w:t>
+            </w:r>
+            <w:r>
+              <w:rPr>
+                <w:rStyle w:val="af8"/>
+                <w:noProof/>
+              </w:rPr>
+              <w:t>高并发场景压力测试</w:t>
+            </w:r>
+            <w:r>
+              <w:rPr>
+                <w:noProof/>
+                <w:webHidden/>
+              </w:rPr>
+              <w:tab/>
+            </w:r>
+            <w:r>
+              <w:rPr>
+                <w:noProof/>
+                <w:webHidden/>
+              </w:rPr>
+              <w:fldChar w:fldCharType="begin"/>
+            </w:r>
+            <w:r>
+              <w:rPr>
+                <w:noProof/>
+                <w:webHidden/>
+              </w:rPr>
+              <w:instrText xml:space="preserve"> PAGEREF _Toc223133506 \h </w:instrText>
+            </w:r>
+            <w:r>
+              <w:rPr>
+                <w:noProof/>
+                <w:webHidden/>
+              </w:rPr>
+            </w:r>
+            <w:r>
+              <w:rPr>
+                <w:noProof/>
+                <w:webHidden/>
+              </w:rPr>
+              <w:fldChar w:fldCharType="separate"/>
+            </w:r>
+            <w:r>
+              <w:rPr>
+                <w:noProof/>
+                <w:webHidden/>
+              </w:rPr>
+              <w:t>4</w:t>
+            </w:r>
+            <w:r>
+              <w:rPr>
+                <w:noProof/>
+                <w:webHidden/>
+              </w:rPr>
+              <w:fldChar w:fldCharType="end"/>
+            </w:r>
+          </w:hyperlink>
+        </w:p>
+        <w:p>
+          <w:pPr>
+            <w:pStyle w:val="TOC2"/>
+            <w:tabs>
+              <w:tab w:val="right" w:leader="dot" w:pos="9344"/>
+            </w:tabs>
+            <w:ind w:left="480" w:firstLine="480"/>
+            <w:rPr>
+              <w:rFonts w:asciiTheme="minorHAnsi" w:eastAsiaTheme="minorEastAsia" w:hAnsiTheme="minorHAnsi" w:cstheme="minorBidi"/>
+              <w:noProof/>
+              <w:sz w:val="22"/>
+              <w14:ligatures w14:val="standardContextual"/>
+            </w:rPr>
+          </w:pPr>
+          <w:hyperlink w:anchor="_Toc223133507" w:history="1">
+            <w:r>
+              <w:rPr>
+                <w:rStyle w:val="af8"/>
+                <w:noProof/>
+              </w:rPr>
+              <w:t xml:space="preserve">4.5 </w:t>
+            </w:r>
+            <w:r>
+              <w:rPr>
+                <w:rStyle w:val="af8"/>
+                <w:noProof/>
+              </w:rPr>
+              <w:t>边缘部署可行性分析</w:t>
+            </w:r>
+            <w:r>
+              <w:rPr>
+                <w:noProof/>
+                <w:webHidden/>
+              </w:rPr>
+              <w:tab/>
+            </w:r>
+            <w:r>
+              <w:rPr>
+                <w:noProof/>
+                <w:webHidden/>
+              </w:rPr>
+              <w:fldChar w:fldCharType="begin"/>
+            </w:r>
+            <w:r>
+              <w:rPr>
+                <w:noProof/>
+                <w:webHidden/>
+              </w:rPr>
+              <w:instrText xml:space="preserve"> PAGEREF _Toc223133507 \h </w:instrText>
+            </w:r>
+            <w:r>
+              <w:rPr>
+                <w:noProof/>
+                <w:webHidden/>
+              </w:rPr>
+            </w:r>
+            <w:r>
+              <w:rPr>
+                <w:noProof/>
+                <w:webHidden/>
+              </w:rPr>
+              <w:fldChar w:fldCharType="separate"/>
+            </w:r>
+            <w:r>
+              <w:rPr>
+                <w:noProof/>
+                <w:webHidden/>
+              </w:rPr>
+              <w:t>4</w:t>
+            </w:r>
+            <w:r>
+              <w:rPr>
+                <w:noProof/>
+                <w:webHidden/>
+              </w:rPr>
+              <w:fldChar w:fldCharType="end"/>
+            </w:r>
+          </w:hyperlink>
+        </w:p>
+        <w:p>
+          <w:pPr>
+            <w:pStyle w:val="TOC1"/>
+            <w:ind w:firstLine="216"/>
+            <w:rPr>
+              <w:rFonts w:asciiTheme="minorHAnsi" w:eastAsiaTheme="minorEastAsia" w:hAnsiTheme="minorHAnsi" w:cstheme="minorBidi"/>
+              <w:noProof/>
+              <w:sz w:val="22"/>
+              <w14:ligatures w14:val="standardContextual"/>
+            </w:rPr>
+          </w:pPr>
+          <w:hyperlink w:anchor="_Toc223133508" w:history="1">
+            <w:r>
+              <w:rPr>
+                <w:rStyle w:val="af8"/>
+                <w:noProof/>
+              </w:rPr>
+              <w:t xml:space="preserve">5 </w:t>
+            </w:r>
+            <w:r>
+              <w:rPr>
+                <w:rStyle w:val="af8"/>
+                <w:noProof/>
+              </w:rPr>
+              <w:t>总结与展望</w:t>
+            </w:r>
+            <w:r>
+              <w:rPr>
+                <w:noProof/>
+                <w:webHidden/>
+              </w:rPr>
+              <w:tab/>
+            </w:r>
+            <w:r>
+              <w:rPr>
+                <w:noProof/>
+                <w:webHidden/>
+              </w:rPr>
+              <w:fldChar w:fldCharType="begin"/>
+            </w:r>
+            <w:r>
+              <w:rPr>
+                <w:noProof/>
+                <w:webHidden/>
+              </w:rPr>
+              <w:instrText xml:space="preserve"> PAGEREF _Toc223133508 \h </w:instrText>
+            </w:r>
+            <w:r>
+              <w:rPr>
+                <w:noProof/>
+                <w:webHidden/>
+              </w:rPr>
+            </w:r>
+            <w:r>
+              <w:rPr>
+                <w:noProof/>
+                <w:webHidden/>
+              </w:rPr>
+              <w:fldChar w:fldCharType="separate"/>
+            </w:r>
+            <w:r>
+              <w:rPr>
+                <w:noProof/>
+                <w:webHidden/>
+              </w:rPr>
+              <w:t>4</w:t>
+            </w:r>
+            <w:r>
+              <w:rPr>
+                <w:noProof/>
+                <w:webHidden/>
+              </w:rPr>
+              <w:fldChar w:fldCharType="end"/>
+            </w:r>
+          </w:hyperlink>
+        </w:p>
+        <w:p>
+          <w:pPr>
+            <w:pStyle w:val="TOC2"/>
+            <w:tabs>
+              <w:tab w:val="right" w:leader="dot" w:pos="9344"/>
+            </w:tabs>
+            <w:ind w:left="480" w:firstLine="480"/>
+            <w:rPr>
+              <w:rFonts w:asciiTheme="minorHAnsi" w:eastAsiaTheme="minorEastAsia" w:hAnsiTheme="minorHAnsi" w:cstheme="minorBidi"/>
+              <w:noProof/>
+              <w:sz w:val="22"/>
+              <w14:ligatures w14:val="standardContextual"/>
+            </w:rPr>
+          </w:pPr>
+          <w:hyperlink w:anchor="_Toc223133509" w:history="1">
+            <w:r>
+              <w:rPr>
+                <w:rStyle w:val="af8"/>
+                <w:noProof/>
+              </w:rPr>
+              <w:t xml:space="preserve">5.1 </w:t>
+            </w:r>
+            <w:r>
+              <w:rPr>
+                <w:rStyle w:val="af8"/>
+                <w:noProof/>
+              </w:rPr>
+              <w:t>全文总结</w:t>
+            </w:r>
+            <w:r>
+              <w:rPr>
+                <w:noProof/>
+                <w:webHidden/>
+              </w:rPr>
+              <w:tab/>
+            </w:r>
+            <w:r>
+              <w:rPr>
+                <w:noProof/>
+                <w:webHidden/>
+              </w:rPr>
+              <w:fldChar w:fldCharType="begin"/>
+            </w:r>
+            <w:r>
+              <w:rPr>
+                <w:noProof/>
+                <w:webHidden/>
+              </w:rPr>
+              <w:instrText xml:space="preserve"> PAGEREF _Toc223133509 \h </w:instrText>
+            </w:r>
+            <w:r>
+              <w:rPr>
+                <w:noProof/>
+                <w:webHidden/>
+              </w:rPr>
+            </w:r>
+            <w:r>
+              <w:rPr>
+                <w:noProof/>
+                <w:webHidden/>
+              </w:rPr>
+              <w:fldChar w:fldCharType="separate"/>
+            </w:r>
+            <w:r>
+              <w:rPr>
+                <w:noProof/>
+                <w:webHidden/>
+              </w:rPr>
+              <w:t>4</w:t>
+            </w:r>
+            <w:r>
+              <w:rPr>
+                <w:noProof/>
+                <w:webHidden/>
+              </w:rPr>
+              <w:fldChar w:fldCharType="end"/>
+            </w:r>
+          </w:hyperlink>
+        </w:p>
+        <w:p>
+          <w:pPr>
+            <w:pStyle w:val="TOC2"/>
+            <w:tabs>
+              <w:tab w:val="right" w:leader="dot" w:pos="9344"/>
+            </w:tabs>
+            <w:ind w:left="480" w:firstLine="480"/>
+            <w:rPr>
+              <w:rFonts w:asciiTheme="minorHAnsi" w:eastAsiaTheme="minorEastAsia" w:hAnsiTheme="minorHAnsi" w:cstheme="minorBidi"/>
+              <w:noProof/>
+              <w:sz w:val="22"/>
+              <w14:ligatures w14:val="standardContextual"/>
+            </w:rPr>
+          </w:pPr>
+          <w:hyperlink w:anchor="_Toc223133510" w:history="1">
+            <w:r>
+              <w:rPr>
+                <w:rStyle w:val="af8"/>
+                <w:noProof/>
+              </w:rPr>
+              <w:t xml:space="preserve">5.2 </w:t>
+            </w:r>
+            <w:r>
+              <w:rPr>
+                <w:rStyle w:val="af8"/>
+                <w:noProof/>
+              </w:rPr>
+              <w:t>主要创新点</w:t>
+            </w:r>
+            <w:r>
+              <w:rPr>
+                <w:noProof/>
+                <w:webHidden/>
+              </w:rPr>
+              <w:tab/>
+            </w:r>
+            <w:r>
+              <w:rPr>
+                <w:noProof/>
+                <w:webHidden/>
+              </w:rPr>
+              <w:fldChar w:fldCharType="begin"/>
+            </w:r>
+            <w:r>
+              <w:rPr>
+                <w:noProof/>
+                <w:webHidden/>
+              </w:rPr>
+              <w:instrText xml:space="preserve"> PAGEREF _Toc223133510 \h </w:instrText>
+            </w:r>
+            <w:r>
+              <w:rPr>
+                <w:noProof/>
+                <w:webHidden/>
+              </w:rPr>
+            </w:r>
+            <w:r>
+              <w:rPr>
+                <w:noProof/>
+                <w:webHidden/>
+              </w:rPr>
+              <w:fldChar w:fldCharType="separate"/>
+            </w:r>
+            <w:r>
+              <w:rPr>
+                <w:noProof/>
+                <w:webHidden/>
+              </w:rPr>
+              <w:t>4</w:t>
+            </w:r>
+            <w:r>
+              <w:rPr>
+                <w:noProof/>
+                <w:webHidden/>
+              </w:rPr>
+              <w:fldChar w:fldCharType="end"/>
+            </w:r>
+          </w:hyperlink>
+        </w:p>
+        <w:p>
+          <w:pPr>
+            <w:pStyle w:val="TOC2"/>
+            <w:tabs>
+              <w:tab w:val="right" w:leader="dot" w:pos="9344"/>
+            </w:tabs>
+            <w:ind w:left="480" w:firstLine="480"/>
+            <w:rPr>
+              <w:rFonts w:asciiTheme="minorHAnsi" w:eastAsiaTheme="minorEastAsia" w:hAnsiTheme="minorHAnsi" w:cstheme="minorBidi"/>
+              <w:noProof/>
+              <w:sz w:val="22"/>
+              <w14:ligatures w14:val="standardContextual"/>
+            </w:rPr>
+          </w:pPr>
+          <w:hyperlink w:anchor="_Toc223133511" w:history="1">
+            <w:r>
+              <w:rPr>
+                <w:rStyle w:val="af8"/>
+                <w:noProof/>
+              </w:rPr>
+              <w:t xml:space="preserve">5.3 </w:t>
+            </w:r>
+            <w:r>
+              <w:rPr>
+                <w:rStyle w:val="af8"/>
+                <w:noProof/>
+              </w:rPr>
+              <w:t>存在的不足</w:t>
+            </w:r>
+            <w:r>
+              <w:rPr>
+                <w:noProof/>
+                <w:webHidden/>
+              </w:rPr>
+              <w:tab/>
+            </w:r>
+            <w:r>
+              <w:rPr>
+                <w:noProof/>
+                <w:webHidden/>
+              </w:rPr>
+              <w:fldChar w:fldCharType="begin"/>
+            </w:r>
+            <w:r>
+              <w:rPr>
+                <w:noProof/>
+                <w:webHidden/>
+              </w:rPr>
+              <w:instrText xml:space="preserve"> PAGEREF _Toc223133511 \h </w:instrText>
+            </w:r>
+            <w:r>
+              <w:rPr>
+                <w:noProof/>
+                <w:webHidden/>
+              </w:rPr>
+            </w:r>
+            <w:r>
+              <w:rPr>
+                <w:noProof/>
+                <w:webHidden/>
+              </w:rPr>
+              <w:fldChar w:fldCharType="separate"/>
+            </w:r>
+            <w:r>
+              <w:rPr>
+                <w:noProof/>
+                <w:webHidden/>
+              </w:rPr>
+              <w:t>4</w:t>
+            </w:r>
+            <w:r>
+              <w:rPr>
+                <w:noProof/>
+                <w:webHidden/>
+              </w:rPr>
+              <w:fldChar w:fldCharType="end"/>
+            </w:r>
+          </w:hyperlink>
+        </w:p>
+        <w:p>
+          <w:pPr>
+            <w:pStyle w:val="TOC2"/>
+            <w:tabs>
+              <w:tab w:val="right" w:leader="dot" w:pos="9344"/>
+            </w:tabs>
+            <w:ind w:left="480" w:firstLine="480"/>
+            <w:rPr>
+              <w:rFonts w:asciiTheme="minorHAnsi" w:eastAsiaTheme="minorEastAsia" w:hAnsiTheme="minorHAnsi" w:cstheme="minorBidi"/>
+              <w:noProof/>
+              <w:sz w:val="22"/>
+              <w14:ligatures w14:val="standardContextual"/>
+            </w:rPr>
+          </w:pPr>
+          <w:hyperlink w:anchor="_Toc223133512" w:history="1">
+            <w:r>
+              <w:rPr>
+                <w:rStyle w:val="af8"/>
+                <w:noProof/>
+              </w:rPr>
+              <w:t xml:space="preserve">5.4 </w:t>
+            </w:r>
+            <w:r>
+              <w:rPr>
+                <w:rStyle w:val="af8"/>
+                <w:noProof/>
+              </w:rPr>
+              <w:t>未来工作展望</w:t>
+            </w:r>
+            <w:r>
+              <w:rPr>
+                <w:noProof/>
+                <w:webHidden/>
+              </w:rPr>
+              <w:tab/>
+            </w:r>
+            <w:r>
+              <w:rPr>
+                <w:noProof/>
+                <w:webHidden/>
+              </w:rPr>
+              <w:fldChar w:fldCharType="begin"/>
+            </w:r>
+            <w:r>
+              <w:rPr>
+                <w:noProof/>
+                <w:webHidden/>
+              </w:rPr>
+              <w:instrText xml:space="preserve"> PAGEREF _Toc223133512 \h </w:instrText>
+            </w:r>
+            <w:r>
+              <w:rPr>
+                <w:noProof/>
+                <w:webHidden/>
+              </w:rPr>
+            </w:r>
+            <w:r>
+              <w:rPr>
+                <w:noProof/>
+                <w:webHidden/>
+              </w:rPr>
+              <w:fldChar w:fldCharType="separate"/>
+            </w:r>
+            <w:r>
+              <w:rPr>
+                <w:noProof/>
+                <w:webHidden/>
+              </w:rPr>
+              <w:t>4</w:t>
+            </w:r>
+            <w:r>
+              <w:rPr>
+                <w:noProof/>
+                <w:webHidden/>
+              </w:rPr>
+              <w:fldChar w:fldCharType="end"/>
+            </w:r>
+          </w:hyperlink>
+        </w:p>
+        <w:p>
+          <w:pPr>
+            <w:pStyle w:val="TOC1"/>
+            <w:ind w:firstLine="216"/>
+            <w:rPr>
+              <w:rFonts w:asciiTheme="minorHAnsi" w:eastAsiaTheme="minorEastAsia" w:hAnsiTheme="minorHAnsi" w:cstheme="minorBidi"/>
+              <w:noProof/>
+              <w:sz w:val="22"/>
+              <w14:ligatures w14:val="standardContextual"/>
+            </w:rPr>
+          </w:pPr>
+          <w:hyperlink w:anchor="_Toc223133513" w:history="1">
+            <w:r>
+              <w:rPr>
+                <w:rStyle w:val="af8"/>
+                <w:rFonts w:ascii="黑体" w:eastAsia="黑体" w:hAnsi="黑体" w:cs="宋体"/>
+                <w:noProof/>
+              </w:rPr>
+              <w:t>参考文献</w:t>
+            </w:r>
+            <w:r>
+              <w:rPr>
+                <w:noProof/>
+                <w:webHidden/>
+              </w:rPr>
+              <w:tab/>
+            </w:r>
+            <w:r>
+              <w:rPr>
+                <w:noProof/>
+                <w:webHidden/>
+              </w:rPr>
+              <w:fldChar w:fldCharType="begin"/>
+            </w:r>
+            <w:r>
+              <w:rPr>
+                <w:noProof/>
+                <w:webHidden/>
+              </w:rPr>
+              <w:instrText xml:space="preserve"> PAGEREF _Toc223133513 \h </w:instrText>
+            </w:r>
+            <w:r>
+              <w:rPr>
+                <w:noProof/>
+                <w:webHidden/>
+              </w:rPr>
+            </w:r>
+            <w:r>
+              <w:rPr>
+                <w:noProof/>
+                <w:webHidden/>
+              </w:rPr>
+              <w:fldChar w:fldCharType="separate"/>
+            </w:r>
+            <w:r>
+              <w:rPr>
+                <w:noProof/>
+                <w:webHidden/>
+              </w:rPr>
+              <w:t>4</w:t>
+            </w:r>
+            <w:r>
+              <w:rPr>
+                <w:noProof/>
+                <w:webHidden/>
+              </w:rPr>
+              <w:fldChar w:fldCharType="end"/>
+            </w:r>
+          </w:hyperlink>
+        </w:p>
+        <w:p>
+          <w:pPr>
+            <w:pStyle w:val="TOC1"/>
+            <w:ind w:firstLine="216"/>
+            <w:rPr>
+              <w:rFonts w:asciiTheme="minorHAnsi" w:eastAsiaTheme="minorEastAsia" w:hAnsiTheme="minorHAnsi" w:cstheme="minorBidi"/>
+              <w:noProof/>
+              <w:sz w:val="22"/>
+              <w14:ligatures w14:val="standardContextual"/>
+            </w:rPr>
+          </w:pPr>
+          <w:hyperlink w:anchor="_Toc223133514" w:history="1">
+            <w:r>
+              <w:rPr>
+                <w:rStyle w:val="af8"/>
+                <w:rFonts w:eastAsia="黑体"/>
+                <w:noProof/>
+              </w:rPr>
+              <w:t>致谢</w:t>
+            </w:r>
+            <w:r>
+              <w:rPr>
+                <w:noProof/>
+                <w:webHidden/>
+              </w:rPr>
+              <w:tab/>
+            </w:r>
+            <w:r>
+              <w:rPr>
+                <w:noProof/>
+                <w:webHidden/>
+              </w:rPr>
+              <w:fldChar w:fldCharType="begin"/>
+            </w:r>
+            <w:r>
+              <w:rPr>
+                <w:noProof/>
+                <w:webHidden/>
+              </w:rPr>
+              <w:instrText xml:space="preserve"> PAGEREF _Toc223133514 \h </w:instrText>
+            </w:r>
+            <w:r>
+              <w:rPr>
+                <w:noProof/>
+                <w:webHidden/>
+              </w:rPr>
+            </w:r>
+            <w:r>
+              <w:rPr>
+                <w:noProof/>
+                <w:webHidden/>
+              </w:rPr>
+              <w:fldChar w:fldCharType="separate"/>
+            </w:r>
+            <w:r>
+              <w:rPr>
+                <w:noProof/>
+                <w:webHidden/>
+              </w:rPr>
+              <w:t>4</w:t>
             </w:r>
             <w:r>
               <w:rPr>
@@ -2191,6 +6569,9 @@
         <w:p>
           <w:pPr>
             <w:ind w:firstLine="482"/>
+            <w:rPr>
+              <w:rFonts w:hint="eastAsia"/>
+            </w:rPr>
           </w:pPr>
           <w:r>
             <w:rPr>
@@ -2205,355 +6586,6 @@
     </w:sdt>
     <w:p>
       <w:pPr>
-        <w:pStyle w:val="TOC1"/>
-        <w:ind w:firstLine="216"/>
-        <w:rPr>
-          <w:noProof/>
-        </w:rPr>
-      </w:pPr>
-    </w:p>
-    <w:p>
-      <w:pPr>
-        <w:ind w:firstLineChars="83" w:firstLine="199"/>
-      </w:pPr>
-    </w:p>
-    <w:p>
-      <w:pPr>
-        <w:ind w:firstLineChars="83" w:firstLine="199"/>
-      </w:pPr>
-    </w:p>
-    <w:p>
-      <w:pPr>
-        <w:ind w:firstLineChars="83" w:firstLine="199"/>
-      </w:pPr>
-    </w:p>
-    <w:p>
-      <w:pPr>
-        <w:ind w:firstLineChars="83" w:firstLine="199"/>
-      </w:pPr>
-    </w:p>
-    <w:p>
-      <w:pPr>
-        <w:ind w:firstLineChars="83" w:firstLine="199"/>
-      </w:pPr>
-    </w:p>
-    <w:p>
-      <w:pPr>
-        <w:ind w:firstLineChars="83" w:firstLine="199"/>
-      </w:pPr>
-    </w:p>
-    <w:p>
-      <w:pPr>
-        <w:ind w:firstLineChars="83" w:firstLine="199"/>
-      </w:pPr>
-    </w:p>
-    <w:p>
-      <w:pPr>
-        <w:ind w:firstLineChars="83" w:firstLine="199"/>
-      </w:pPr>
-    </w:p>
-    <w:p>
-      <w:pPr>
-        <w:ind w:firstLineChars="83" w:firstLine="199"/>
-      </w:pPr>
-    </w:p>
-    <w:p>
-      <w:pPr>
-        <w:ind w:firstLineChars="83" w:firstLine="199"/>
-      </w:pPr>
-    </w:p>
-    <w:p>
-      <w:pPr>
-        <w:ind w:firstLineChars="83" w:firstLine="199"/>
-      </w:pPr>
-    </w:p>
-    <w:p>
-      <w:pPr>
-        <w:ind w:firstLineChars="83" w:firstLine="199"/>
-      </w:pPr>
-    </w:p>
-    <w:p>
-      <w:pPr>
-        <w:ind w:firstLineChars="83" w:firstLine="199"/>
-      </w:pPr>
-    </w:p>
-    <w:p>
-      <w:pPr>
-        <w:ind w:firstLineChars="83" w:firstLine="199"/>
-      </w:pPr>
-    </w:p>
-    <w:p>
-      <w:pPr>
-        <w:ind w:firstLineChars="83" w:firstLine="199"/>
-      </w:pPr>
-    </w:p>
-    <w:p>
-      <w:pPr>
-        <w:ind w:firstLineChars="83" w:firstLine="199"/>
-      </w:pPr>
-    </w:p>
-    <w:p>
-      <w:pPr>
-        <w:ind w:firstLineChars="83" w:firstLine="199"/>
-      </w:pPr>
-    </w:p>
-    <w:p>
-      <w:pPr>
-        <w:ind w:firstLineChars="83" w:firstLine="199"/>
-      </w:pPr>
-    </w:p>
-    <w:p>
-      <w:pPr>
-        <w:ind w:firstLineChars="83" w:firstLine="199"/>
-      </w:pPr>
-    </w:p>
-    <w:p>
-      <w:pPr>
-        <w:ind w:firstLineChars="83" w:firstLine="199"/>
-      </w:pPr>
-    </w:p>
-    <w:p>
-      <w:pPr>
-        <w:ind w:firstLineChars="83" w:firstLine="199"/>
-      </w:pPr>
-    </w:p>
-    <w:p>
-      <w:pPr>
-        <w:ind w:firstLineChars="83" w:firstLine="199"/>
-      </w:pPr>
-    </w:p>
-    <w:p>
-      <w:pPr>
-        <w:ind w:firstLineChars="83" w:firstLine="199"/>
-      </w:pPr>
-    </w:p>
-    <w:p>
-      <w:pPr>
-        <w:ind w:firstLineChars="83" w:firstLine="199"/>
-      </w:pPr>
-    </w:p>
-    <w:p>
-      <w:pPr>
-        <w:ind w:firstLineChars="83" w:firstLine="199"/>
-      </w:pPr>
-    </w:p>
-    <w:p>
-      <w:pPr>
-        <w:ind w:firstLineChars="83" w:firstLine="199"/>
-      </w:pPr>
-    </w:p>
-    <w:p>
-      <w:pPr>
-        <w:ind w:firstLineChars="83" w:firstLine="199"/>
-      </w:pPr>
-    </w:p>
-    <w:p>
-      <w:pPr>
-        <w:ind w:firstLineChars="83" w:firstLine="199"/>
-      </w:pPr>
-    </w:p>
-    <w:p>
-      <w:pPr>
-        <w:ind w:firstLineChars="83" w:firstLine="199"/>
-      </w:pPr>
-    </w:p>
-    <w:p>
-      <w:pPr>
-        <w:ind w:firstLineChars="83" w:firstLine="199"/>
-      </w:pPr>
-    </w:p>
-    <w:p>
-      <w:pPr>
-        <w:ind w:firstLineChars="83" w:firstLine="199"/>
-      </w:pPr>
-    </w:p>
-    <w:p>
-      <w:pPr>
-        <w:ind w:firstLineChars="83" w:firstLine="199"/>
-      </w:pPr>
-    </w:p>
-    <w:p>
-      <w:pPr>
-        <w:ind w:firstLineChars="83" w:firstLine="199"/>
-      </w:pPr>
-    </w:p>
-    <w:p>
-      <w:pPr>
-        <w:ind w:firstLineChars="83" w:firstLine="199"/>
-      </w:pPr>
-    </w:p>
-    <w:p>
-      <w:pPr>
-        <w:ind w:firstLineChars="83" w:firstLine="199"/>
-      </w:pPr>
-    </w:p>
-    <w:p>
-      <w:pPr>
-        <w:ind w:firstLineChars="83" w:firstLine="199"/>
-      </w:pPr>
-    </w:p>
-    <w:p>
-      <w:pPr>
-        <w:ind w:firstLineChars="83" w:firstLine="199"/>
-      </w:pPr>
-    </w:p>
-    <w:p>
-      <w:pPr>
-        <w:ind w:firstLineChars="83" w:firstLine="199"/>
-      </w:pPr>
-    </w:p>
-    <w:p>
-      <w:pPr>
-        <w:ind w:firstLineChars="83" w:firstLine="199"/>
-      </w:pPr>
-    </w:p>
-    <w:p>
-      <w:pPr>
-        <w:ind w:firstLineChars="83" w:firstLine="199"/>
-      </w:pPr>
-    </w:p>
-    <w:p>
-      <w:pPr>
-        <w:ind w:firstLineChars="83" w:firstLine="199"/>
-      </w:pPr>
-    </w:p>
-    <w:p>
-      <w:pPr>
-        <w:ind w:firstLineChars="83" w:firstLine="199"/>
-      </w:pPr>
-    </w:p>
-    <w:p>
-      <w:pPr>
-        <w:ind w:firstLineChars="83" w:firstLine="199"/>
-      </w:pPr>
-    </w:p>
-    <w:p>
-      <w:pPr>
-        <w:ind w:firstLineChars="83" w:firstLine="199"/>
-      </w:pPr>
-    </w:p>
-    <w:p>
-      <w:pPr>
-        <w:ind w:firstLineChars="83" w:firstLine="199"/>
-      </w:pPr>
-    </w:p>
-    <w:p>
-      <w:pPr>
-        <w:ind w:firstLineChars="83" w:firstLine="199"/>
-      </w:pPr>
-    </w:p>
-    <w:p>
-      <w:pPr>
-        <w:ind w:firstLineChars="83" w:firstLine="199"/>
-      </w:pPr>
-    </w:p>
-    <w:p>
-      <w:pPr>
-        <w:ind w:firstLineChars="83" w:firstLine="199"/>
-      </w:pPr>
-    </w:p>
-    <w:p>
-      <w:pPr>
-        <w:ind w:firstLineChars="83" w:firstLine="199"/>
-      </w:pPr>
-    </w:p>
-    <w:p>
-      <w:pPr>
-        <w:ind w:firstLineChars="83" w:firstLine="199"/>
-      </w:pPr>
-    </w:p>
-    <w:p>
-      <w:pPr>
-        <w:ind w:firstLineChars="83" w:firstLine="199"/>
-      </w:pPr>
-    </w:p>
-    <w:p>
-      <w:pPr>
-        <w:ind w:firstLineChars="83" w:firstLine="199"/>
-      </w:pPr>
-    </w:p>
-    <w:p>
-      <w:pPr>
-        <w:ind w:firstLineChars="83" w:firstLine="199"/>
-      </w:pPr>
-    </w:p>
-    <w:p>
-      <w:pPr>
-        <w:ind w:firstLineChars="83" w:firstLine="199"/>
-      </w:pPr>
-    </w:p>
-    <w:p>
-      <w:pPr>
-        <w:ind w:firstLineChars="83" w:firstLine="199"/>
-      </w:pPr>
-    </w:p>
-    <w:p>
-      <w:pPr>
-        <w:ind w:firstLineChars="83" w:firstLine="199"/>
-      </w:pPr>
-    </w:p>
-    <w:p>
-      <w:pPr>
-        <w:ind w:firstLineChars="83" w:firstLine="199"/>
-      </w:pPr>
-    </w:p>
-    <w:p>
-      <w:pPr>
-        <w:ind w:firstLineChars="83" w:firstLine="199"/>
-      </w:pPr>
-    </w:p>
-    <w:p>
-      <w:pPr>
-        <w:ind w:firstLineChars="83" w:firstLine="199"/>
-      </w:pPr>
-    </w:p>
-    <w:p>
-      <w:pPr>
-        <w:ind w:firstLineChars="83" w:firstLine="199"/>
-      </w:pPr>
-    </w:p>
-    <w:p>
-      <w:pPr>
-        <w:ind w:firstLineChars="83" w:firstLine="199"/>
-      </w:pPr>
-    </w:p>
-    <w:p>
-      <w:pPr>
-        <w:ind w:firstLineChars="83" w:firstLine="199"/>
-      </w:pPr>
-    </w:p>
-    <w:p>
-      <w:pPr>
-        <w:ind w:firstLineChars="83" w:firstLine="199"/>
-      </w:pPr>
-    </w:p>
-    <w:p>
-      <w:pPr>
-        <w:ind w:firstLineChars="83" w:firstLine="199"/>
-      </w:pPr>
-    </w:p>
-    <w:p>
-      <w:pPr>
-        <w:ind w:firstLineChars="83" w:firstLine="199"/>
-      </w:pPr>
-    </w:p>
-    <w:p>
-      <w:pPr>
-        <w:ind w:firstLineChars="83" w:firstLine="199"/>
-      </w:pPr>
-    </w:p>
-    <w:p>
-      <w:pPr>
-        <w:ind w:firstLineChars="83" w:firstLine="199"/>
-      </w:pPr>
-    </w:p>
-    <w:p>
-      <w:pPr>
-        <w:ind w:firstLineChars="83" w:firstLine="199"/>
-      </w:pPr>
-    </w:p>
-    <w:p>
-      <w:pPr>
         <w:ind w:firstLineChars="83" w:firstLine="199"/>
       </w:pPr>
     </w:p>
@@ -2577,7 +6609,7 @@
         <w:spacing w:before="163" w:after="163"/>
       </w:pPr>
       <w:bookmarkStart w:id="3" w:name="_Toc222929083"/>
-      <w:bookmarkStart w:id="4" w:name="_Toc222931246"/>
+      <w:bookmarkStart w:id="4" w:name="_Toc223133457"/>
       <w:r>
         <w:rPr>
           <w:rFonts w:hint="eastAsia"/>
@@ -2593,7 +6625,7 @@
         <w:pStyle w:val="a0"/>
         <w:spacing w:before="163" w:after="163"/>
       </w:pPr>
-      <w:bookmarkStart w:id="5" w:name="_Toc222931247"/>
+      <w:bookmarkStart w:id="5" w:name="_Toc223133458"/>
       <w:r>
         <w:rPr>
           <w:rFonts w:hint="eastAsia"/>
@@ -2607,32 +6639,1523 @@
         <w:pStyle w:val="a1"/>
         <w:spacing w:before="163" w:after="163"/>
       </w:pPr>
-      <w:r>
-        <w:rPr>
-          <w:rFonts w:hint="eastAsia"/>
-        </w:rPr>
-        <w:t>校园网络内容安全面临的严峻挑战</w:t>
-      </w:r>
+      <w:bookmarkStart w:id="6" w:name="_Toc223133459"/>
+      <w:r>
+        <w:rPr>
+          <w:rFonts w:hint="eastAsia"/>
+        </w:rPr>
+        <w:t>校园网络图像内容安全面临的新挑战</w:t>
+      </w:r>
+      <w:bookmarkEnd w:id="6"/>
     </w:p>
     <w:p>
       <w:pPr>
         <w:pStyle w:val="a1"/>
         <w:spacing w:before="163" w:after="163"/>
+      </w:pPr>
+      <w:bookmarkStart w:id="7" w:name="_Toc223133460"/>
+      <w:r>
+        <w:rPr>
+          <w:rFonts w:hint="eastAsia"/>
+        </w:rPr>
+        <w:t>现有图像审核技术的局限性</w:t>
+      </w:r>
+      <w:bookmarkEnd w:id="7"/>
+    </w:p>
+    <w:p>
+      <w:pPr>
+        <w:pStyle w:val="a1"/>
+        <w:spacing w:before="163" w:after="163"/>
+        <w:rPr>
+          <w:rFonts w:hint="eastAsia"/>
+        </w:rPr>
+      </w:pPr>
+      <w:bookmarkStart w:id="8" w:name="_Toc223133461"/>
+      <w:r>
+        <w:rPr>
+          <w:rFonts w:hint="eastAsia"/>
+        </w:rPr>
+        <w:t>级联融合架构的研究趋势与现实需求</w:t>
+      </w:r>
+      <w:bookmarkEnd w:id="8"/>
+    </w:p>
+    <w:p>
+      <w:pPr>
+        <w:pStyle w:val="a0"/>
+        <w:spacing w:before="163" w:after="163"/>
+        <w:ind w:left="403" w:hanging="403"/>
+      </w:pPr>
+      <w:bookmarkStart w:id="9" w:name="_Toc223133462"/>
+      <w:r>
+        <w:t>研究目的</w:t>
+      </w:r>
+      <w:bookmarkEnd w:id="9"/>
+    </w:p>
+    <w:p>
+      <w:pPr>
+        <w:pStyle w:val="a1"/>
+        <w:spacing w:before="163" w:after="163"/>
         <w:rPr>
           <w:color w:val="3B3B3B"/>
         </w:rPr>
       </w:pPr>
-      <w:r>
-        <w:t>现有图像审核技术的瓶颈分析</w:t>
+      <w:bookmarkStart w:id="10" w:name="_Toc223133463"/>
+      <w:r>
+        <w:t>突破单一</w:t>
+      </w:r>
+      <w:r>
+        <w:t>CNN</w:t>
+      </w:r>
+      <w:r>
+        <w:t>模型在隐喻与复杂语义场景下的识别瓶颈</w:t>
+      </w:r>
+      <w:bookmarkEnd w:id="10"/>
+    </w:p>
+    <w:p>
+      <w:pPr>
+        <w:pStyle w:val="a1"/>
+        <w:spacing w:before="163" w:after="163"/>
+      </w:pPr>
+      <w:bookmarkStart w:id="11" w:name="_Toc223133464"/>
+      <w:r>
+        <w:rPr>
+          <w:rFonts w:hint="eastAsia"/>
+        </w:rPr>
+        <w:t>设计</w:t>
+      </w:r>
+      <w:r>
+        <w:rPr>
+          <w:rFonts w:hint="eastAsia"/>
+        </w:rPr>
+        <w:t>CNN</w:t>
+      </w:r>
+      <w:r>
+        <w:rPr>
+          <w:rFonts w:hint="eastAsia"/>
+        </w:rPr>
+        <w:t>前置拦截策略，保障</w:t>
+      </w:r>
+      <w:r>
+        <w:rPr>
+          <w:rFonts w:hint="eastAsia"/>
+        </w:rPr>
+        <w:t>VLM</w:t>
+      </w:r>
+      <w:r>
+        <w:rPr>
+          <w:rFonts w:hint="eastAsia"/>
+        </w:rPr>
+        <w:t>专注于复杂语义分析</w:t>
+      </w:r>
+      <w:bookmarkEnd w:id="11"/>
+    </w:p>
+    <w:p>
+      <w:pPr>
+        <w:pStyle w:val="a1"/>
+        <w:spacing w:before="163" w:after="163"/>
+      </w:pPr>
+      <w:bookmarkStart w:id="12" w:name="_Toc223133465"/>
+      <w:r>
+        <w:rPr>
+          <w:rFonts w:hint="eastAsia"/>
+        </w:rPr>
+        <w:t>验证“端边云”协同架构在低成本硬件上的部署可行性与实时性</w:t>
+      </w:r>
+      <w:bookmarkEnd w:id="12"/>
+    </w:p>
+    <w:p>
+      <w:pPr>
+        <w:pStyle w:val="a0"/>
+        <w:spacing w:before="163" w:after="163"/>
+      </w:pPr>
+      <w:bookmarkStart w:id="13" w:name="_Toc223133466"/>
+      <w:r>
+        <w:rPr>
+          <w:rFonts w:hint="eastAsia"/>
+        </w:rPr>
+        <w:t>国内外研究现状</w:t>
+      </w:r>
+      <w:bookmarkEnd w:id="13"/>
+    </w:p>
+    <w:p>
+      <w:pPr>
+        <w:ind w:firstLine="560"/>
+        <w:rPr>
+          <w:rFonts w:eastAsia="黑体" w:cstheme="majorBidi"/>
+          <w:color w:val="000000" w:themeColor="text1"/>
+          <w:sz w:val="28"/>
+          <w:szCs w:val="32"/>
+        </w:rPr>
+      </w:pPr>
+      <w:r>
+        <w:rPr>
+          <w:rFonts w:eastAsia="黑体" w:cstheme="majorBidi" w:hint="eastAsia"/>
+          <w:color w:val="000000" w:themeColor="text1"/>
+          <w:sz w:val="28"/>
+          <w:szCs w:val="32"/>
+        </w:rPr>
+        <w:t>轻量级目标检测与图像分类模型的研究进展</w:t>
       </w:r>
     </w:p>
     <w:p>
       <w:pPr>
         <w:ind w:firstLine="480"/>
-        <w:rPr>
-          <w:rFonts w:hint="eastAsia"/>
-        </w:rPr>
-      </w:pPr>
+      </w:pPr>
+      <w:r>
+        <w:rPr>
+          <w:rFonts w:hint="eastAsia"/>
+        </w:rPr>
+        <w:t>重点综述：</w:t>
+      </w:r>
+      <w:r>
+        <w:rPr>
+          <w:rFonts w:hint="eastAsia"/>
+        </w:rPr>
+        <w:t>YOLO</w:t>
+      </w:r>
+      <w:r>
+        <w:rPr>
+          <w:rFonts w:hint="eastAsia"/>
+        </w:rPr>
+        <w:t>系列（</w:t>
+      </w:r>
+      <w:r>
+        <w:rPr>
+          <w:rFonts w:hint="eastAsia"/>
+        </w:rPr>
+        <w:t>v5/v8/v10</w:t>
+      </w:r>
+      <w:r>
+        <w:rPr>
+          <w:rFonts w:hint="eastAsia"/>
+        </w:rPr>
+        <w:t>等）、</w:t>
+      </w:r>
+      <w:proofErr w:type="spellStart"/>
+      <w:r>
+        <w:rPr>
+          <w:rFonts w:hint="eastAsia"/>
+        </w:rPr>
+        <w:t>MobileNet</w:t>
+      </w:r>
+      <w:proofErr w:type="spellEnd"/>
+      <w:r>
+        <w:rPr>
+          <w:rFonts w:hint="eastAsia"/>
+        </w:rPr>
+        <w:t>、</w:t>
+      </w:r>
+      <w:proofErr w:type="spellStart"/>
+      <w:r>
+        <w:rPr>
+          <w:rFonts w:hint="eastAsia"/>
+        </w:rPr>
+        <w:t>ShuffleNet</w:t>
+      </w:r>
+      <w:proofErr w:type="spellEnd"/>
+      <w:r>
+        <w:rPr>
+          <w:rFonts w:hint="eastAsia"/>
+        </w:rPr>
+        <w:t>等轻量级模型在图像快速识别领域的优化策略（剪枝、蒸馏、量化）及其在内容安全领域的最新应用。</w:t>
+      </w:r>
+    </w:p>
+    <w:p>
+      <w:pPr>
+        <w:pStyle w:val="a1"/>
+        <w:spacing w:before="163" w:after="163"/>
+      </w:pPr>
+      <w:bookmarkStart w:id="14" w:name="_Toc223133467"/>
+      <w:r>
+        <w:rPr>
+          <w:rFonts w:hint="eastAsia"/>
+        </w:rPr>
+        <w:t>视觉语言模型（</w:t>
+      </w:r>
+      <w:r>
+        <w:rPr>
+          <w:rFonts w:hint="eastAsia"/>
+        </w:rPr>
+        <w:t>VLM</w:t>
+      </w:r>
+      <w:r>
+        <w:rPr>
+          <w:rFonts w:hint="eastAsia"/>
+        </w:rPr>
+        <w:t>）在安全领域的应用</w:t>
+      </w:r>
+      <w:r>
+        <w:rPr>
+          <w:rFonts w:hint="eastAsia"/>
+        </w:rPr>
+        <w:t>现状</w:t>
+      </w:r>
+      <w:bookmarkEnd w:id="14"/>
+    </w:p>
+    <w:p>
+      <w:pPr>
+        <w:ind w:firstLine="480"/>
+      </w:pPr>
+      <w:r>
+        <w:rPr>
+          <w:rFonts w:hint="eastAsia"/>
+        </w:rPr>
+        <w:t>分析</w:t>
+      </w:r>
+      <w:proofErr w:type="spellStart"/>
+      <w:r>
+        <w:rPr>
+          <w:rFonts w:hint="eastAsia"/>
+        </w:rPr>
+        <w:t>LLaVA</w:t>
+      </w:r>
+      <w:proofErr w:type="spellEnd"/>
+      <w:r>
+        <w:rPr>
+          <w:rFonts w:hint="eastAsia"/>
+        </w:rPr>
+        <w:t>、</w:t>
+      </w:r>
+      <w:r>
+        <w:rPr>
+          <w:rFonts w:hint="eastAsia"/>
+        </w:rPr>
+        <w:t>Qwen-VL</w:t>
+      </w:r>
+      <w:r>
+        <w:rPr>
+          <w:rFonts w:hint="eastAsia"/>
+        </w:rPr>
+        <w:t>等多模态大模型在理解复杂语义方面的优势，以及当前针对</w:t>
+      </w:r>
+      <w:r>
+        <w:rPr>
+          <w:rFonts w:hint="eastAsia"/>
+        </w:rPr>
+        <w:t>VLM</w:t>
+      </w:r>
+      <w:r>
+        <w:rPr>
+          <w:rFonts w:hint="eastAsia"/>
+        </w:rPr>
+        <w:t>的轻量化（</w:t>
+      </w:r>
+      <w:proofErr w:type="spellStart"/>
+      <w:r>
+        <w:rPr>
+          <w:rFonts w:hint="eastAsia"/>
+        </w:rPr>
+        <w:t>LoRA</w:t>
+      </w:r>
+      <w:proofErr w:type="spellEnd"/>
+      <w:r>
+        <w:rPr>
+          <w:rFonts w:hint="eastAsia"/>
+        </w:rPr>
+        <w:t>微调、量化压缩）研究现状。</w:t>
+      </w:r>
+    </w:p>
+    <w:p>
+      <w:pPr>
+        <w:pStyle w:val="a1"/>
+        <w:spacing w:before="163" w:after="163"/>
+      </w:pPr>
+      <w:bookmarkStart w:id="15" w:name="_Toc223133468"/>
+      <w:r>
+        <w:rPr>
+          <w:rFonts w:hint="eastAsia"/>
+        </w:rPr>
+        <w:t>多模型级联与协同推理架构研究综述</w:t>
+      </w:r>
+      <w:bookmarkEnd w:id="15"/>
+    </w:p>
+    <w:p>
+      <w:pPr>
+        <w:ind w:firstLine="480"/>
+      </w:pPr>
+      <w:r>
+        <w:rPr>
+          <w:rFonts w:hint="eastAsia"/>
+        </w:rPr>
+        <w:t>总结“粗筛</w:t>
+      </w:r>
+      <w:r>
+        <w:rPr>
+          <w:rFonts w:hint="eastAsia"/>
+        </w:rPr>
+        <w:t xml:space="preserve"> + </w:t>
+      </w:r>
+      <w:r>
+        <w:rPr>
+          <w:rFonts w:hint="eastAsia"/>
+        </w:rPr>
+        <w:t>精判”的</w:t>
+      </w:r>
+      <w:proofErr w:type="gramStart"/>
+      <w:r>
+        <w:rPr>
+          <w:rFonts w:hint="eastAsia"/>
+        </w:rPr>
+        <w:t>双阶段</w:t>
+      </w:r>
+      <w:proofErr w:type="gramEnd"/>
+      <w:r>
+        <w:rPr>
+          <w:rFonts w:hint="eastAsia"/>
+        </w:rPr>
+        <w:t>或多阶段检测框架在工业界的应用案例，分析其在平衡准确率与推理速度方面的技术路线。</w:t>
+      </w:r>
+    </w:p>
+    <w:p>
+      <w:pPr>
+        <w:ind w:firstLine="480"/>
+      </w:pPr>
+    </w:p>
+    <w:p>
+      <w:pPr>
+        <w:ind w:firstLine="480"/>
+      </w:pPr>
+    </w:p>
+    <w:p>
+      <w:pPr>
+        <w:ind w:firstLine="480"/>
+      </w:pPr>
+    </w:p>
+    <w:p>
+      <w:pPr>
+        <w:ind w:firstLine="480"/>
+      </w:pPr>
+    </w:p>
+    <w:p>
+      <w:pPr>
+        <w:pStyle w:val="a"/>
+        <w:spacing w:before="163" w:after="163"/>
+      </w:pPr>
+      <w:bookmarkStart w:id="16" w:name="_Toc223133469"/>
+      <w:r>
+        <w:rPr>
+          <w:rFonts w:hint="eastAsia"/>
+        </w:rPr>
+        <w:lastRenderedPageBreak/>
+        <w:t>相关技术与理论基础</w:t>
+      </w:r>
+      <w:bookmarkEnd w:id="16"/>
+    </w:p>
+    <w:p>
+      <w:pPr>
+        <w:ind w:firstLine="480"/>
+        <w:rPr>
+          <w:rFonts w:hint="eastAsia"/>
+        </w:rPr>
+      </w:pPr>
+      <w:r>
+        <w:t>本章重点阐述本研究所涉及的关键技术原理，不再重复第一章中的研究现状综述。</w:t>
+      </w:r>
+    </w:p>
+    <w:p>
+      <w:pPr>
+        <w:pStyle w:val="a0"/>
+        <w:spacing w:before="163" w:after="163"/>
+      </w:pPr>
+      <w:bookmarkStart w:id="17" w:name="_Toc223133470"/>
+      <w:r>
+        <w:t>基于</w:t>
+      </w:r>
+      <w:r>
+        <w:t>CNN</w:t>
+      </w:r>
+      <w:r>
+        <w:t>的目标检测与轻量化分类技术</w:t>
+      </w:r>
+      <w:bookmarkEnd w:id="17"/>
+    </w:p>
+    <w:p>
+      <w:pPr>
+        <w:pStyle w:val="a1"/>
+        <w:spacing w:before="163" w:after="163"/>
+      </w:pPr>
+      <w:bookmarkStart w:id="18" w:name="_Toc223133471"/>
+      <w:r>
+        <w:t>卷积神经网络与目标检测基础理论</w:t>
+      </w:r>
+      <w:bookmarkEnd w:id="18"/>
+    </w:p>
+    <w:p>
+      <w:pPr>
+        <w:pStyle w:val="a1"/>
+        <w:spacing w:before="163" w:after="163"/>
+      </w:pPr>
+      <w:bookmarkStart w:id="19" w:name="_Toc223133472"/>
+      <w:r>
+        <w:t>YOLO</w:t>
+      </w:r>
+      <w:r>
+        <w:t>系列算法及其在内容审核中的应用</w:t>
+      </w:r>
+      <w:bookmarkEnd w:id="19"/>
+    </w:p>
+    <w:p>
+      <w:pPr>
+        <w:pStyle w:val="a1"/>
+        <w:spacing w:before="163" w:after="163"/>
+      </w:pPr>
+      <w:bookmarkStart w:id="20" w:name="_Toc223133473"/>
+      <w:r>
+        <w:t>轻量化卷积网络</w:t>
+      </w:r>
+      <w:r>
+        <w:t xml:space="preserve"> </w:t>
+      </w:r>
+      <w:proofErr w:type="spellStart"/>
+      <w:r>
+        <w:t>MobileNet</w:t>
+      </w:r>
+      <w:proofErr w:type="spellEnd"/>
+      <w:r>
+        <w:t xml:space="preserve"> </w:t>
+      </w:r>
+      <w:r>
+        <w:t>及其场景分类机制</w:t>
+      </w:r>
+      <w:bookmarkEnd w:id="20"/>
+    </w:p>
+    <w:p>
+      <w:pPr>
+        <w:pStyle w:val="a0"/>
+        <w:spacing w:before="163" w:after="163"/>
+      </w:pPr>
+      <w:bookmarkStart w:id="21" w:name="_Toc223133474"/>
+      <w:r>
+        <w:t>基于视觉语言模型的图像语义理解技术</w:t>
+      </w:r>
+      <w:bookmarkEnd w:id="21"/>
+    </w:p>
+    <w:p>
+      <w:pPr>
+        <w:pStyle w:val="a1"/>
+        <w:spacing w:before="163" w:after="163"/>
+      </w:pPr>
+      <w:bookmarkStart w:id="22" w:name="_Toc223133475"/>
+      <w:r>
+        <w:rPr>
+          <w:rFonts w:hint="eastAsia"/>
+        </w:rPr>
+        <w:t>视觉语言模型（</w:t>
+      </w:r>
+      <w:r>
+        <w:rPr>
+          <w:rFonts w:hint="eastAsia"/>
+        </w:rPr>
+        <w:t>VLM</w:t>
+      </w:r>
+      <w:r>
+        <w:rPr>
+          <w:rFonts w:hint="eastAsia"/>
+        </w:rPr>
+        <w:t>）的语义理解机制</w:t>
+      </w:r>
+      <w:bookmarkEnd w:id="22"/>
+    </w:p>
+    <w:p>
+      <w:pPr>
+        <w:pStyle w:val="a1"/>
+        <w:spacing w:before="163" w:after="163"/>
+      </w:pPr>
+      <w:bookmarkStart w:id="23" w:name="_Toc223133476"/>
+      <w:r>
+        <w:rPr>
+          <w:rFonts w:hint="eastAsia"/>
+        </w:rPr>
+        <w:t xml:space="preserve">Qwen3-VL </w:t>
+      </w:r>
+      <w:r>
+        <w:rPr>
+          <w:rFonts w:hint="eastAsia"/>
+        </w:rPr>
+        <w:t>的高语义理解能力</w:t>
+      </w:r>
+      <w:bookmarkEnd w:id="23"/>
+    </w:p>
+    <w:p>
+      <w:pPr>
+        <w:pStyle w:val="a0"/>
+        <w:spacing w:before="163" w:after="163"/>
+        <w:rPr>
+          <w:rFonts w:hint="eastAsia"/>
+        </w:rPr>
+      </w:pPr>
+      <w:bookmarkStart w:id="24" w:name="_Toc223133477"/>
+      <w:r>
+        <w:rPr>
+          <w:rFonts w:hint="eastAsia"/>
+        </w:rPr>
+        <w:t>多模型级联与协同推理理论基础</w:t>
+      </w:r>
+      <w:bookmarkEnd w:id="24"/>
+    </w:p>
+    <w:p>
+      <w:pPr>
+        <w:pStyle w:val="a"/>
+        <w:spacing w:before="163" w:after="163"/>
+      </w:pPr>
+      <w:bookmarkStart w:id="25" w:name="_Toc223133478"/>
+      <w:r>
+        <w:rPr>
+          <w:rFonts w:hint="eastAsia"/>
+        </w:rPr>
+        <w:t>系统架构设计</w:t>
+      </w:r>
+      <w:r>
+        <w:rPr>
+          <w:rFonts w:hint="eastAsia"/>
+        </w:rPr>
+        <w:t>与算法实现</w:t>
+      </w:r>
+      <w:bookmarkEnd w:id="25"/>
+    </w:p>
+    <w:p>
+      <w:pPr>
+        <w:pStyle w:val="a0"/>
+        <w:spacing w:before="163" w:after="163"/>
+      </w:pPr>
+      <w:bookmarkStart w:id="26" w:name="_Toc223133479"/>
+      <w:r>
+        <w:rPr>
+          <w:rFonts w:hint="eastAsia"/>
+        </w:rPr>
+        <w:t>系统设计目标与总体架构</w:t>
+      </w:r>
+      <w:bookmarkEnd w:id="26"/>
+    </w:p>
+    <w:p>
+      <w:pPr>
+        <w:pStyle w:val="a1"/>
+        <w:spacing w:before="163" w:after="163"/>
+        <w:rPr>
+          <w:rFonts w:hint="eastAsia"/>
+        </w:rPr>
+      </w:pPr>
+      <w:bookmarkStart w:id="27" w:name="_Toc223133480"/>
+      <w:r>
+        <w:rPr>
+          <w:rFonts w:hint="eastAsia"/>
+        </w:rPr>
+        <w:t>设计目标</w:t>
+      </w:r>
+      <w:r>
+        <w:rPr>
+          <w:rFonts w:hint="eastAsia"/>
+        </w:rPr>
+        <w:t>：</w:t>
+      </w:r>
+      <w:r>
+        <w:rPr>
+          <w:rFonts w:hint="eastAsia"/>
+        </w:rPr>
+        <w:t>平衡准确率、实时性与轻量级部署</w:t>
+      </w:r>
+      <w:bookmarkEnd w:id="27"/>
+    </w:p>
+    <w:p>
+      <w:pPr>
+        <w:pStyle w:val="a1"/>
+        <w:spacing w:before="163" w:after="163"/>
+      </w:pPr>
+      <w:bookmarkStart w:id="28" w:name="_Toc223133481"/>
+      <w:r>
+        <w:rPr>
+          <w:rFonts w:hint="eastAsia"/>
+        </w:rPr>
+        <w:t>总体架构</w:t>
+      </w:r>
+      <w:r>
+        <w:rPr>
+          <w:rFonts w:hint="eastAsia"/>
+        </w:rPr>
+        <w:t>：</w:t>
+      </w:r>
+      <w:r>
+        <w:rPr>
+          <w:rFonts w:hint="eastAsia"/>
+        </w:rPr>
+        <w:t>三级级联过滤</w:t>
+      </w:r>
+      <w:bookmarkEnd w:id="28"/>
+    </w:p>
+    <w:p>
+      <w:pPr>
+        <w:pStyle w:val="a0"/>
+        <w:spacing w:before="163" w:after="163"/>
+        <w:rPr>
+          <w:rFonts w:hint="eastAsia"/>
+        </w:rPr>
+      </w:pPr>
+      <w:bookmarkStart w:id="29" w:name="_Toc223133482"/>
+      <w:r>
+        <w:rPr>
+          <w:rFonts w:hint="eastAsia"/>
+        </w:rPr>
+        <w:t>系统层级划分</w:t>
+      </w:r>
+      <w:bookmarkEnd w:id="29"/>
+    </w:p>
+    <w:p>
+      <w:pPr>
+        <w:pStyle w:val="a1"/>
+        <w:spacing w:before="163" w:after="163"/>
+        <w:rPr>
+          <w:rFonts w:hint="eastAsia"/>
+        </w:rPr>
+      </w:pPr>
+      <w:bookmarkStart w:id="30" w:name="_Toc223133483"/>
+      <w:r>
+        <w:rPr>
+          <w:rFonts w:hint="eastAsia"/>
+        </w:rPr>
+        <w:t>数据接入与预处理层</w:t>
+      </w:r>
+      <w:bookmarkEnd w:id="30"/>
+    </w:p>
+    <w:p>
+      <w:pPr>
+        <w:pStyle w:val="a1"/>
+        <w:spacing w:before="163" w:after="163"/>
+        <w:rPr>
+          <w:rFonts w:hint="eastAsia"/>
+        </w:rPr>
+      </w:pPr>
+      <w:bookmarkStart w:id="31" w:name="_Toc223133484"/>
+      <w:r>
+        <w:rPr>
+          <w:rFonts w:hint="eastAsia"/>
+        </w:rPr>
+        <w:t>CNN</w:t>
+      </w:r>
+      <w:r>
+        <w:rPr>
+          <w:rFonts w:hint="eastAsia"/>
+        </w:rPr>
+        <w:t>高速检测层</w:t>
+      </w:r>
+      <w:bookmarkEnd w:id="31"/>
+    </w:p>
+    <w:p>
+      <w:pPr>
+        <w:ind w:firstLine="480"/>
+        <w:rPr>
+          <w:rFonts w:hint="eastAsia"/>
+        </w:rPr>
+      </w:pPr>
+      <w:r>
+        <w:rPr>
+          <w:rFonts w:hint="eastAsia"/>
+        </w:rPr>
+        <w:t xml:space="preserve">- </w:t>
+      </w:r>
+      <w:r>
+        <w:rPr>
+          <w:rFonts w:hint="eastAsia"/>
+        </w:rPr>
+        <w:t>高速检测层：</w:t>
+      </w:r>
+      <w:r>
+        <w:rPr>
+          <w:rFonts w:hint="eastAsia"/>
+        </w:rPr>
+        <w:t>YOLOv10</w:t>
+      </w:r>
+      <w:r>
+        <w:rPr>
+          <w:rFonts w:hint="eastAsia"/>
+        </w:rPr>
+        <w:t>（目标检测）</w:t>
+      </w:r>
+      <w:r>
+        <w:rPr>
+          <w:rFonts w:hint="eastAsia"/>
+        </w:rPr>
+        <w:t xml:space="preserve"> + MobileNetV3</w:t>
+      </w:r>
+      <w:r>
+        <w:rPr>
+          <w:rFonts w:hint="eastAsia"/>
+        </w:rPr>
+        <w:t>（场景分类）。</w:t>
+      </w:r>
+    </w:p>
+    <w:p>
+      <w:pPr>
+        <w:pStyle w:val="a1"/>
+        <w:spacing w:before="163" w:after="163"/>
+        <w:rPr>
+          <w:rFonts w:hint="eastAsia"/>
+        </w:rPr>
+      </w:pPr>
+      <w:bookmarkStart w:id="32" w:name="_Toc223133485"/>
+      <w:r>
+        <w:rPr>
+          <w:rFonts w:hint="eastAsia"/>
+        </w:rPr>
+        <w:t>CNN</w:t>
+      </w:r>
+      <w:r>
+        <w:rPr>
+          <w:rFonts w:hint="eastAsia"/>
+        </w:rPr>
+        <w:t>场景复杂度分类层</w:t>
+      </w:r>
+      <w:bookmarkEnd w:id="32"/>
+    </w:p>
+    <w:p>
+      <w:pPr>
+        <w:pStyle w:val="a1"/>
+        <w:spacing w:before="163" w:after="163"/>
+        <w:rPr>
+          <w:rFonts w:hint="eastAsia"/>
+        </w:rPr>
+      </w:pPr>
+      <w:bookmarkStart w:id="33" w:name="_Toc223133486"/>
+      <w:r>
+        <w:rPr>
+          <w:rFonts w:hint="eastAsia"/>
+        </w:rPr>
+        <w:t>VLM</w:t>
+      </w:r>
+      <w:r>
+        <w:rPr>
+          <w:rFonts w:hint="eastAsia"/>
+        </w:rPr>
+        <w:t>语义分析层</w:t>
+      </w:r>
+      <w:bookmarkEnd w:id="33"/>
+    </w:p>
+    <w:p>
+      <w:pPr>
+        <w:ind w:firstLine="480"/>
+        <w:rPr>
+          <w:rFonts w:hint="eastAsia"/>
+        </w:rPr>
+      </w:pPr>
+      <w:r>
+        <w:rPr>
+          <w:rFonts w:hint="eastAsia"/>
+        </w:rPr>
+        <w:t xml:space="preserve">- </w:t>
+      </w:r>
+      <w:r>
+        <w:rPr>
+          <w:rFonts w:hint="eastAsia"/>
+        </w:rPr>
+        <w:t>语义分析层：</w:t>
+      </w:r>
+      <w:r>
+        <w:rPr>
+          <w:rFonts w:hint="eastAsia"/>
+        </w:rPr>
+        <w:t>Qwen3-VL</w:t>
+      </w:r>
+      <w:r>
+        <w:rPr>
+          <w:rFonts w:hint="eastAsia"/>
+        </w:rPr>
+        <w:t>（语义分析，由</w:t>
+      </w:r>
+      <w:r>
+        <w:rPr>
+          <w:rFonts w:hint="eastAsia"/>
+        </w:rPr>
+        <w:t>Ollama</w:t>
+      </w:r>
+      <w:r>
+        <w:rPr>
+          <w:rFonts w:hint="eastAsia"/>
+        </w:rPr>
+        <w:t>托管）。</w:t>
+      </w:r>
+    </w:p>
+    <w:p>
+      <w:pPr>
+        <w:pStyle w:val="a1"/>
+        <w:spacing w:before="163" w:after="163"/>
+        <w:rPr>
+          <w:rFonts w:hint="eastAsia"/>
+        </w:rPr>
+      </w:pPr>
+      <w:bookmarkStart w:id="34" w:name="_Toc223133487"/>
+      <w:r>
+        <w:rPr>
+          <w:rFonts w:hint="eastAsia"/>
+        </w:rPr>
+        <w:lastRenderedPageBreak/>
+        <w:t>交互界面层</w:t>
+      </w:r>
+      <w:bookmarkEnd w:id="34"/>
+    </w:p>
+    <w:p>
+      <w:pPr>
+        <w:pStyle w:val="a0"/>
+        <w:spacing w:before="163" w:after="163"/>
+        <w:rPr>
+          <w:rFonts w:hint="eastAsia"/>
+        </w:rPr>
+      </w:pPr>
+      <w:bookmarkStart w:id="35" w:name="_Toc223133488"/>
+      <w:r>
+        <w:rPr>
+          <w:rFonts w:hint="eastAsia"/>
+        </w:rPr>
+        <w:t>核心模块算法设计</w:t>
+      </w:r>
+      <w:bookmarkEnd w:id="35"/>
+    </w:p>
+    <w:p>
+      <w:pPr>
+        <w:pStyle w:val="a1"/>
+        <w:spacing w:before="163" w:after="163"/>
+        <w:rPr>
+          <w:rFonts w:hint="eastAsia"/>
+        </w:rPr>
+      </w:pPr>
+      <w:bookmarkStart w:id="36" w:name="_Toc223133489"/>
+      <w:r>
+        <w:rPr>
+          <w:rFonts w:hint="eastAsia"/>
+        </w:rPr>
+        <w:t>图像预处理</w:t>
+      </w:r>
+      <w:r>
+        <w:rPr>
+          <w:rFonts w:hint="eastAsia"/>
+        </w:rPr>
+        <w:t>算法</w:t>
+      </w:r>
+      <w:bookmarkEnd w:id="36"/>
+    </w:p>
+    <w:p>
+      <w:pPr>
+        <w:pStyle w:val="a1"/>
+        <w:spacing w:before="163" w:after="163"/>
+        <w:rPr>
+          <w:rFonts w:hint="eastAsia"/>
+        </w:rPr>
+      </w:pPr>
+      <w:bookmarkStart w:id="37" w:name="_Toc223133490"/>
+      <w:r>
+        <w:rPr>
+          <w:rFonts w:hint="eastAsia"/>
+        </w:rPr>
+        <w:t>YOLO</w:t>
+      </w:r>
+      <w:r>
+        <w:rPr>
+          <w:rFonts w:hint="eastAsia"/>
+        </w:rPr>
+        <w:t>检测算法</w:t>
+      </w:r>
+      <w:bookmarkEnd w:id="37"/>
+    </w:p>
+    <w:p>
+      <w:pPr>
+        <w:pStyle w:val="a1"/>
+        <w:spacing w:before="163" w:after="163"/>
+        <w:rPr>
+          <w:rFonts w:hint="eastAsia"/>
+        </w:rPr>
+      </w:pPr>
+      <w:bookmarkStart w:id="38" w:name="_Toc223133491"/>
+      <w:r>
+        <w:rPr>
+          <w:rFonts w:hint="eastAsia"/>
+        </w:rPr>
+        <w:t>MobileNetV3</w:t>
+      </w:r>
+      <w:r>
+        <w:rPr>
+          <w:rFonts w:hint="eastAsia"/>
+        </w:rPr>
+        <w:t>场景分类算法</w:t>
+      </w:r>
+      <w:bookmarkEnd w:id="38"/>
+    </w:p>
+    <w:p>
+      <w:pPr>
+        <w:pStyle w:val="a1"/>
+        <w:spacing w:before="163" w:after="163"/>
+        <w:rPr>
+          <w:rFonts w:hint="eastAsia"/>
+        </w:rPr>
+      </w:pPr>
+      <w:bookmarkStart w:id="39" w:name="_Toc223133492"/>
+      <w:r>
+        <w:rPr>
+          <w:rFonts w:hint="eastAsia"/>
+        </w:rPr>
+        <w:t>Qwen3-VL</w:t>
+      </w:r>
+      <w:r>
+        <w:rPr>
+          <w:rFonts w:hint="eastAsia"/>
+        </w:rPr>
+        <w:t>语义分析算法</w:t>
+      </w:r>
+      <w:bookmarkEnd w:id="39"/>
+    </w:p>
+    <w:p>
+      <w:pPr>
+        <w:pStyle w:val="a1"/>
+        <w:spacing w:before="163" w:after="163"/>
+        <w:rPr>
+          <w:rFonts w:hint="eastAsia"/>
+        </w:rPr>
+      </w:pPr>
+      <w:bookmarkStart w:id="40" w:name="_Toc223133493"/>
+      <w:r>
+        <w:rPr>
+          <w:rFonts w:hint="eastAsia"/>
+        </w:rPr>
+        <w:t>级联决策</w:t>
+      </w:r>
+      <w:r>
+        <w:rPr>
+          <w:rFonts w:hint="eastAsia"/>
+        </w:rPr>
+        <w:t>算法</w:t>
+      </w:r>
+      <w:bookmarkEnd w:id="40"/>
+    </w:p>
+    <w:p>
+      <w:pPr>
+        <w:pStyle w:val="a0"/>
+        <w:spacing w:before="163" w:after="163"/>
+      </w:pPr>
+      <w:bookmarkStart w:id="41" w:name="_Toc223133494"/>
+      <w:r>
+        <w:rPr>
+          <w:rFonts w:hint="eastAsia"/>
+        </w:rPr>
+        <w:t>级联处理流程与时序分析</w:t>
+      </w:r>
+      <w:bookmarkEnd w:id="41"/>
+    </w:p>
+    <w:p>
+      <w:pPr>
+        <w:pStyle w:val="a"/>
+        <w:spacing w:before="163" w:after="163"/>
+      </w:pPr>
+      <w:bookmarkStart w:id="42" w:name="_Toc223133495"/>
+      <w:r>
+        <w:rPr>
+          <w:rFonts w:hint="eastAsia"/>
+        </w:rPr>
+        <w:t>系统实现</w:t>
+      </w:r>
+      <w:r>
+        <w:t>方案与</w:t>
+      </w:r>
+      <w:r>
+        <w:rPr>
+          <w:rFonts w:hint="eastAsia"/>
+        </w:rPr>
+        <w:t>轻量化</w:t>
+      </w:r>
+      <w:r>
+        <w:t>可行性分析</w:t>
+      </w:r>
+      <w:bookmarkEnd w:id="42"/>
+    </w:p>
+    <w:p>
+      <w:pPr>
+        <w:pStyle w:val="a0"/>
+        <w:spacing w:before="163" w:after="163"/>
+        <w:rPr>
+          <w:rFonts w:hint="eastAsia"/>
+        </w:rPr>
+      </w:pPr>
+      <w:bookmarkStart w:id="43" w:name="_Toc223133496"/>
+      <w:r>
+        <w:rPr>
+          <w:rFonts w:hint="eastAsia"/>
+        </w:rPr>
+        <w:t>实验环境</w:t>
+      </w:r>
+      <w:bookmarkEnd w:id="43"/>
+    </w:p>
+    <w:p>
+      <w:pPr>
+        <w:pStyle w:val="a0"/>
+        <w:spacing w:before="163" w:after="163"/>
+        <w:rPr>
+          <w:rFonts w:hint="eastAsia"/>
+        </w:rPr>
+      </w:pPr>
+      <w:bookmarkStart w:id="44" w:name="_Toc223133497"/>
+      <w:r>
+        <w:rPr>
+          <w:rFonts w:hint="eastAsia"/>
+        </w:rPr>
+        <w:t>数据集构建与标注规范</w:t>
+      </w:r>
+      <w:bookmarkEnd w:id="44"/>
+    </w:p>
+    <w:p>
+      <w:pPr>
+        <w:pStyle w:val="a1"/>
+        <w:spacing w:before="163" w:after="163"/>
+        <w:rPr>
+          <w:rFonts w:hint="eastAsia"/>
+        </w:rPr>
+      </w:pPr>
+      <w:bookmarkStart w:id="45" w:name="_Toc223133498"/>
+      <w:r>
+        <w:rPr>
+          <w:rFonts w:hint="eastAsia"/>
+        </w:rPr>
+        <w:t>训练集构建</w:t>
+      </w:r>
+      <w:bookmarkEnd w:id="45"/>
+    </w:p>
+    <w:p>
+      <w:pPr>
+        <w:pStyle w:val="a1"/>
+        <w:spacing w:before="163" w:after="163"/>
+        <w:rPr>
+          <w:rFonts w:hint="eastAsia"/>
+        </w:rPr>
+      </w:pPr>
+      <w:bookmarkStart w:id="46" w:name="_Toc223133499"/>
+      <w:r>
+        <w:rPr>
+          <w:rFonts w:hint="eastAsia"/>
+        </w:rPr>
+        <w:t>测试集划分</w:t>
+      </w:r>
+      <w:bookmarkEnd w:id="46"/>
+    </w:p>
+    <w:p>
+      <w:pPr>
+        <w:pStyle w:val="a1"/>
+        <w:spacing w:before="163" w:after="163"/>
+        <w:rPr>
+          <w:rFonts w:hint="eastAsia"/>
+        </w:rPr>
+      </w:pPr>
+      <w:bookmarkStart w:id="47" w:name="_Toc223133500"/>
+      <w:r>
+        <w:rPr>
+          <w:rFonts w:hint="eastAsia"/>
+        </w:rPr>
+        <w:t>标注标准</w:t>
+      </w:r>
+      <w:bookmarkEnd w:id="47"/>
+    </w:p>
+    <w:p>
+      <w:pPr>
+        <w:pStyle w:val="a0"/>
+        <w:spacing w:before="163" w:after="163"/>
+        <w:rPr>
+          <w:rFonts w:hint="eastAsia"/>
+        </w:rPr>
+      </w:pPr>
+      <w:bookmarkStart w:id="48" w:name="_Toc223133501"/>
+      <w:r>
+        <w:rPr>
+          <w:rFonts w:hint="eastAsia"/>
+        </w:rPr>
+        <w:t>性能评估指标</w:t>
+      </w:r>
+      <w:bookmarkEnd w:id="48"/>
+    </w:p>
+    <w:p>
+      <w:pPr>
+        <w:ind w:firstLine="480"/>
+        <w:rPr>
+          <w:rFonts w:hint="eastAsia"/>
+        </w:rPr>
+      </w:pPr>
+      <w:r>
+        <w:rPr>
+          <w:rFonts w:hint="eastAsia"/>
+        </w:rPr>
+        <w:t xml:space="preserve">- </w:t>
+      </w:r>
+      <w:r>
+        <w:rPr>
+          <w:rFonts w:hint="eastAsia"/>
+        </w:rPr>
+        <w:t>准确率（</w:t>
+      </w:r>
+      <w:r>
+        <w:rPr>
+          <w:rFonts w:hint="eastAsia"/>
+        </w:rPr>
+        <w:t>Accuracy</w:t>
+      </w:r>
+      <w:r>
+        <w:rPr>
+          <w:rFonts w:hint="eastAsia"/>
+        </w:rPr>
+        <w:t>）</w:t>
+      </w:r>
+    </w:p>
+    <w:p>
+      <w:pPr>
+        <w:ind w:firstLine="480"/>
+        <w:rPr>
+          <w:rFonts w:hint="eastAsia"/>
+        </w:rPr>
+      </w:pPr>
+      <w:r>
+        <w:rPr>
+          <w:rFonts w:hint="eastAsia"/>
+        </w:rPr>
+        <w:t xml:space="preserve">- </w:t>
+      </w:r>
+      <w:r>
+        <w:rPr>
+          <w:rFonts w:hint="eastAsia"/>
+        </w:rPr>
+        <w:t>召回率（</w:t>
+      </w:r>
+      <w:r>
+        <w:rPr>
+          <w:rFonts w:hint="eastAsia"/>
+        </w:rPr>
+        <w:t>Recall</w:t>
+      </w:r>
+      <w:r>
+        <w:rPr>
+          <w:rFonts w:hint="eastAsia"/>
+        </w:rPr>
+        <w:t>）</w:t>
+      </w:r>
+    </w:p>
+    <w:p>
+      <w:pPr>
+        <w:ind w:firstLine="480"/>
+      </w:pPr>
+      <w:r>
+        <w:t>- F1-score</w:t>
+      </w:r>
+    </w:p>
+    <w:p>
+      <w:pPr>
+        <w:ind w:firstLine="480"/>
+        <w:rPr>
+          <w:rFonts w:hint="eastAsia"/>
+        </w:rPr>
+      </w:pPr>
+      <w:r>
+        <w:rPr>
+          <w:rFonts w:hint="eastAsia"/>
+        </w:rPr>
+        <w:t xml:space="preserve">- </w:t>
+      </w:r>
+      <w:r>
+        <w:rPr>
+          <w:rFonts w:hint="eastAsia"/>
+        </w:rPr>
+        <w:t>延迟（</w:t>
+      </w:r>
+      <w:r>
+        <w:rPr>
+          <w:rFonts w:hint="eastAsia"/>
+        </w:rPr>
+        <w:t>Latency</w:t>
+      </w:r>
+      <w:r>
+        <w:rPr>
+          <w:rFonts w:hint="eastAsia"/>
+        </w:rPr>
+        <w:t>）</w:t>
+      </w:r>
+    </w:p>
+    <w:p>
+      <w:pPr>
+        <w:ind w:firstLine="480"/>
+        <w:rPr>
+          <w:rFonts w:hint="eastAsia"/>
+        </w:rPr>
+      </w:pPr>
+      <w:r>
+        <w:rPr>
+          <w:rFonts w:hint="eastAsia"/>
+        </w:rPr>
+        <w:t xml:space="preserve">- </w:t>
+      </w:r>
+      <w:r>
+        <w:rPr>
+          <w:rFonts w:hint="eastAsia"/>
+        </w:rPr>
+        <w:t>吞吐量（</w:t>
+      </w:r>
+      <w:r>
+        <w:rPr>
+          <w:rFonts w:hint="eastAsia"/>
+        </w:rPr>
+        <w:t>QPS</w:t>
+      </w:r>
+      <w:r>
+        <w:rPr>
+          <w:rFonts w:hint="eastAsia"/>
+        </w:rPr>
+        <w:t>）</w:t>
+      </w:r>
+    </w:p>
+    <w:p>
+      <w:pPr>
+        <w:ind w:firstLine="480"/>
+      </w:pPr>
+      <w:r>
+        <w:rPr>
+          <w:rFonts w:hint="eastAsia"/>
+        </w:rPr>
+        <w:t xml:space="preserve">- </w:t>
+      </w:r>
+      <w:r>
+        <w:rPr>
+          <w:rFonts w:hint="eastAsia"/>
+        </w:rPr>
+        <w:t>显存占用</w:t>
+      </w:r>
+    </w:p>
+    <w:p>
+      <w:pPr>
+        <w:pStyle w:val="a0"/>
+        <w:spacing w:before="163" w:after="163"/>
+        <w:rPr>
+          <w:rFonts w:hint="eastAsia"/>
+        </w:rPr>
+      </w:pPr>
+      <w:bookmarkStart w:id="49" w:name="_Toc223133502"/>
+      <w:r>
+        <w:rPr>
+          <w:rFonts w:hint="eastAsia"/>
+        </w:rPr>
+        <w:lastRenderedPageBreak/>
+        <w:t>实验结果与对比分析</w:t>
+      </w:r>
+      <w:bookmarkEnd w:id="49"/>
+    </w:p>
+    <w:p>
+      <w:pPr>
+        <w:pStyle w:val="a1"/>
+        <w:spacing w:before="163" w:after="163"/>
+        <w:rPr>
+          <w:rFonts w:hint="eastAsia"/>
+        </w:rPr>
+      </w:pPr>
+      <w:bookmarkStart w:id="50" w:name="_Toc223133503"/>
+      <w:r>
+        <w:rPr>
+          <w:rFonts w:hint="eastAsia"/>
+        </w:rPr>
+        <w:t>不同量化</w:t>
+      </w:r>
+      <w:proofErr w:type="gramStart"/>
+      <w:r>
+        <w:rPr>
+          <w:rFonts w:hint="eastAsia"/>
+        </w:rPr>
+        <w:t>精度下显存</w:t>
+      </w:r>
+      <w:proofErr w:type="gramEnd"/>
+      <w:r>
+        <w:rPr>
+          <w:rFonts w:hint="eastAsia"/>
+        </w:rPr>
+        <w:t>对比</w:t>
+      </w:r>
+      <w:bookmarkEnd w:id="50"/>
+    </w:p>
+    <w:p>
+      <w:pPr>
+        <w:pStyle w:val="a1"/>
+        <w:spacing w:before="163" w:after="163"/>
+        <w:rPr>
+          <w:rFonts w:hint="eastAsia"/>
+        </w:rPr>
+      </w:pPr>
+      <w:bookmarkStart w:id="51" w:name="_Toc223133504"/>
+      <w:r>
+        <w:rPr>
+          <w:rFonts w:hint="eastAsia"/>
+        </w:rPr>
+        <w:t>推理延迟对比</w:t>
+      </w:r>
+      <w:bookmarkEnd w:id="51"/>
+    </w:p>
+    <w:p>
+      <w:pPr>
+        <w:pStyle w:val="a1"/>
+        <w:spacing w:before="163" w:after="163"/>
+        <w:rPr>
+          <w:rFonts w:hint="eastAsia"/>
+        </w:rPr>
+      </w:pPr>
+      <w:bookmarkStart w:id="52" w:name="_Toc223133505"/>
+      <w:r>
+        <w:rPr>
+          <w:rFonts w:hint="eastAsia"/>
+        </w:rPr>
+        <w:t>单模型</w:t>
+      </w:r>
+      <w:r>
+        <w:rPr>
+          <w:rFonts w:hint="eastAsia"/>
+        </w:rPr>
+        <w:t xml:space="preserve"> vs </w:t>
+      </w:r>
+      <w:r>
+        <w:rPr>
+          <w:rFonts w:hint="eastAsia"/>
+        </w:rPr>
+        <w:t>级联模型性能对比</w:t>
+      </w:r>
+      <w:bookmarkEnd w:id="52"/>
+    </w:p>
+    <w:p>
+      <w:pPr>
+        <w:pStyle w:val="a1"/>
+        <w:spacing w:before="163" w:after="163"/>
+        <w:rPr>
+          <w:rFonts w:hint="eastAsia"/>
+        </w:rPr>
+      </w:pPr>
+      <w:bookmarkStart w:id="53" w:name="_Toc223133506"/>
+      <w:r>
+        <w:rPr>
+          <w:rFonts w:hint="eastAsia"/>
+        </w:rPr>
+        <w:t>高并发场景压力测试</w:t>
+      </w:r>
+      <w:bookmarkEnd w:id="53"/>
+    </w:p>
+    <w:p>
+      <w:pPr>
+        <w:pStyle w:val="a0"/>
+        <w:spacing w:before="163" w:after="163"/>
+      </w:pPr>
+      <w:bookmarkStart w:id="54" w:name="_Toc223133507"/>
+      <w:r>
+        <w:rPr>
+          <w:rFonts w:hint="eastAsia"/>
+        </w:rPr>
+        <w:t>边缘部署可行性分析</w:t>
+      </w:r>
+      <w:bookmarkEnd w:id="54"/>
+    </w:p>
+    <w:p>
+      <w:pPr>
+        <w:pStyle w:val="a"/>
+        <w:spacing w:before="163" w:after="163"/>
+        <w:rPr>
+          <w:color w:val="3B3B3B"/>
+        </w:rPr>
+      </w:pPr>
+      <w:bookmarkStart w:id="55" w:name="_Toc223133508"/>
+      <w:r>
+        <w:t>总结与展望</w:t>
+      </w:r>
+      <w:bookmarkEnd w:id="55"/>
+    </w:p>
+    <w:p>
+      <w:pPr>
+        <w:pStyle w:val="a0"/>
+        <w:spacing w:before="163" w:after="163"/>
+        <w:rPr>
+          <w:rFonts w:hint="eastAsia"/>
+        </w:rPr>
+      </w:pPr>
+      <w:bookmarkStart w:id="56" w:name="_Toc223133509"/>
+      <w:r>
+        <w:rPr>
+          <w:rFonts w:hint="eastAsia"/>
+        </w:rPr>
+        <w:t>全文总结</w:t>
+      </w:r>
+      <w:bookmarkEnd w:id="56"/>
+    </w:p>
+    <w:p>
+      <w:pPr>
+        <w:pStyle w:val="a0"/>
+        <w:spacing w:before="163" w:after="163"/>
+        <w:rPr>
+          <w:rFonts w:hint="eastAsia"/>
+        </w:rPr>
+      </w:pPr>
+      <w:bookmarkStart w:id="57" w:name="_Toc223133510"/>
+      <w:r>
+        <w:rPr>
+          <w:rFonts w:hint="eastAsia"/>
+        </w:rPr>
+        <w:t>主要创新点</w:t>
+      </w:r>
+      <w:bookmarkEnd w:id="57"/>
+    </w:p>
+    <w:p>
+      <w:pPr>
+        <w:pStyle w:val="a0"/>
+        <w:spacing w:before="163" w:after="163"/>
+        <w:rPr>
+          <w:rFonts w:hint="eastAsia"/>
+        </w:rPr>
+      </w:pPr>
+      <w:bookmarkStart w:id="58" w:name="_Toc223133511"/>
+      <w:r>
+        <w:rPr>
+          <w:rFonts w:hint="eastAsia"/>
+        </w:rPr>
+        <w:t>存在的不足</w:t>
+      </w:r>
+      <w:bookmarkEnd w:id="58"/>
+    </w:p>
+    <w:p>
+      <w:pPr>
+        <w:pStyle w:val="a0"/>
+        <w:spacing w:before="163" w:after="163"/>
+      </w:pPr>
+      <w:bookmarkStart w:id="59" w:name="_Toc223133512"/>
+      <w:r>
+        <w:rPr>
+          <w:rFonts w:hint="eastAsia"/>
+        </w:rPr>
+        <w:t>未来工作展望</w:t>
+      </w:r>
+      <w:bookmarkEnd w:id="59"/>
+    </w:p>
+    <w:p>
+      <w:pPr>
+        <w:pStyle w:val="af5"/>
+        <w:spacing w:before="163" w:after="163"/>
+        <w:rPr>
+          <w:rFonts w:ascii="黑体" w:eastAsia="黑体" w:hAnsi="黑体" w:cs="宋体"/>
+        </w:rPr>
+      </w:pPr>
+      <w:bookmarkStart w:id="60" w:name="_Toc223133513"/>
+      <w:r>
+        <w:rPr>
+          <w:rFonts w:ascii="黑体" w:eastAsia="黑体" w:hAnsi="黑体" w:cs="宋体" w:hint="eastAsia"/>
+        </w:rPr>
+        <w:t>参考文献</w:t>
+      </w:r>
+      <w:bookmarkEnd w:id="60"/>
+    </w:p>
+    <w:p>
+      <w:pPr>
+        <w:pStyle w:val="af5"/>
+        <w:spacing w:before="163" w:after="163"/>
+        <w:rPr>
+          <w:rFonts w:eastAsia="黑体" w:hint="eastAsia"/>
+        </w:rPr>
+      </w:pPr>
+      <w:bookmarkStart w:id="61" w:name="_Toc223133514"/>
+      <w:r>
+        <w:rPr>
+          <w:rFonts w:eastAsia="黑体" w:hint="eastAsia"/>
+        </w:rPr>
+        <w:t>致谢</w:t>
+      </w:r>
+      <w:bookmarkEnd w:id="61"/>
     </w:p>
     <w:sectPr>
       <w:pgSz w:w="11906" w:h="16838"/>
@@ -2876,7 +8399,7 @@
   <w:abstractNum w:abstractNumId="0" w15:restartNumberingAfterBreak="0">
     <w:nsid w:val="16B66E56"/>
     <w:multiLevelType w:val="multilevel"/>
-    <w:tmpl w:val="A25AD5EA"/>
+    <w:tmpl w:val="C0668726"/>
     <w:lvl w:ilvl="0">
       <w:start w:val="1"/>
       <w:numFmt w:val="decimal"/>
@@ -2899,7 +8422,7 @@
       <w:lvlText w:val="%1.%2"/>
       <w:lvlJc w:val="left"/>
       <w:pPr>
-        <w:ind w:left="992" w:hanging="567"/>
+        <w:ind w:left="400" w:hanging="400"/>
       </w:pPr>
       <w:rPr>
         <w:rFonts w:hint="eastAsia"/>
@@ -2913,7 +8436,7 @@
       <w:lvlText w:val="%1.%2.%3"/>
       <w:lvlJc w:val="left"/>
       <w:pPr>
-        <w:ind w:left="1418" w:hanging="567"/>
+        <w:ind w:left="600" w:hanging="316"/>
       </w:pPr>
       <w:rPr>
         <w:rFonts w:hint="eastAsia"/>
@@ -2927,7 +8450,7 @@
       <w:lvlText w:val="%1.%2.%3.%4"/>
       <w:lvlJc w:val="left"/>
       <w:pPr>
-        <w:ind w:left="1984" w:hanging="708"/>
+        <w:ind w:left="800" w:hanging="233"/>
       </w:pPr>
       <w:rPr>
         <w:rFonts w:hint="eastAsia"/>
@@ -3235,6 +8758,143 @@
   </w:num>
   <w:num w:numId="4" w16cid:durableId="1863744944">
     <w:abstractNumId w:val="0"/>
+  </w:num>
+  <w:num w:numId="5" w16cid:durableId="40634100">
+    <w:abstractNumId w:val="0"/>
+    <w:lvlOverride w:ilvl="0">
+      <w:lvl w:ilvl="0">
+        <w:start w:val="1"/>
+        <w:numFmt w:val="decimal"/>
+        <w:pStyle w:val="a"/>
+        <w:suff w:val="space"/>
+        <w:lvlText w:val="%1"/>
+        <w:lvlJc w:val="left"/>
+        <w:pPr>
+          <w:ind w:left="425" w:hanging="425"/>
+        </w:pPr>
+        <w:rPr>
+          <w:rFonts w:hint="eastAsia"/>
+        </w:rPr>
+      </w:lvl>
+    </w:lvlOverride>
+    <w:lvlOverride w:ilvl="1">
+      <w:lvl w:ilvl="1">
+        <w:start w:val="1"/>
+        <w:numFmt w:val="decimal"/>
+        <w:pStyle w:val="a0"/>
+        <w:suff w:val="space"/>
+        <w:lvlText w:val="%1.%2"/>
+        <w:lvlJc w:val="left"/>
+        <w:pPr>
+          <w:ind w:left="400" w:hanging="400"/>
+        </w:pPr>
+        <w:rPr>
+          <w:rFonts w:hint="eastAsia"/>
+        </w:rPr>
+      </w:lvl>
+    </w:lvlOverride>
+    <w:lvlOverride w:ilvl="2">
+      <w:lvl w:ilvl="2">
+        <w:start w:val="1"/>
+        <w:numFmt w:val="decimal"/>
+        <w:pStyle w:val="a1"/>
+        <w:suff w:val="space"/>
+        <w:lvlText w:val="%1.%2.%3"/>
+        <w:lvlJc w:val="left"/>
+        <w:pPr>
+          <w:ind w:left="600" w:hanging="175"/>
+        </w:pPr>
+        <w:rPr>
+          <w:rFonts w:hint="eastAsia"/>
+        </w:rPr>
+      </w:lvl>
+    </w:lvlOverride>
+    <w:lvlOverride w:ilvl="3">
+      <w:lvl w:ilvl="3">
+        <w:start w:val="1"/>
+        <w:numFmt w:val="decimal"/>
+        <w:pStyle w:val="a2"/>
+        <w:suff w:val="space"/>
+        <w:lvlText w:val="%1.%2.%3.%4"/>
+        <w:lvlJc w:val="left"/>
+        <w:pPr>
+          <w:ind w:left="800" w:firstLine="51"/>
+        </w:pPr>
+        <w:rPr>
+          <w:rFonts w:hint="eastAsia"/>
+        </w:rPr>
+      </w:lvl>
+    </w:lvlOverride>
+    <w:lvlOverride w:ilvl="4">
+      <w:lvl w:ilvl="4">
+        <w:start w:val="1"/>
+        <w:numFmt w:val="decimal"/>
+        <w:lvlText w:val="%1.%2.%3.%4.%5"/>
+        <w:lvlJc w:val="left"/>
+        <w:pPr>
+          <w:ind w:left="2551" w:hanging="850"/>
+        </w:pPr>
+        <w:rPr>
+          <w:rFonts w:hint="eastAsia"/>
+        </w:rPr>
+      </w:lvl>
+    </w:lvlOverride>
+    <w:lvlOverride w:ilvl="5">
+      <w:lvl w:ilvl="5">
+        <w:start w:val="1"/>
+        <w:numFmt w:val="decimal"/>
+        <w:lvlText w:val="%1.%2.%3.%4.%5.%6"/>
+        <w:lvlJc w:val="left"/>
+        <w:pPr>
+          <w:ind w:left="3260" w:hanging="1134"/>
+        </w:pPr>
+        <w:rPr>
+          <w:rFonts w:hint="eastAsia"/>
+        </w:rPr>
+      </w:lvl>
+    </w:lvlOverride>
+    <w:lvlOverride w:ilvl="6">
+      <w:lvl w:ilvl="6">
+        <w:start w:val="1"/>
+        <w:numFmt w:val="decimal"/>
+        <w:lvlText w:val="%1.%2.%3.%4.%5.%6.%7"/>
+        <w:lvlJc w:val="left"/>
+        <w:pPr>
+          <w:ind w:left="3827" w:hanging="1276"/>
+        </w:pPr>
+        <w:rPr>
+          <w:rFonts w:hint="eastAsia"/>
+        </w:rPr>
+      </w:lvl>
+    </w:lvlOverride>
+    <w:lvlOverride w:ilvl="7">
+      <w:lvl w:ilvl="7">
+        <w:start w:val="1"/>
+        <w:numFmt w:val="decimal"/>
+        <w:lvlText w:val="%1.%2.%3.%4.%5.%6.%7.%8"/>
+        <w:lvlJc w:val="left"/>
+        <w:pPr>
+          <w:ind w:left="4394" w:hanging="1418"/>
+        </w:pPr>
+        <w:rPr>
+          <w:rFonts w:hint="eastAsia"/>
+        </w:rPr>
+      </w:lvl>
+    </w:lvlOverride>
+    <w:lvlOverride w:ilvl="8">
+      <w:lvl w:ilvl="8">
+        <w:start w:val="1"/>
+        <w:numFmt w:val="decimal"/>
+        <w:lvlText w:val="%1.%2.%3.%4.%5.%6.%7.%8.%9"/>
+        <w:lvlJc w:val="left"/>
+        <w:pPr>
+          <w:ind w:left="5102" w:hanging="1700"/>
+        </w:pPr>
+        <w:rPr>
+          <w:rFonts w:hint="eastAsia"/>
+        </w:rPr>
+      </w:lvl>
+    </w:lvlOverride>
   </w:num>
 </w:numbering>
 </file>
@@ -3639,10 +9299,10 @@
   <w:style w:type="paragraph" w:default="1" w:styleId="a3">
     <w:name w:val="Normal"/>
     <w:qFormat/>
-    <w:rsid w:val="00AC4739"/>
+    <w:rsid w:val="00DD1CBA"/>
     <w:pPr>
       <w:widowControl w:val="0"/>
-      <w:spacing w:after="0" w:line="240" w:lineRule="auto"/>
+      <w:spacing w:after="0" w:line="400" w:lineRule="exact"/>
       <w:ind w:firstLineChars="200" w:firstLine="200"/>
       <w:jc w:val="both"/>
     </w:pPr>
@@ -3666,7 +9326,7 @@
       <w:outlineLvl w:val="0"/>
     </w:pPr>
     <w:rPr>
-      <w:rFonts w:asciiTheme="majorHAnsi" w:eastAsia="SimHei" w:hAnsiTheme="majorHAnsi" w:cstheme="majorBidi"/>
+      <w:rFonts w:asciiTheme="majorHAnsi" w:eastAsia="黑体" w:hAnsiTheme="majorHAnsi" w:cstheme="majorBidi"/>
       <w:color w:val="000000" w:themeColor="text1"/>
       <w:sz w:val="36"/>
       <w:szCs w:val="48"/>
@@ -3689,7 +9349,7 @@
       <w:outlineLvl w:val="1"/>
     </w:pPr>
     <w:rPr>
-      <w:rFonts w:asciiTheme="majorHAnsi" w:eastAsia="SimHei" w:hAnsiTheme="majorHAnsi" w:cstheme="majorBidi"/>
+      <w:rFonts w:asciiTheme="majorHAnsi" w:eastAsia="黑体" w:hAnsiTheme="majorHAnsi" w:cstheme="majorBidi"/>
       <w:color w:val="000000" w:themeColor="text1"/>
       <w:sz w:val="32"/>
       <w:szCs w:val="40"/>
@@ -3852,7 +9512,6 @@
   <w:style w:type="character" w:default="1" w:styleId="a4">
     <w:name w:val="Default Paragraph Font"/>
     <w:uiPriority w:val="1"/>
-    <w:semiHidden/>
     <w:unhideWhenUsed/>
   </w:style>
   <w:style w:type="table" w:default="1" w:styleId="a5">
@@ -3883,7 +9542,7 @@
     <w:uiPriority w:val="9"/>
     <w:rsid w:val="002143A0"/>
     <w:rPr>
-      <w:rFonts w:asciiTheme="majorHAnsi" w:eastAsia="SimHei" w:hAnsiTheme="majorHAnsi" w:cstheme="majorBidi"/>
+      <w:rFonts w:asciiTheme="majorHAnsi" w:eastAsia="黑体" w:hAnsiTheme="majorHAnsi" w:cstheme="majorBidi"/>
       <w:color w:val="000000" w:themeColor="text1"/>
       <w:sz w:val="36"/>
       <w:szCs w:val="48"/>
@@ -3898,7 +9557,7 @@
     <w:semiHidden/>
     <w:rsid w:val="0017672D"/>
     <w:rPr>
-      <w:rFonts w:asciiTheme="majorHAnsi" w:eastAsia="SimHei" w:hAnsiTheme="majorHAnsi" w:cstheme="majorBidi"/>
+      <w:rFonts w:asciiTheme="majorHAnsi" w:eastAsia="黑体" w:hAnsiTheme="majorHAnsi" w:cstheme="majorBidi"/>
       <w:color w:val="000000" w:themeColor="text1"/>
       <w:sz w:val="32"/>
       <w:szCs w:val="40"/>
@@ -4018,12 +9677,13 @@
     <w:basedOn w:val="2"/>
     <w:next w:val="a3"/>
     <w:qFormat/>
-    <w:rsid w:val="00AC4739"/>
+    <w:rsid w:val="00A026BA"/>
     <w:pPr>
       <w:numPr>
         <w:ilvl w:val="1"/>
         <w:numId w:val="4"/>
       </w:numPr>
+      <w:spacing w:line="400" w:lineRule="exact"/>
     </w:pPr>
     <w:rPr>
       <w:rFonts w:ascii="Times New Roman" w:hAnsi="Times New Roman" w:cs="Times New Roman"/>
@@ -4034,18 +9694,18 @@
     <w:basedOn w:val="3"/>
     <w:next w:val="a3"/>
     <w:qFormat/>
-    <w:rsid w:val="007E16CC"/>
+    <w:rsid w:val="00A026BA"/>
     <w:pPr>
       <w:numPr>
         <w:ilvl w:val="2"/>
         <w:numId w:val="4"/>
       </w:numPr>
-      <w:spacing w:beforeLines="50" w:before="50" w:afterLines="50" w:after="50" w:line="278" w:lineRule="auto"/>
+      <w:spacing w:beforeLines="50" w:before="50" w:afterLines="50" w:after="50"/>
       <w:ind w:firstLineChars="0" w:firstLine="0"/>
       <w:jc w:val="left"/>
     </w:pPr>
     <w:rPr>
-      <w:rFonts w:ascii="Times New Roman" w:eastAsia="SimHei" w:hAnsi="Times New Roman"/>
+      <w:rFonts w:ascii="Times New Roman" w:eastAsia="黑体" w:hAnsi="Times New Roman"/>
       <w:color w:val="000000" w:themeColor="text1"/>
       <w:sz w:val="28"/>
     </w:rPr>
@@ -4383,7 +10043,7 @@
     <w:link w:val="af9"/>
     <w:rsid w:val="000F7A7D"/>
     <w:rPr>
-      <w:rFonts w:asciiTheme="majorHAnsi" w:eastAsia="SimHei" w:hAnsiTheme="majorHAnsi" w:cstheme="majorBidi"/>
+      <w:rFonts w:asciiTheme="majorHAnsi" w:eastAsia="黑体" w:hAnsiTheme="majorHAnsi" w:cstheme="majorBidi"/>
       <w:color w:val="000000" w:themeColor="text1"/>
       <w:sz w:val="36"/>
       <w:szCs w:val="48"/>
